--- a/Knowledge/3-Work knowledge/1-Software Engineering/1-Software Engineering Fundamentals/5-My Source/2-Internet and Internet Service Provider.docx
+++ b/Knowledge/3-Work knowledge/1-Software Engineering/1-Software Engineering Fundamentals/5-My Source/2-Internet and Internet Service Provider.docx
@@ -57,25 +57,14 @@
         </w:rPr>
         <w:t xml:space="preserve">: </w:t>
       </w:r>
-      <w:proofErr w:type="spellStart"/>
-      <w:r>
-        <w:rPr>
-          <w:rFonts w:ascii="Arial" w:eastAsia="Arial" w:hAnsi="Arial"/>
-          <w:b/>
-          <w:sz w:val="22"/>
-          <w:shd w:val="clear" w:color="auto" w:fill="B7B7B7"/>
-        </w:rPr>
-        <w:t>Chatgpt</w:t>
-      </w:r>
-      <w:proofErr w:type="spellEnd"/>
-      <w:r>
-        <w:rPr>
-          <w:rFonts w:ascii="Arial" w:eastAsia="Arial" w:hAnsi="Arial"/>
-          <w:b/>
-          <w:sz w:val="22"/>
-          <w:shd w:val="clear" w:color="auto" w:fill="B7B7B7"/>
-        </w:rPr>
-        <w:t xml:space="preserve"> </w:t>
+      <w:r>
+        <w:rPr>
+          <w:rFonts w:ascii="Arial" w:eastAsia="Arial" w:hAnsi="Arial"/>
+          <w:b/>
+          <w:sz w:val="22"/>
+          <w:shd w:val="clear" w:color="auto" w:fill="B7B7B7"/>
+        </w:rPr>
+        <w:t xml:space="preserve">Chatgpt </w:t>
       </w:r>
       <w:r>
         <w:rPr>
@@ -124,34 +113,714 @@
           <w:rFonts w:ascii="Roboto Mono" w:eastAsia="Arial" w:hAnsi="Roboto Mono"/>
           <w:sz w:val="22"/>
         </w:rPr>
-        <w:t xml:space="preserve">The Internet is a vast global network of interconnected computers and devices that communicate with each other </w:t>
-      </w:r>
-      <w:r>
-        <w:rPr>
-          <w:rFonts w:ascii="Roboto Mono" w:eastAsia="Arial" w:hAnsi="Roboto Mono"/>
-          <w:sz w:val="22"/>
-        </w:rPr>
-        <w:t xml:space="preserve">using standardized protocols </w:t>
-      </w:r>
-      <w:r>
-        <w:rPr>
-          <w:rFonts w:ascii="Roboto Mono" w:eastAsia="Arial" w:hAnsi="Roboto Mono"/>
-          <w:sz w:val="22"/>
-        </w:rPr>
-        <w:t>to share information, access services, and connect people around the world. It is essentially a “network of networks.”</w:t>
-      </w:r>
-    </w:p>
-    <w:p>
-      <w:pPr>
-        <w:rPr>
-          <w:rFonts w:ascii="Roboto Mono" w:hAnsi="Roboto Mono"/>
-        </w:rPr>
-      </w:pPr>
-      <w:r>
-        <w:rPr>
-          <w:rFonts w:ascii="Roboto Mono" w:hAnsi="Roboto Mono"/>
-        </w:rPr>
-        <w:pict w14:anchorId="30D411D9">
+        <w:t>The Internet is a vast global network of interconnected computers and devices that communicate with each other using standardized protocols to share information, access services, and connect people around the world. It is essentially a “network of networks.”</w:t>
+      </w:r>
+    </w:p>
+    <w:p>
+      <w:pPr>
+        <w:rPr>
+          <w:rFonts w:ascii="Roboto Mono" w:hAnsi="Roboto Mono"/>
+        </w:rPr>
+      </w:pPr>
+      <w:r>
+        <w:rPr>
+          <w:rFonts w:ascii="Roboto Mono" w:hAnsi="Roboto Mono"/>
+        </w:rPr>
+        <w:pict w14:anchorId="7FAF3B3D">
+          <v:rect id="_x0000_i1025" style="width:0;height:1.5pt" o:hralign="center" o:hrstd="t" o:hr="t" fillcolor="#a0a0a0" stroked="f"/>
+        </w:pict>
+      </w:r>
+    </w:p>
+    <w:p>
+      <w:pPr>
+        <w:pStyle w:val="Heading3"/>
+      </w:pPr>
+      <w:r>
+        <w:rPr>
+          <w:rFonts w:ascii="Segoe UI Emoji" w:hAnsi="Segoe UI Emoji" w:cs="Segoe UI Emoji"/>
+        </w:rPr>
+        <w:t>🧠</w:t>
+      </w:r>
+      <w:r>
+        <w:t xml:space="preserve"> In Simple Terms:</w:t>
+      </w:r>
+    </w:p>
+    <w:p>
+      <w:r>
+        <w:rPr>
+          <w:rFonts w:ascii="Arial" w:eastAsia="Arial" w:hAnsi="Arial"/>
+          <w:b/>
+          <w:sz w:val="22"/>
+          <w:shd w:val="clear" w:color="auto" w:fill="B7B7B7"/>
+        </w:rPr>
+        <w:t># Source</w:t>
+      </w:r>
+      <w:r>
+        <w:rPr>
+          <w:rFonts w:ascii="Arial" w:eastAsia="Arial" w:hAnsi="Arial"/>
+          <w:sz w:val="22"/>
+          <w:shd w:val="clear" w:color="auto" w:fill="B7B7B7"/>
+        </w:rPr>
+        <w:t xml:space="preserve">: </w:t>
+      </w:r>
+      <w:r>
+        <w:rPr>
+          <w:rFonts w:ascii="Arial" w:eastAsia="Arial" w:hAnsi="Arial"/>
+          <w:b/>
+          <w:sz w:val="22"/>
+          <w:shd w:val="clear" w:color="auto" w:fill="B7B7B7"/>
+        </w:rPr>
+        <w:t xml:space="preserve">Chatgpt </w:t>
+      </w:r>
+      <w:r>
+        <w:rPr>
+          <w:rFonts w:ascii="Arial" w:eastAsia="Arial" w:hAnsi="Arial"/>
+          <w:b/>
+          <w:sz w:val="22"/>
+          <w:szCs w:val="14"/>
+          <w:shd w:val="clear" w:color="auto" w:fill="B7B7B7"/>
+        </w:rPr>
+        <w:t>(GPT</w:t>
+      </w:r>
+      <w:r>
+        <w:rPr>
+          <w:rFonts w:ascii="Arial" w:eastAsia="Arial" w:hAnsi="Arial" w:cs="Cambria Math"/>
+          <w:b/>
+          <w:sz w:val="22"/>
+          <w:szCs w:val="14"/>
+          <w:shd w:val="clear" w:color="auto" w:fill="B7B7B7"/>
+        </w:rPr>
+        <w:t>‑</w:t>
+      </w:r>
+      <w:r>
+        <w:rPr>
+          <w:rFonts w:ascii="Arial" w:eastAsia="Arial" w:hAnsi="Arial"/>
+          <w:b/>
+          <w:sz w:val="22"/>
+          <w:szCs w:val="14"/>
+          <w:shd w:val="clear" w:color="auto" w:fill="B7B7B7"/>
+        </w:rPr>
+        <w:t>5 Mini) at [12/9/2025]</w:t>
+      </w:r>
+    </w:p>
+    <w:p>
+      <w:pPr>
+        <w:rPr>
+          <w:rFonts w:ascii="Roboto Mono" w:hAnsi="Roboto Mono"/>
+        </w:rPr>
+      </w:pPr>
+      <w:r>
+        <w:rPr>
+          <w:rFonts w:ascii="Roboto Mono" w:hAnsi="Roboto Mono"/>
+        </w:rPr>
+        <w:t>The Internet is like a massive web connecting millions (actually billions!) of computers, phones, servers, and other devices worldwide — allowing them to talk, share, and access data anytime, anywhere.</w:t>
+      </w:r>
+    </w:p>
+    <w:p>
+      <w:pPr>
+        <w:rPr>
+          <w:rFonts w:ascii="Roboto Mono" w:hAnsi="Roboto Mono"/>
+        </w:rPr>
+      </w:pPr>
+      <w:r>
+        <w:rPr>
+          <w:rFonts w:ascii="Roboto Mono" w:hAnsi="Roboto Mono"/>
+        </w:rPr>
+        <w:pict w14:anchorId="0080A0EE">
+          <v:rect id="_x0000_i1026" style="width:0;height:1.5pt" o:hralign="center" o:hrstd="t" o:hr="t" fillcolor="#a0a0a0" stroked="f"/>
+        </w:pict>
+      </w:r>
+    </w:p>
+    <w:p>
+      <w:pPr>
+        <w:pStyle w:val="Heading3"/>
+      </w:pPr>
+      <w:r>
+        <w:rPr>
+          <w:rFonts w:ascii="Segoe UI Emoji" w:hAnsi="Segoe UI Emoji" w:cs="Segoe UI Emoji"/>
+        </w:rPr>
+        <w:t>✅</w:t>
+      </w:r>
+      <w:r>
+        <w:t xml:space="preserve"> Key Features of the Internet:</w:t>
+      </w:r>
+    </w:p>
+    <w:p>
+      <w:r>
+        <w:rPr>
+          <w:rFonts w:ascii="Arial" w:eastAsia="Arial" w:hAnsi="Arial"/>
+          <w:b/>
+          <w:sz w:val="22"/>
+          <w:shd w:val="clear" w:color="auto" w:fill="B7B7B7"/>
+        </w:rPr>
+        <w:t># Source</w:t>
+      </w:r>
+      <w:r>
+        <w:rPr>
+          <w:rFonts w:ascii="Arial" w:eastAsia="Arial" w:hAnsi="Arial"/>
+          <w:sz w:val="22"/>
+          <w:shd w:val="clear" w:color="auto" w:fill="B7B7B7"/>
+        </w:rPr>
+        <w:t xml:space="preserve">: </w:t>
+      </w:r>
+      <w:r>
+        <w:rPr>
+          <w:rFonts w:ascii="Arial" w:eastAsia="Arial" w:hAnsi="Arial"/>
+          <w:b/>
+          <w:sz w:val="22"/>
+          <w:shd w:val="clear" w:color="auto" w:fill="B7B7B7"/>
+        </w:rPr>
+        <w:t xml:space="preserve">Chatgpt </w:t>
+      </w:r>
+      <w:r>
+        <w:rPr>
+          <w:rFonts w:ascii="Arial" w:eastAsia="Arial" w:hAnsi="Arial"/>
+          <w:b/>
+          <w:sz w:val="22"/>
+          <w:szCs w:val="14"/>
+          <w:shd w:val="clear" w:color="auto" w:fill="B7B7B7"/>
+        </w:rPr>
+        <w:t>(GPT</w:t>
+      </w:r>
+      <w:r>
+        <w:rPr>
+          <w:rFonts w:ascii="Arial" w:eastAsia="Arial" w:hAnsi="Arial" w:cs="Cambria Math"/>
+          <w:b/>
+          <w:sz w:val="22"/>
+          <w:szCs w:val="14"/>
+          <w:shd w:val="clear" w:color="auto" w:fill="B7B7B7"/>
+        </w:rPr>
+        <w:t>‑</w:t>
+      </w:r>
+      <w:r>
+        <w:rPr>
+          <w:rFonts w:ascii="Arial" w:eastAsia="Arial" w:hAnsi="Arial"/>
+          <w:b/>
+          <w:sz w:val="22"/>
+          <w:szCs w:val="14"/>
+          <w:shd w:val="clear" w:color="auto" w:fill="B7B7B7"/>
+        </w:rPr>
+        <w:t>5 Mini) at [12/9/2025]</w:t>
+      </w:r>
+    </w:p>
+    <w:p>
+      <w:pPr>
+        <w:numPr>
+          <w:ilvl w:val="0"/>
+          <w:numId w:val="1"/>
+        </w:numPr>
+        <w:rPr>
+          <w:rFonts w:ascii="Roboto Mono" w:hAnsi="Roboto Mono"/>
+        </w:rPr>
+      </w:pPr>
+      <w:r>
+        <w:rPr>
+          <w:rFonts w:ascii="Roboto Mono" w:hAnsi="Roboto Mono"/>
+          <w:b/>
+          <w:bCs/>
+        </w:rPr>
+        <w:t>Global Connectivity:</w:t>
+      </w:r>
+      <w:r>
+        <w:rPr>
+          <w:rFonts w:ascii="Roboto Mono" w:hAnsi="Roboto Mono"/>
+        </w:rPr>
+        <w:t xml:space="preserve"> Connects millions of computers, devices, and networks worldwide.</w:t>
+      </w:r>
+    </w:p>
+    <w:p>
+      <w:pPr>
+        <w:numPr>
+          <w:ilvl w:val="0"/>
+          <w:numId w:val="1"/>
+        </w:numPr>
+        <w:rPr>
+          <w:rFonts w:ascii="Roboto Mono" w:hAnsi="Roboto Mono"/>
+        </w:rPr>
+      </w:pPr>
+      <w:r>
+        <w:rPr>
+          <w:rFonts w:ascii="Roboto Mono" w:hAnsi="Roboto Mono"/>
+          <w:b/>
+          <w:bCs/>
+        </w:rPr>
+        <w:t>Decentralized:</w:t>
+      </w:r>
+      <w:r>
+        <w:rPr>
+          <w:rFonts w:ascii="Roboto Mono" w:hAnsi="Roboto Mono"/>
+        </w:rPr>
+        <w:t xml:space="preserve"> no single owner; many organizations manage parts of it</w:t>
+      </w:r>
+    </w:p>
+    <w:p>
+      <w:pPr>
+        <w:numPr>
+          <w:ilvl w:val="0"/>
+          <w:numId w:val="1"/>
+        </w:numPr>
+        <w:rPr>
+          <w:rFonts w:ascii="Roboto Mono" w:hAnsi="Roboto Mono"/>
+        </w:rPr>
+      </w:pPr>
+      <w:r>
+        <w:rPr>
+          <w:rFonts w:ascii="Roboto Mono" w:hAnsi="Roboto Mono"/>
+          <w:b/>
+          <w:bCs/>
+        </w:rPr>
+        <w:t>Reliable Data Transmission:</w:t>
+      </w:r>
+      <w:r>
+        <w:rPr>
+          <w:rFonts w:ascii="Roboto Mono" w:hAnsi="Roboto Mono"/>
+        </w:rPr>
+        <w:t xml:space="preserve"> Uses protocols like TCP/IP to send and receive data reliably.</w:t>
+      </w:r>
+    </w:p>
+    <w:p>
+      <w:pPr>
+        <w:numPr>
+          <w:ilvl w:val="0"/>
+          <w:numId w:val="1"/>
+        </w:numPr>
+        <w:rPr>
+          <w:rFonts w:ascii="Roboto Mono" w:hAnsi="Roboto Mono"/>
+        </w:rPr>
+      </w:pPr>
+      <w:r>
+        <w:rPr>
+          <w:rFonts w:ascii="Roboto Mono" w:hAnsi="Roboto Mono"/>
+          <w:b/>
+          <w:bCs/>
+        </w:rPr>
+        <w:t>Information Access:</w:t>
+      </w:r>
+      <w:r>
+        <w:rPr>
+          <w:rFonts w:ascii="Roboto Mono" w:hAnsi="Roboto Mono"/>
+        </w:rPr>
+        <w:t xml:space="preserve"> Provides instant access to websites, videos, articles, and more.</w:t>
+      </w:r>
+    </w:p>
+    <w:p>
+      <w:pPr>
+        <w:numPr>
+          <w:ilvl w:val="0"/>
+          <w:numId w:val="1"/>
+        </w:numPr>
+        <w:rPr>
+          <w:rFonts w:ascii="Roboto Mono" w:hAnsi="Roboto Mono"/>
+        </w:rPr>
+      </w:pPr>
+      <w:r>
+        <w:rPr>
+          <w:rFonts w:ascii="Roboto Mono" w:hAnsi="Roboto Mono"/>
+          <w:b/>
+          <w:bCs/>
+        </w:rPr>
+        <w:t>Communication:</w:t>
+      </w:r>
+      <w:r>
+        <w:rPr>
+          <w:rFonts w:ascii="Roboto Mono" w:hAnsi="Roboto Mono"/>
+        </w:rPr>
+        <w:t xml:space="preserve"> Enables emails, chats, video calls, and social media.</w:t>
+      </w:r>
+    </w:p>
+    <w:p>
+      <w:pPr>
+        <w:numPr>
+          <w:ilvl w:val="0"/>
+          <w:numId w:val="1"/>
+        </w:numPr>
+        <w:rPr>
+          <w:rFonts w:ascii="Roboto Mono" w:hAnsi="Roboto Mono"/>
+        </w:rPr>
+      </w:pPr>
+      <w:r>
+        <w:rPr>
+          <w:rFonts w:ascii="Roboto Mono" w:hAnsi="Roboto Mono"/>
+          <w:b/>
+          <w:bCs/>
+        </w:rPr>
+        <w:t>Services &amp; Applications:</w:t>
+      </w:r>
+      <w:r>
+        <w:rPr>
+          <w:rFonts w:ascii="Roboto Mono" w:hAnsi="Roboto Mono"/>
+        </w:rPr>
+        <w:t xml:space="preserve"> Supports </w:t>
+      </w:r>
+      <w:r>
+        <w:rPr>
+          <w:rFonts w:ascii="Roboto Mono" w:hAnsi="Roboto Mono"/>
+        </w:rPr>
+        <w:t>websites, email,</w:t>
+      </w:r>
+      <w:r>
+        <w:rPr>
+          <w:rFonts w:ascii="Roboto Mono" w:hAnsi="Roboto Mono"/>
+        </w:rPr>
+        <w:t xml:space="preserve"> banking, e-commerce, cloud storage, online gaming, and streaming.</w:t>
+      </w:r>
+    </w:p>
+    <w:p>
+      <w:pPr>
+        <w:numPr>
+          <w:ilvl w:val="0"/>
+          <w:numId w:val="1"/>
+        </w:numPr>
+        <w:rPr>
+          <w:rFonts w:ascii="Roboto Mono" w:hAnsi="Roboto Mono"/>
+        </w:rPr>
+      </w:pPr>
+      <w:r>
+        <w:rPr>
+          <w:rFonts w:ascii="Roboto Mono" w:hAnsi="Roboto Mono"/>
+          <w:b/>
+          <w:bCs/>
+        </w:rPr>
+        <w:t>Resource Sharing:</w:t>
+      </w:r>
+      <w:r>
+        <w:rPr>
+          <w:rFonts w:ascii="Roboto Mono" w:hAnsi="Roboto Mono"/>
+        </w:rPr>
+        <w:t xml:space="preserve"> Allows sharing of files, printers, software, and other resources.</w:t>
+      </w:r>
+    </w:p>
+    <w:p>
+      <w:pPr>
+        <w:rPr>
+          <w:rFonts w:ascii="Roboto Mono" w:hAnsi="Roboto Mono"/>
+        </w:rPr>
+      </w:pPr>
+      <w:r>
+        <w:rPr>
+          <w:rFonts w:ascii="Roboto Mono" w:hAnsi="Roboto Mono"/>
+        </w:rPr>
+        <w:pict w14:anchorId="61AA710C">
+          <v:rect id="_x0000_i1027" style="width:0;height:1.5pt" o:hralign="center" o:bullet="t" o:hrstd="t" o:hr="t" fillcolor="#a0a0a0" stroked="f"/>
+        </w:pict>
+      </w:r>
+    </w:p>
+    <w:p>
+      <w:pPr>
+        <w:pStyle w:val="Heading3"/>
+      </w:pPr>
+      <w:r>
+        <w:rPr>
+          <w:rFonts w:ascii="Segoe UI Emoji" w:hAnsi="Segoe UI Emoji" w:cs="Segoe UI Emoji"/>
+        </w:rPr>
+        <w:t>💡</w:t>
+      </w:r>
+      <w:r>
+        <w:t xml:space="preserve"> Everyday Examples</w:t>
+      </w:r>
+    </w:p>
+    <w:p>
+      <w:r>
+        <w:rPr>
+          <w:rFonts w:ascii="Arial" w:eastAsia="Arial" w:hAnsi="Arial"/>
+          <w:b/>
+          <w:sz w:val="22"/>
+          <w:shd w:val="clear" w:color="auto" w:fill="B7B7B7"/>
+        </w:rPr>
+        <w:t># Source</w:t>
+      </w:r>
+      <w:r>
+        <w:rPr>
+          <w:rFonts w:ascii="Arial" w:eastAsia="Arial" w:hAnsi="Arial"/>
+          <w:sz w:val="22"/>
+          <w:shd w:val="clear" w:color="auto" w:fill="B7B7B7"/>
+        </w:rPr>
+        <w:t xml:space="preserve">: </w:t>
+      </w:r>
+      <w:r>
+        <w:rPr>
+          <w:rFonts w:ascii="Arial" w:eastAsia="Arial" w:hAnsi="Arial"/>
+          <w:b/>
+          <w:sz w:val="22"/>
+          <w:shd w:val="clear" w:color="auto" w:fill="B7B7B7"/>
+        </w:rPr>
+        <w:t xml:space="preserve">Chatgpt </w:t>
+      </w:r>
+      <w:r>
+        <w:rPr>
+          <w:rFonts w:ascii="Arial" w:eastAsia="Arial" w:hAnsi="Arial"/>
+          <w:b/>
+          <w:sz w:val="22"/>
+          <w:szCs w:val="14"/>
+          <w:shd w:val="clear" w:color="auto" w:fill="B7B7B7"/>
+        </w:rPr>
+        <w:t>(GPT</w:t>
+      </w:r>
+      <w:r>
+        <w:rPr>
+          <w:rFonts w:ascii="Arial" w:eastAsia="Arial" w:hAnsi="Arial" w:cs="Cambria Math"/>
+          <w:b/>
+          <w:sz w:val="22"/>
+          <w:szCs w:val="14"/>
+          <w:shd w:val="clear" w:color="auto" w:fill="B7B7B7"/>
+        </w:rPr>
+        <w:t>‑</w:t>
+      </w:r>
+      <w:r>
+        <w:rPr>
+          <w:rFonts w:ascii="Arial" w:eastAsia="Arial" w:hAnsi="Arial"/>
+          <w:b/>
+          <w:sz w:val="22"/>
+          <w:szCs w:val="14"/>
+          <w:shd w:val="clear" w:color="auto" w:fill="B7B7B7"/>
+        </w:rPr>
+        <w:t>5 Mini) at [12/9/2025]</w:t>
+      </w:r>
+    </w:p>
+    <w:p>
+      <w:pPr>
+        <w:numPr>
+          <w:ilvl w:val="0"/>
+          <w:numId w:val="8"/>
+        </w:numPr>
+        <w:rPr>
+          <w:rFonts w:ascii="Roboto Mono" w:hAnsi="Roboto Mono"/>
+        </w:rPr>
+      </w:pPr>
+      <w:r>
+        <w:rPr>
+          <w:rFonts w:ascii="Roboto Mono" w:hAnsi="Roboto Mono"/>
+        </w:rPr>
+        <w:t>Browsing websites like Google or YouTube</w:t>
+      </w:r>
+    </w:p>
+    <w:p>
+      <w:pPr>
+        <w:numPr>
+          <w:ilvl w:val="0"/>
+          <w:numId w:val="8"/>
+        </w:numPr>
+        <w:rPr>
+          <w:rFonts w:ascii="Roboto Mono" w:hAnsi="Roboto Mono"/>
+        </w:rPr>
+      </w:pPr>
+      <w:r>
+        <w:rPr>
+          <w:rFonts w:ascii="Roboto Mono" w:hAnsi="Roboto Mono"/>
+        </w:rPr>
+        <w:t>Sending emails or instant messages</w:t>
+      </w:r>
+    </w:p>
+    <w:p>
+      <w:pPr>
+        <w:numPr>
+          <w:ilvl w:val="0"/>
+          <w:numId w:val="8"/>
+        </w:numPr>
+        <w:rPr>
+          <w:rFonts w:ascii="Roboto Mono" w:hAnsi="Roboto Mono"/>
+        </w:rPr>
+      </w:pPr>
+      <w:r>
+        <w:rPr>
+          <w:rFonts w:ascii="Roboto Mono" w:hAnsi="Roboto Mono"/>
+        </w:rPr>
+        <w:t>Streaming movies or music</w:t>
+      </w:r>
+    </w:p>
+    <w:p>
+      <w:pPr>
+        <w:numPr>
+          <w:ilvl w:val="0"/>
+          <w:numId w:val="8"/>
+        </w:numPr>
+        <w:rPr>
+          <w:rFonts w:ascii="Roboto Mono" w:hAnsi="Roboto Mono"/>
+        </w:rPr>
+      </w:pPr>
+      <w:r>
+        <w:rPr>
+          <w:rFonts w:ascii="Roboto Mono" w:hAnsi="Roboto Mono"/>
+        </w:rPr>
+        <w:t>Online shopping or banking</w:t>
+      </w:r>
+      <w:r>
+        <w:rPr>
+          <w:rFonts w:ascii="Roboto Mono" w:hAnsi="Roboto Mono"/>
+        </w:rPr>
+        <w:br/>
+      </w:r>
+      <w:r>
+        <w:rPr>
+          <w:rFonts w:ascii="Roboto Mono" w:hAnsi="Roboto Mono"/>
+        </w:rPr>
+        <w:pict w14:anchorId="62BFC81A">
+          <v:rect id="_x0000_i1028" style="width:0;height:1.5pt" o:hralign="center" o:bullet="t" o:hrstd="t" o:hr="t" fillcolor="#a0a0a0" stroked="f"/>
+        </w:pict>
+      </w:r>
+    </w:p>
+    <w:p>
+      <w:pPr>
+        <w:pStyle w:val="Heading3"/>
+      </w:pPr>
+      <w:r>
+        <w:rPr>
+          <w:rFonts w:ascii="Segoe UI Emoji" w:hAnsi="Segoe UI Emoji" w:cs="Segoe UI Emoji"/>
+        </w:rPr>
+        <w:t>🔧</w:t>
+      </w:r>
+      <w:r>
+        <w:t xml:space="preserve"> How the Internet Works:</w:t>
+      </w:r>
+    </w:p>
+    <w:p>
+      <w:r>
+        <w:rPr>
+          <w:rFonts w:ascii="Arial" w:eastAsia="Arial" w:hAnsi="Arial"/>
+          <w:b/>
+          <w:sz w:val="22"/>
+          <w:shd w:val="clear" w:color="auto" w:fill="B7B7B7"/>
+        </w:rPr>
+        <w:t># Source</w:t>
+      </w:r>
+      <w:r>
+        <w:rPr>
+          <w:rFonts w:ascii="Arial" w:eastAsia="Arial" w:hAnsi="Arial"/>
+          <w:sz w:val="22"/>
+          <w:shd w:val="clear" w:color="auto" w:fill="B7B7B7"/>
+        </w:rPr>
+        <w:t xml:space="preserve">: </w:t>
+      </w:r>
+      <w:r>
+        <w:rPr>
+          <w:rFonts w:ascii="Arial" w:eastAsia="Arial" w:hAnsi="Arial"/>
+          <w:b/>
+          <w:sz w:val="22"/>
+          <w:shd w:val="clear" w:color="auto" w:fill="B7B7B7"/>
+        </w:rPr>
+        <w:t xml:space="preserve">Chatgpt </w:t>
+      </w:r>
+      <w:r>
+        <w:rPr>
+          <w:rFonts w:ascii="Arial" w:eastAsia="Arial" w:hAnsi="Arial"/>
+          <w:b/>
+          <w:sz w:val="22"/>
+          <w:szCs w:val="14"/>
+          <w:shd w:val="clear" w:color="auto" w:fill="B7B7B7"/>
+        </w:rPr>
+        <w:t>(GPT</w:t>
+      </w:r>
+      <w:r>
+        <w:rPr>
+          <w:rFonts w:ascii="Arial" w:eastAsia="Arial" w:hAnsi="Arial" w:cs="Cambria Math"/>
+          <w:b/>
+          <w:sz w:val="22"/>
+          <w:szCs w:val="14"/>
+          <w:shd w:val="clear" w:color="auto" w:fill="B7B7B7"/>
+        </w:rPr>
+        <w:t>‑</w:t>
+      </w:r>
+      <w:r>
+        <w:rPr>
+          <w:rFonts w:ascii="Arial" w:eastAsia="Arial" w:hAnsi="Arial"/>
+          <w:b/>
+          <w:sz w:val="22"/>
+          <w:szCs w:val="14"/>
+          <w:shd w:val="clear" w:color="auto" w:fill="B7B7B7"/>
+        </w:rPr>
+        <w:t>5 Mini) at [12/9/2025]</w:t>
+      </w:r>
+    </w:p>
+    <w:p>
+      <w:pPr>
+        <w:numPr>
+          <w:ilvl w:val="0"/>
+          <w:numId w:val="2"/>
+        </w:numPr>
+        <w:rPr>
+          <w:rFonts w:ascii="Roboto Mono" w:hAnsi="Roboto Mono"/>
+        </w:rPr>
+      </w:pPr>
+      <w:r>
+        <w:rPr>
+          <w:rFonts w:ascii="Roboto Mono" w:hAnsi="Roboto Mono"/>
+        </w:rPr>
+        <w:t xml:space="preserve">Uses a system called </w:t>
+      </w:r>
+      <w:r>
+        <w:rPr>
+          <w:rFonts w:ascii="Roboto Mono" w:hAnsi="Roboto Mono"/>
+          <w:b/>
+          <w:bCs/>
+        </w:rPr>
+        <w:t>TCP/IP (Transmission Control Protocol/Internet Protocol)</w:t>
+      </w:r>
+      <w:r>
+        <w:rPr>
+          <w:rFonts w:ascii="Roboto Mono" w:hAnsi="Roboto Mono"/>
+        </w:rPr>
+        <w:t xml:space="preserve"> to send and receive data.</w:t>
+      </w:r>
+    </w:p>
+    <w:p>
+      <w:pPr>
+        <w:numPr>
+          <w:ilvl w:val="0"/>
+          <w:numId w:val="2"/>
+        </w:numPr>
+        <w:rPr>
+          <w:rFonts w:ascii="Roboto Mono" w:hAnsi="Roboto Mono"/>
+        </w:rPr>
+      </w:pPr>
+      <w:r>
+        <w:rPr>
+          <w:rFonts w:ascii="Roboto Mono" w:hAnsi="Roboto Mono"/>
+        </w:rPr>
+        <w:t xml:space="preserve">Data is broken into </w:t>
+      </w:r>
+      <w:r>
+        <w:rPr>
+          <w:rFonts w:ascii="Roboto Mono" w:hAnsi="Roboto Mono"/>
+          <w:b/>
+          <w:bCs/>
+        </w:rPr>
+        <w:t>packets</w:t>
+      </w:r>
+      <w:r>
+        <w:rPr>
+          <w:rFonts w:ascii="Roboto Mono" w:hAnsi="Roboto Mono"/>
+        </w:rPr>
+        <w:t>, sent through routers and servers, and reassembled at the destination.</w:t>
+      </w:r>
+    </w:p>
+    <w:p>
+      <w:pPr>
+        <w:numPr>
+          <w:ilvl w:val="0"/>
+          <w:numId w:val="2"/>
+        </w:numPr>
+        <w:rPr>
+          <w:rFonts w:ascii="Roboto Mono" w:hAnsi="Roboto Mono"/>
+        </w:rPr>
+      </w:pPr>
+      <w:r>
+        <w:rPr>
+          <w:rFonts w:ascii="Roboto Mono" w:hAnsi="Roboto Mono"/>
+        </w:rPr>
+        <w:t>Devices connect via wired (Ethernet) or wireless (Wi-Fi, mobile networks) connections.</w:t>
+      </w:r>
+    </w:p>
+    <w:p>
+      <w:pPr>
+        <w:rPr>
+          <w:rFonts w:ascii="Roboto Mono" w:hAnsi="Roboto Mono"/>
+        </w:rPr>
+      </w:pPr>
+      <w:r>
+        <w:rPr>
+          <w:rFonts w:ascii="Roboto Mono" w:hAnsi="Roboto Mono"/>
+        </w:rPr>
+        <w:pict w14:anchorId="726C8494">
           <v:rect id="_x0000_i1029" style="width:0;height:1.5pt" o:hralign="center" o:hrstd="t" o:hr="t" fillcolor="#a0a0a0" stroked="f"/>
         </w:pict>
       </w:r>
@@ -164,10 +833,10 @@
         <w:rPr>
           <w:rFonts w:ascii="Segoe UI Emoji" w:hAnsi="Segoe UI Emoji" w:cs="Segoe UI Emoji"/>
         </w:rPr>
-        <w:t>🧠</w:t>
-      </w:r>
-      <w:r>
-        <w:t xml:space="preserve"> In Simple Terms:</w:t>
+        <w:t>🖥️</w:t>
+      </w:r>
+      <w:r>
+        <w:t xml:space="preserve"> Hardware Used for Networks &amp; the Internet</w:t>
       </w:r>
     </w:p>
     <w:p>
@@ -188,25 +857,14 @@
         </w:rPr>
         <w:t xml:space="preserve">: </w:t>
       </w:r>
-      <w:proofErr w:type="spellStart"/>
-      <w:r>
-        <w:rPr>
-          <w:rFonts w:ascii="Arial" w:eastAsia="Arial" w:hAnsi="Arial"/>
-          <w:b/>
-          <w:sz w:val="22"/>
-          <w:shd w:val="clear" w:color="auto" w:fill="B7B7B7"/>
-        </w:rPr>
-        <w:t>Chatgpt</w:t>
-      </w:r>
-      <w:proofErr w:type="spellEnd"/>
-      <w:r>
-        <w:rPr>
-          <w:rFonts w:ascii="Arial" w:eastAsia="Arial" w:hAnsi="Arial"/>
-          <w:b/>
-          <w:sz w:val="22"/>
-          <w:shd w:val="clear" w:color="auto" w:fill="B7B7B7"/>
-        </w:rPr>
-        <w:t xml:space="preserve"> </w:t>
+      <w:r>
+        <w:rPr>
+          <w:rFonts w:ascii="Arial" w:eastAsia="Arial" w:hAnsi="Arial"/>
+          <w:b/>
+          <w:sz w:val="22"/>
+          <w:shd w:val="clear" w:color="auto" w:fill="B7B7B7"/>
+        </w:rPr>
+        <w:t xml:space="preserve">Chatgpt </w:t>
       </w:r>
       <w:r>
         <w:rPr>
@@ -240,758 +898,12 @@
       </w:r>
     </w:p>
     <w:p>
-      <w:pPr>
-        <w:rPr>
-          <w:rFonts w:ascii="Roboto Mono" w:hAnsi="Roboto Mono"/>
-        </w:rPr>
-      </w:pPr>
-      <w:r>
-        <w:rPr>
-          <w:rFonts w:ascii="Roboto Mono" w:hAnsi="Roboto Mono"/>
-        </w:rPr>
-        <w:t>The Internet is like a massive web connecting millions (actually billions!) of computers, phones, servers, and other devices worldwide — allowing them to talk, share, and access data anytime, anywhere.</w:t>
-      </w:r>
-    </w:p>
-    <w:p>
-      <w:pPr>
-        <w:rPr>
-          <w:rFonts w:ascii="Roboto Mono" w:hAnsi="Roboto Mono"/>
-        </w:rPr>
-      </w:pPr>
-      <w:r>
-        <w:rPr>
-          <w:rFonts w:ascii="Roboto Mono" w:hAnsi="Roboto Mono"/>
-        </w:rPr>
-        <w:pict w14:anchorId="52BD7411">
-          <v:rect id="_x0000_i1030" style="width:0;height:1.5pt" o:hralign="center" o:hrstd="t" o:hr="t" fillcolor="#a0a0a0" stroked="f"/>
-        </w:pict>
-      </w:r>
-    </w:p>
-    <w:p>
-      <w:pPr>
-        <w:pStyle w:val="Heading3"/>
-      </w:pPr>
-      <w:r>
-        <w:rPr>
-          <w:rFonts w:ascii="Segoe UI Emoji" w:hAnsi="Segoe UI Emoji" w:cs="Segoe UI Emoji"/>
-        </w:rPr>
-        <w:t>✅</w:t>
-      </w:r>
-      <w:r>
-        <w:t xml:space="preserve"> Key Features of the Internet:</w:t>
-      </w:r>
-    </w:p>
-    <w:p>
-      <w:r>
-        <w:rPr>
-          <w:rFonts w:ascii="Arial" w:eastAsia="Arial" w:hAnsi="Arial"/>
-          <w:b/>
-          <w:sz w:val="22"/>
-          <w:shd w:val="clear" w:color="auto" w:fill="B7B7B7"/>
-        </w:rPr>
-        <w:t># Source</w:t>
-      </w:r>
-      <w:r>
-        <w:rPr>
-          <w:rFonts w:ascii="Arial" w:eastAsia="Arial" w:hAnsi="Arial"/>
-          <w:sz w:val="22"/>
-          <w:shd w:val="clear" w:color="auto" w:fill="B7B7B7"/>
-        </w:rPr>
-        <w:t xml:space="preserve">: </w:t>
-      </w:r>
-      <w:proofErr w:type="spellStart"/>
-      <w:r>
-        <w:rPr>
-          <w:rFonts w:ascii="Arial" w:eastAsia="Arial" w:hAnsi="Arial"/>
-          <w:b/>
-          <w:sz w:val="22"/>
-          <w:shd w:val="clear" w:color="auto" w:fill="B7B7B7"/>
-        </w:rPr>
-        <w:t>Chatgpt</w:t>
-      </w:r>
-      <w:proofErr w:type="spellEnd"/>
-      <w:r>
-        <w:rPr>
-          <w:rFonts w:ascii="Arial" w:eastAsia="Arial" w:hAnsi="Arial"/>
-          <w:b/>
-          <w:sz w:val="22"/>
-          <w:shd w:val="clear" w:color="auto" w:fill="B7B7B7"/>
-        </w:rPr>
-        <w:t xml:space="preserve"> </w:t>
-      </w:r>
-      <w:r>
-        <w:rPr>
-          <w:rFonts w:ascii="Arial" w:eastAsia="Arial" w:hAnsi="Arial"/>
-          <w:b/>
-          <w:sz w:val="22"/>
-          <w:szCs w:val="14"/>
-          <w:shd w:val="clear" w:color="auto" w:fill="B7B7B7"/>
-        </w:rPr>
-        <w:t>(GPT</w:t>
-      </w:r>
-      <w:r>
-        <w:rPr>
-          <w:rFonts w:ascii="Arial" w:eastAsia="Arial" w:hAnsi="Arial" w:cs="Cambria Math"/>
-          <w:b/>
-          <w:sz w:val="22"/>
-          <w:szCs w:val="14"/>
-          <w:shd w:val="clear" w:color="auto" w:fill="B7B7B7"/>
-        </w:rPr>
-        <w:t>‑</w:t>
-      </w:r>
-      <w:r>
-        <w:rPr>
-          <w:rFonts w:ascii="Arial" w:eastAsia="Arial" w:hAnsi="Arial"/>
-          <w:b/>
-          <w:sz w:val="22"/>
-          <w:szCs w:val="14"/>
-          <w:shd w:val="clear" w:color="auto" w:fill="B7B7B7"/>
-        </w:rPr>
-        <w:t>5 Mini) at [12/9/2025]</w:t>
-      </w:r>
-    </w:p>
-    <w:p>
-      <w:pPr>
-        <w:numPr>
-          <w:ilvl w:val="0"/>
-          <w:numId w:val="4"/>
-        </w:numPr>
-        <w:rPr>
-          <w:rFonts w:ascii="Roboto Mono" w:hAnsi="Roboto Mono"/>
-        </w:rPr>
-      </w:pPr>
-      <w:r>
-        <w:rPr>
-          <w:rFonts w:ascii="Roboto Mono" w:hAnsi="Roboto Mono"/>
-          <w:b/>
-          <w:bCs/>
-        </w:rPr>
-        <w:t>Global Connectivity:</w:t>
-      </w:r>
-      <w:r>
-        <w:rPr>
-          <w:rFonts w:ascii="Roboto Mono" w:hAnsi="Roboto Mono"/>
-        </w:rPr>
-        <w:t xml:space="preserve"> Connects millions of computers, devices, and networks worldwide.</w:t>
-      </w:r>
-    </w:p>
-    <w:p>
-      <w:pPr>
-        <w:numPr>
-          <w:ilvl w:val="0"/>
-          <w:numId w:val="4"/>
-        </w:numPr>
-        <w:rPr>
-          <w:rFonts w:ascii="Roboto Mono" w:hAnsi="Roboto Mono"/>
-        </w:rPr>
-      </w:pPr>
-      <w:r>
-        <w:rPr>
-          <w:rFonts w:ascii="Roboto Mono" w:hAnsi="Roboto Mono"/>
-          <w:b/>
-          <w:bCs/>
-        </w:rPr>
-        <w:t>Decentralized:</w:t>
-      </w:r>
-      <w:r>
-        <w:rPr>
-          <w:rFonts w:ascii="Roboto Mono" w:hAnsi="Roboto Mono"/>
-        </w:rPr>
-        <w:t xml:space="preserve"> no single owner; many organizations manage parts of it</w:t>
-      </w:r>
-    </w:p>
-    <w:p>
-      <w:pPr>
-        <w:numPr>
-          <w:ilvl w:val="0"/>
-          <w:numId w:val="4"/>
-        </w:numPr>
-        <w:rPr>
-          <w:rFonts w:ascii="Roboto Mono" w:hAnsi="Roboto Mono"/>
-        </w:rPr>
-      </w:pPr>
-      <w:r>
-        <w:rPr>
-          <w:rFonts w:ascii="Roboto Mono" w:hAnsi="Roboto Mono"/>
-          <w:b/>
-          <w:bCs/>
-        </w:rPr>
-        <w:t>Reliable Data Transmission:</w:t>
-      </w:r>
-      <w:r>
-        <w:rPr>
-          <w:rFonts w:ascii="Roboto Mono" w:hAnsi="Roboto Mono"/>
-        </w:rPr>
-        <w:t xml:space="preserve"> Uses protocols like TCP/IP to send and receive data reliably.</w:t>
-      </w:r>
-    </w:p>
-    <w:p>
-      <w:pPr>
-        <w:numPr>
-          <w:ilvl w:val="0"/>
-          <w:numId w:val="4"/>
-        </w:numPr>
-        <w:rPr>
-          <w:rFonts w:ascii="Roboto Mono" w:hAnsi="Roboto Mono"/>
-        </w:rPr>
-      </w:pPr>
-      <w:r>
-        <w:rPr>
-          <w:rFonts w:ascii="Roboto Mono" w:hAnsi="Roboto Mono"/>
-          <w:b/>
-          <w:bCs/>
-        </w:rPr>
-        <w:t>Information Access:</w:t>
-      </w:r>
-      <w:r>
-        <w:rPr>
-          <w:rFonts w:ascii="Roboto Mono" w:hAnsi="Roboto Mono"/>
-        </w:rPr>
-        <w:t xml:space="preserve"> Provides instant access to websites, videos, articles, and more.</w:t>
-      </w:r>
-    </w:p>
-    <w:p>
-      <w:pPr>
-        <w:numPr>
-          <w:ilvl w:val="0"/>
-          <w:numId w:val="4"/>
-        </w:numPr>
-        <w:rPr>
-          <w:rFonts w:ascii="Roboto Mono" w:hAnsi="Roboto Mono"/>
-        </w:rPr>
-      </w:pPr>
-      <w:r>
-        <w:rPr>
-          <w:rFonts w:ascii="Roboto Mono" w:hAnsi="Roboto Mono"/>
-          <w:b/>
-          <w:bCs/>
-        </w:rPr>
-        <w:lastRenderedPageBreak/>
-        <w:t>Communication:</w:t>
-      </w:r>
-      <w:r>
-        <w:rPr>
-          <w:rFonts w:ascii="Roboto Mono" w:hAnsi="Roboto Mono"/>
-        </w:rPr>
-        <w:t xml:space="preserve"> Enables emails, chats, video calls, and social media.</w:t>
-      </w:r>
-    </w:p>
-    <w:p>
-      <w:pPr>
-        <w:numPr>
-          <w:ilvl w:val="0"/>
-          <w:numId w:val="4"/>
-        </w:numPr>
-        <w:rPr>
-          <w:rFonts w:ascii="Roboto Mono" w:hAnsi="Roboto Mono"/>
-        </w:rPr>
-      </w:pPr>
-      <w:r>
-        <w:rPr>
-          <w:rFonts w:ascii="Roboto Mono" w:hAnsi="Roboto Mono"/>
-          <w:b/>
-          <w:bCs/>
-        </w:rPr>
-        <w:t>Services &amp; Applications:</w:t>
-      </w:r>
-      <w:r>
-        <w:rPr>
-          <w:rFonts w:ascii="Roboto Mono" w:hAnsi="Roboto Mono"/>
-        </w:rPr>
-        <w:t xml:space="preserve"> Supports </w:t>
-      </w:r>
-      <w:r>
-        <w:rPr>
-          <w:rFonts w:ascii="Roboto Mono" w:hAnsi="Roboto Mono"/>
-        </w:rPr>
-        <w:t>websites, email,</w:t>
-      </w:r>
-      <w:r>
-        <w:rPr>
-          <w:rFonts w:ascii="Roboto Mono" w:hAnsi="Roboto Mono"/>
-        </w:rPr>
-        <w:t xml:space="preserve"> banking</w:t>
-      </w:r>
-      <w:r>
-        <w:rPr>
-          <w:rFonts w:ascii="Roboto Mono" w:hAnsi="Roboto Mono"/>
-        </w:rPr>
-        <w:t>, e-commerce, cloud storage, online gaming, and streaming.</w:t>
-      </w:r>
-    </w:p>
-    <w:p>
-      <w:pPr>
-        <w:numPr>
-          <w:ilvl w:val="0"/>
-          <w:numId w:val="4"/>
-        </w:numPr>
-        <w:rPr>
-          <w:rFonts w:ascii="Roboto Mono" w:hAnsi="Roboto Mono"/>
-        </w:rPr>
-      </w:pPr>
-      <w:r>
-        <w:rPr>
-          <w:rFonts w:ascii="Roboto Mono" w:hAnsi="Roboto Mono"/>
-          <w:b/>
-          <w:bCs/>
-        </w:rPr>
-        <w:t>Resource Sharing:</w:t>
-      </w:r>
-      <w:r>
-        <w:rPr>
-          <w:rFonts w:ascii="Roboto Mono" w:hAnsi="Roboto Mono"/>
-        </w:rPr>
-        <w:t xml:space="preserve"> Allows sharing of files, printers, software, and other resources.</w:t>
-      </w:r>
-    </w:p>
-    <w:p>
-      <w:pPr>
-        <w:rPr>
-          <w:rFonts w:ascii="Roboto Mono" w:hAnsi="Roboto Mono"/>
-        </w:rPr>
-      </w:pPr>
-      <w:r>
-        <w:rPr>
-          <w:rFonts w:ascii="Roboto Mono" w:hAnsi="Roboto Mono"/>
-        </w:rPr>
-        <w:pict w14:anchorId="491A9FE5">
-          <v:rect id="_x0000_i1031" style="width:0;height:1.5pt" o:hralign="center" o:bullet="t" o:hrstd="t" o:hr="t" fillcolor="#a0a0a0" stroked="f"/>
-        </w:pict>
-      </w:r>
-    </w:p>
-    <w:p>
-      <w:pPr>
-        <w:pStyle w:val="Heading3"/>
-      </w:pPr>
-      <w:r>
-        <w:rPr>
-          <w:rFonts w:ascii="Segoe UI Emoji" w:hAnsi="Segoe UI Emoji" w:cs="Segoe UI Emoji"/>
-        </w:rPr>
-        <w:t>💡</w:t>
-      </w:r>
-      <w:r>
-        <w:t xml:space="preserve"> Everyday Examples</w:t>
-      </w:r>
-    </w:p>
-    <w:p>
-      <w:r>
-        <w:rPr>
-          <w:rFonts w:ascii="Arial" w:eastAsia="Arial" w:hAnsi="Arial"/>
-          <w:b/>
-          <w:sz w:val="22"/>
-          <w:shd w:val="clear" w:color="auto" w:fill="B7B7B7"/>
-        </w:rPr>
-        <w:t># Source</w:t>
-      </w:r>
-      <w:r>
-        <w:rPr>
-          <w:rFonts w:ascii="Arial" w:eastAsia="Arial" w:hAnsi="Arial"/>
-          <w:sz w:val="22"/>
-          <w:shd w:val="clear" w:color="auto" w:fill="B7B7B7"/>
-        </w:rPr>
-        <w:t xml:space="preserve">: </w:t>
-      </w:r>
-      <w:proofErr w:type="spellStart"/>
-      <w:r>
-        <w:rPr>
-          <w:rFonts w:ascii="Arial" w:eastAsia="Arial" w:hAnsi="Arial"/>
-          <w:b/>
-          <w:sz w:val="22"/>
-          <w:shd w:val="clear" w:color="auto" w:fill="B7B7B7"/>
-        </w:rPr>
-        <w:t>Chatgpt</w:t>
-      </w:r>
-      <w:proofErr w:type="spellEnd"/>
-      <w:r>
-        <w:rPr>
-          <w:rFonts w:ascii="Arial" w:eastAsia="Arial" w:hAnsi="Arial"/>
-          <w:b/>
-          <w:sz w:val="22"/>
-          <w:shd w:val="clear" w:color="auto" w:fill="B7B7B7"/>
-        </w:rPr>
-        <w:t xml:space="preserve"> </w:t>
-      </w:r>
-      <w:r>
-        <w:rPr>
-          <w:rFonts w:ascii="Arial" w:eastAsia="Arial" w:hAnsi="Arial"/>
-          <w:b/>
-          <w:sz w:val="22"/>
-          <w:szCs w:val="14"/>
-          <w:shd w:val="clear" w:color="auto" w:fill="B7B7B7"/>
-        </w:rPr>
-        <w:t>(GPT</w:t>
-      </w:r>
-      <w:r>
-        <w:rPr>
-          <w:rFonts w:ascii="Arial" w:eastAsia="Arial" w:hAnsi="Arial" w:cs="Cambria Math"/>
-          <w:b/>
-          <w:sz w:val="22"/>
-          <w:szCs w:val="14"/>
-          <w:shd w:val="clear" w:color="auto" w:fill="B7B7B7"/>
-        </w:rPr>
-        <w:t>‑</w:t>
-      </w:r>
-      <w:r>
-        <w:rPr>
-          <w:rFonts w:ascii="Arial" w:eastAsia="Arial" w:hAnsi="Arial"/>
-          <w:b/>
-          <w:sz w:val="22"/>
-          <w:szCs w:val="14"/>
-          <w:shd w:val="clear" w:color="auto" w:fill="B7B7B7"/>
-        </w:rPr>
-        <w:t>5 Mini) at [12/9/2025]</w:t>
-      </w:r>
-    </w:p>
-    <w:p>
-      <w:pPr>
-        <w:numPr>
-          <w:ilvl w:val="0"/>
-          <w:numId w:val="11"/>
-        </w:numPr>
-        <w:rPr>
-          <w:rFonts w:ascii="Roboto Mono" w:hAnsi="Roboto Mono"/>
-        </w:rPr>
-      </w:pPr>
-      <w:r>
-        <w:rPr>
-          <w:rFonts w:ascii="Roboto Mono" w:hAnsi="Roboto Mono"/>
-        </w:rPr>
-        <w:t>Browsing websites like Google or YouTube</w:t>
-      </w:r>
-    </w:p>
-    <w:p>
-      <w:pPr>
-        <w:numPr>
-          <w:ilvl w:val="0"/>
-          <w:numId w:val="11"/>
-        </w:numPr>
-        <w:rPr>
-          <w:rFonts w:ascii="Roboto Mono" w:hAnsi="Roboto Mono"/>
-        </w:rPr>
-      </w:pPr>
-      <w:r>
-        <w:rPr>
-          <w:rFonts w:ascii="Roboto Mono" w:hAnsi="Roboto Mono"/>
-        </w:rPr>
-        <w:t>Sending emails or instant messages</w:t>
-      </w:r>
-    </w:p>
-    <w:p>
-      <w:pPr>
-        <w:numPr>
-          <w:ilvl w:val="0"/>
-          <w:numId w:val="11"/>
-        </w:numPr>
-        <w:rPr>
-          <w:rFonts w:ascii="Roboto Mono" w:hAnsi="Roboto Mono"/>
-        </w:rPr>
-      </w:pPr>
-      <w:r>
-        <w:rPr>
-          <w:rFonts w:ascii="Roboto Mono" w:hAnsi="Roboto Mono"/>
-        </w:rPr>
-        <w:t>Streaming movies or music</w:t>
-      </w:r>
-    </w:p>
-    <w:p>
-      <w:pPr>
-        <w:numPr>
-          <w:ilvl w:val="0"/>
-          <w:numId w:val="11"/>
-        </w:numPr>
-        <w:rPr>
-          <w:rFonts w:ascii="Roboto Mono" w:hAnsi="Roboto Mono"/>
-        </w:rPr>
-      </w:pPr>
-      <w:r>
-        <w:rPr>
-          <w:rFonts w:ascii="Roboto Mono" w:hAnsi="Roboto Mono"/>
-        </w:rPr>
-        <w:t>Online shopping or banking</w:t>
-      </w:r>
-      <w:r>
-        <w:rPr>
-          <w:rFonts w:ascii="Roboto Mono" w:hAnsi="Roboto Mono"/>
-        </w:rPr>
-        <w:br/>
-      </w:r>
-      <w:r>
-        <w:rPr>
-          <w:rFonts w:ascii="Roboto Mono" w:hAnsi="Roboto Mono"/>
-        </w:rPr>
-        <w:pict w14:anchorId="63871536">
-          <v:rect id="_x0000_i1032" style="width:0;height:1.5pt" o:hralign="center" o:bullet="t" o:hrstd="t" o:hr="t" fillcolor="#a0a0a0" stroked="f"/>
-        </w:pict>
-      </w:r>
-    </w:p>
-    <w:p>
-      <w:pPr>
-        <w:pStyle w:val="Heading3"/>
-      </w:pPr>
-      <w:r>
-        <w:rPr>
-          <w:rFonts w:ascii="Segoe UI Emoji" w:hAnsi="Segoe UI Emoji" w:cs="Segoe UI Emoji"/>
-        </w:rPr>
-        <w:t>🔧</w:t>
-      </w:r>
-      <w:r>
-        <w:t xml:space="preserve"> How the Internet Works:</w:t>
-      </w:r>
-    </w:p>
-    <w:p>
-      <w:r>
-        <w:rPr>
-          <w:rFonts w:ascii="Arial" w:eastAsia="Arial" w:hAnsi="Arial"/>
-          <w:b/>
-          <w:sz w:val="22"/>
-          <w:shd w:val="clear" w:color="auto" w:fill="B7B7B7"/>
-        </w:rPr>
-        <w:t># Source</w:t>
-      </w:r>
-      <w:r>
-        <w:rPr>
-          <w:rFonts w:ascii="Arial" w:eastAsia="Arial" w:hAnsi="Arial"/>
-          <w:sz w:val="22"/>
-          <w:shd w:val="clear" w:color="auto" w:fill="B7B7B7"/>
-        </w:rPr>
-        <w:t xml:space="preserve">: </w:t>
-      </w:r>
-      <w:proofErr w:type="spellStart"/>
-      <w:r>
-        <w:rPr>
-          <w:rFonts w:ascii="Arial" w:eastAsia="Arial" w:hAnsi="Arial"/>
-          <w:b/>
-          <w:sz w:val="22"/>
-          <w:shd w:val="clear" w:color="auto" w:fill="B7B7B7"/>
-        </w:rPr>
-        <w:t>Chatgpt</w:t>
-      </w:r>
-      <w:proofErr w:type="spellEnd"/>
-      <w:r>
-        <w:rPr>
-          <w:rFonts w:ascii="Arial" w:eastAsia="Arial" w:hAnsi="Arial"/>
-          <w:b/>
-          <w:sz w:val="22"/>
-          <w:shd w:val="clear" w:color="auto" w:fill="B7B7B7"/>
-        </w:rPr>
-        <w:t xml:space="preserve"> </w:t>
-      </w:r>
-      <w:r>
-        <w:rPr>
-          <w:rFonts w:ascii="Arial" w:eastAsia="Arial" w:hAnsi="Arial"/>
-          <w:b/>
-          <w:sz w:val="22"/>
-          <w:szCs w:val="14"/>
-          <w:shd w:val="clear" w:color="auto" w:fill="B7B7B7"/>
-        </w:rPr>
-        <w:t>(GPT</w:t>
-      </w:r>
-      <w:r>
-        <w:rPr>
-          <w:rFonts w:ascii="Arial" w:eastAsia="Arial" w:hAnsi="Arial" w:cs="Cambria Math"/>
-          <w:b/>
-          <w:sz w:val="22"/>
-          <w:szCs w:val="14"/>
-          <w:shd w:val="clear" w:color="auto" w:fill="B7B7B7"/>
-        </w:rPr>
-        <w:t>‑</w:t>
-      </w:r>
-      <w:r>
-        <w:rPr>
-          <w:rFonts w:ascii="Arial" w:eastAsia="Arial" w:hAnsi="Arial"/>
-          <w:b/>
-          <w:sz w:val="22"/>
-          <w:szCs w:val="14"/>
-          <w:shd w:val="clear" w:color="auto" w:fill="B7B7B7"/>
-        </w:rPr>
-        <w:t>5 Mini) at [12/9/2025]</w:t>
-      </w:r>
-    </w:p>
-    <w:p>
-      <w:pPr>
-        <w:numPr>
-          <w:ilvl w:val="0"/>
-          <w:numId w:val="5"/>
-        </w:numPr>
-        <w:rPr>
-          <w:rFonts w:ascii="Roboto Mono" w:hAnsi="Roboto Mono"/>
-        </w:rPr>
-      </w:pPr>
-      <w:r>
-        <w:rPr>
-          <w:rFonts w:ascii="Roboto Mono" w:hAnsi="Roboto Mono"/>
-        </w:rPr>
-        <w:t xml:space="preserve">Uses a system called </w:t>
-      </w:r>
-      <w:r>
-        <w:rPr>
-          <w:rFonts w:ascii="Roboto Mono" w:hAnsi="Roboto Mono"/>
-          <w:b/>
-          <w:bCs/>
-        </w:rPr>
-        <w:t>TCP/IP (Transmission Control Protocol/Internet Protocol)</w:t>
-      </w:r>
-      <w:r>
-        <w:rPr>
-          <w:rFonts w:ascii="Roboto Mono" w:hAnsi="Roboto Mono"/>
-        </w:rPr>
-        <w:t xml:space="preserve"> to send and receive data.</w:t>
-      </w:r>
-    </w:p>
-    <w:p>
-      <w:pPr>
-        <w:numPr>
-          <w:ilvl w:val="0"/>
-          <w:numId w:val="5"/>
-        </w:numPr>
-        <w:rPr>
-          <w:rFonts w:ascii="Roboto Mono" w:hAnsi="Roboto Mono"/>
-        </w:rPr>
-      </w:pPr>
-      <w:r>
-        <w:rPr>
-          <w:rFonts w:ascii="Roboto Mono" w:hAnsi="Roboto Mono"/>
-        </w:rPr>
-        <w:t xml:space="preserve">Data is broken into </w:t>
-      </w:r>
-      <w:r>
-        <w:rPr>
-          <w:rFonts w:ascii="Roboto Mono" w:hAnsi="Roboto Mono"/>
-          <w:b/>
-          <w:bCs/>
-        </w:rPr>
-        <w:t>packets</w:t>
-      </w:r>
-      <w:r>
-        <w:rPr>
-          <w:rFonts w:ascii="Roboto Mono" w:hAnsi="Roboto Mono"/>
-        </w:rPr>
-        <w:t>, sent through routers and servers, and reassembled at the destination.</w:t>
-      </w:r>
-    </w:p>
-    <w:p>
-      <w:pPr>
-        <w:numPr>
-          <w:ilvl w:val="0"/>
-          <w:numId w:val="5"/>
-        </w:numPr>
-        <w:rPr>
-          <w:rFonts w:ascii="Roboto Mono" w:hAnsi="Roboto Mono"/>
-        </w:rPr>
-      </w:pPr>
-      <w:r>
-        <w:rPr>
-          <w:rFonts w:ascii="Roboto Mono" w:hAnsi="Roboto Mono"/>
-        </w:rPr>
-        <w:t>Devices connect via wired (Ethernet) or wireless (Wi-Fi, mobile networks) connections.</w:t>
-      </w:r>
-    </w:p>
-    <w:p>
-      <w:pPr>
-        <w:rPr>
-          <w:rFonts w:ascii="Roboto Mono" w:hAnsi="Roboto Mono"/>
-        </w:rPr>
-      </w:pPr>
-      <w:r>
-        <w:rPr>
-          <w:rFonts w:ascii="Roboto Mono" w:hAnsi="Roboto Mono"/>
-        </w:rPr>
-        <w:pict w14:anchorId="1D74E75D">
-          <v:rect id="_x0000_i1033" style="width:0;height:1.5pt" o:hralign="center" o:hrstd="t" o:hr="t" fillcolor="#a0a0a0" stroked="f"/>
-        </w:pict>
-      </w:r>
-    </w:p>
-    <w:p>
-      <w:pPr>
-        <w:pStyle w:val="Heading3"/>
-      </w:pPr>
-      <w:r>
-        <w:rPr>
-          <w:rFonts w:ascii="Segoe UI Emoji" w:hAnsi="Segoe UI Emoji" w:cs="Segoe UI Emoji"/>
-        </w:rPr>
-        <w:t>🖥️</w:t>
-      </w:r>
-      <w:r>
-        <w:t xml:space="preserve"> Hardware Used for Networks &amp; the Internet</w:t>
-      </w:r>
-    </w:p>
-    <w:p>
-      <w:r>
-        <w:rPr>
-          <w:rFonts w:ascii="Arial" w:eastAsia="Arial" w:hAnsi="Arial"/>
-          <w:b/>
-          <w:sz w:val="22"/>
-          <w:shd w:val="clear" w:color="auto" w:fill="B7B7B7"/>
-        </w:rPr>
-        <w:t># Source</w:t>
-      </w:r>
-      <w:r>
-        <w:rPr>
-          <w:rFonts w:ascii="Arial" w:eastAsia="Arial" w:hAnsi="Arial"/>
-          <w:sz w:val="22"/>
-          <w:shd w:val="clear" w:color="auto" w:fill="B7B7B7"/>
-        </w:rPr>
-        <w:t xml:space="preserve">: </w:t>
-      </w:r>
-      <w:proofErr w:type="spellStart"/>
-      <w:r>
-        <w:rPr>
-          <w:rFonts w:ascii="Arial" w:eastAsia="Arial" w:hAnsi="Arial"/>
-          <w:b/>
-          <w:sz w:val="22"/>
-          <w:shd w:val="clear" w:color="auto" w:fill="B7B7B7"/>
-        </w:rPr>
-        <w:t>Chatgpt</w:t>
-      </w:r>
-      <w:proofErr w:type="spellEnd"/>
-      <w:r>
-        <w:rPr>
-          <w:rFonts w:ascii="Arial" w:eastAsia="Arial" w:hAnsi="Arial"/>
-          <w:b/>
-          <w:sz w:val="22"/>
-          <w:shd w:val="clear" w:color="auto" w:fill="B7B7B7"/>
-        </w:rPr>
-        <w:t xml:space="preserve"> </w:t>
-      </w:r>
-      <w:r>
-        <w:rPr>
-          <w:rFonts w:ascii="Arial" w:eastAsia="Arial" w:hAnsi="Arial"/>
-          <w:b/>
-          <w:sz w:val="22"/>
-          <w:szCs w:val="14"/>
-          <w:shd w:val="clear" w:color="auto" w:fill="B7B7B7"/>
-        </w:rPr>
-        <w:t>(GPT</w:t>
-      </w:r>
-      <w:r>
-        <w:rPr>
-          <w:rFonts w:ascii="Arial" w:eastAsia="Arial" w:hAnsi="Arial" w:cs="Cambria Math"/>
-          <w:b/>
-          <w:sz w:val="22"/>
-          <w:szCs w:val="14"/>
-          <w:shd w:val="clear" w:color="auto" w:fill="B7B7B7"/>
-        </w:rPr>
-        <w:t>‑</w:t>
-      </w:r>
-      <w:r>
-        <w:rPr>
-          <w:rFonts w:ascii="Arial" w:eastAsia="Arial" w:hAnsi="Arial"/>
-          <w:b/>
-          <w:sz w:val="22"/>
-          <w:szCs w:val="14"/>
-          <w:shd w:val="clear" w:color="auto" w:fill="B7B7B7"/>
-        </w:rPr>
-        <w:t>5 Mini) at [12/9/2025]</w:t>
-      </w:r>
-    </w:p>
-    <w:p>
       <w:r>
         <w:rPr>
           <w:noProof/>
         </w:rPr>
-        <w:lastRenderedPageBreak/>
         <w:drawing>
-          <wp:inline distT="0" distB="0" distL="0" distR="0" wp14:anchorId="0D416E68" wp14:editId="22355477">
+          <wp:inline distT="0" distB="0" distL="0" distR="0" wp14:anchorId="4E2D390B" wp14:editId="37F23C8E">
             <wp:extent cx="5943600" cy="4707890"/>
             <wp:effectExtent l="0" t="0" r="0" b="0"/>
             <wp:docPr id="1779706039" name="Picture 1"/>
@@ -1413,7 +1325,6 @@
                 <w:sz w:val="22"/>
                 <w:szCs w:val="22"/>
               </w:rPr>
-              <w:lastRenderedPageBreak/>
               <w:t>Network Interface Card (NIC)</w:t>
             </w:r>
           </w:p>
@@ -1804,26 +1715,809 @@
         <w:rPr>
           <w:rFonts w:ascii="Roboto Mono" w:hAnsi="Roboto Mono"/>
         </w:rPr>
-        <w:pict w14:anchorId="4EB7011A">
+        <w:pict w14:anchorId="48271AA0">
+          <v:rect id="_x0000_i1030" style="width:0;height:1.5pt" o:hralign="center" o:hrstd="t" o:hr="t" fillcolor="#a0a0a0" stroked="f"/>
+        </w:pict>
+      </w:r>
+    </w:p>
+    <w:p>
+      <w:pPr>
+        <w:pStyle w:val="Heading3"/>
+      </w:pPr>
+      <w:r>
+        <w:rPr>
+          <w:rFonts w:ascii="Segoe UI Emoji" w:hAnsi="Segoe UI Emoji" w:cs="Segoe UI Emoji"/>
+        </w:rPr>
+        <w:t>✅</w:t>
+      </w:r>
+      <w:r>
+        <w:t xml:space="preserve"> Basic Components of the Internet:</w:t>
+      </w:r>
+    </w:p>
+    <w:p>
+      <w:r>
+        <w:rPr>
+          <w:rFonts w:ascii="Arial" w:eastAsia="Arial" w:hAnsi="Arial"/>
+          <w:b/>
+          <w:sz w:val="22"/>
+          <w:shd w:val="clear" w:color="auto" w:fill="B7B7B7"/>
+        </w:rPr>
+        <w:t># Source</w:t>
+      </w:r>
+      <w:r>
+        <w:rPr>
+          <w:rFonts w:ascii="Arial" w:eastAsia="Arial" w:hAnsi="Arial"/>
+          <w:sz w:val="22"/>
+          <w:shd w:val="clear" w:color="auto" w:fill="B7B7B7"/>
+        </w:rPr>
+        <w:t xml:space="preserve">: </w:t>
+      </w:r>
+      <w:r>
+        <w:rPr>
+          <w:rFonts w:ascii="Arial" w:eastAsia="Arial" w:hAnsi="Arial"/>
+          <w:b/>
+          <w:sz w:val="22"/>
+          <w:shd w:val="clear" w:color="auto" w:fill="B7B7B7"/>
+        </w:rPr>
+        <w:t xml:space="preserve">Chatgpt </w:t>
+      </w:r>
+      <w:r>
+        <w:rPr>
+          <w:rFonts w:ascii="Arial" w:eastAsia="Arial" w:hAnsi="Arial"/>
+          <w:b/>
+          <w:sz w:val="22"/>
+          <w:szCs w:val="14"/>
+          <w:shd w:val="clear" w:color="auto" w:fill="B7B7B7"/>
+        </w:rPr>
+        <w:t>(GPT</w:t>
+      </w:r>
+      <w:r>
+        <w:rPr>
+          <w:rFonts w:ascii="Arial" w:eastAsia="Arial" w:hAnsi="Arial" w:cs="Cambria Math"/>
+          <w:b/>
+          <w:sz w:val="22"/>
+          <w:szCs w:val="14"/>
+          <w:shd w:val="clear" w:color="auto" w:fill="B7B7B7"/>
+        </w:rPr>
+        <w:t>‑</w:t>
+      </w:r>
+      <w:r>
+        <w:rPr>
+          <w:rFonts w:ascii="Arial" w:eastAsia="Arial" w:hAnsi="Arial"/>
+          <w:b/>
+          <w:sz w:val="22"/>
+          <w:szCs w:val="14"/>
+          <w:shd w:val="clear" w:color="auto" w:fill="B7B7B7"/>
+        </w:rPr>
+        <w:t>5 Mini) at [12/9/2025]</w:t>
+      </w:r>
+    </w:p>
+    <w:p>
+      <w:pPr>
+        <w:numPr>
+          <w:ilvl w:val="0"/>
+          <w:numId w:val="3"/>
+        </w:numPr>
+        <w:rPr>
+          <w:rFonts w:ascii="Roboto Mono" w:hAnsi="Roboto Mono"/>
+        </w:rPr>
+      </w:pPr>
+      <w:r>
+        <w:rPr>
+          <w:rFonts w:ascii="Roboto Mono" w:hAnsi="Roboto Mono"/>
+          <w:b/>
+          <w:bCs/>
+        </w:rPr>
+        <w:t>Servers:</w:t>
+      </w:r>
+      <w:r>
+        <w:rPr>
+          <w:rFonts w:ascii="Roboto Mono" w:hAnsi="Roboto Mono"/>
+        </w:rPr>
+        <w:t xml:space="preserve"> Store websites, applications, and data.</w:t>
+      </w:r>
+    </w:p>
+    <w:p>
+      <w:pPr>
+        <w:numPr>
+          <w:ilvl w:val="0"/>
+          <w:numId w:val="3"/>
+        </w:numPr>
+        <w:rPr>
+          <w:rFonts w:ascii="Roboto Mono" w:hAnsi="Roboto Mono"/>
+        </w:rPr>
+      </w:pPr>
+      <w:r>
+        <w:rPr>
+          <w:rFonts w:ascii="Roboto Mono" w:hAnsi="Roboto Mono"/>
+          <w:b/>
+          <w:bCs/>
+        </w:rPr>
+        <w:t>Clients:</w:t>
+      </w:r>
+      <w:r>
+        <w:rPr>
+          <w:rFonts w:ascii="Roboto Mono" w:hAnsi="Roboto Mono"/>
+        </w:rPr>
+        <w:t xml:space="preserve"> Devices like computers, smartphones, or tablets that access the Internet.</w:t>
+      </w:r>
+    </w:p>
+    <w:p>
+      <w:pPr>
+        <w:numPr>
+          <w:ilvl w:val="0"/>
+          <w:numId w:val="3"/>
+        </w:numPr>
+        <w:rPr>
+          <w:rFonts w:ascii="Roboto Mono" w:hAnsi="Roboto Mono"/>
+        </w:rPr>
+      </w:pPr>
+      <w:r>
+        <w:rPr>
+          <w:rFonts w:ascii="Roboto Mono" w:hAnsi="Roboto Mono"/>
+          <w:b/>
+          <w:bCs/>
+        </w:rPr>
+        <w:t>Routers &amp; Switches:</w:t>
+      </w:r>
+      <w:r>
+        <w:rPr>
+          <w:rFonts w:ascii="Roboto Mono" w:hAnsi="Roboto Mono"/>
+        </w:rPr>
+        <w:t xml:space="preserve"> Direct data packets to the correct destination.</w:t>
+      </w:r>
+    </w:p>
+    <w:p>
+      <w:pPr>
+        <w:numPr>
+          <w:ilvl w:val="0"/>
+          <w:numId w:val="3"/>
+        </w:numPr>
+        <w:rPr>
+          <w:rFonts w:ascii="Roboto Mono" w:hAnsi="Roboto Mono"/>
+        </w:rPr>
+      </w:pPr>
+      <w:r>
+        <w:rPr>
+          <w:rFonts w:ascii="Roboto Mono" w:hAnsi="Roboto Mono"/>
+          <w:b/>
+          <w:bCs/>
+        </w:rPr>
+        <w:t>Internet Service Providers (ISPs):</w:t>
+      </w:r>
+      <w:r>
+        <w:rPr>
+          <w:rFonts w:ascii="Roboto Mono" w:hAnsi="Roboto Mono"/>
+        </w:rPr>
+        <w:t xml:space="preserve"> Companies that provide Internet access to homes, businesses, and devices.</w:t>
+      </w:r>
+    </w:p>
+    <w:p>
+      <w:pPr>
+        <w:numPr>
+          <w:ilvl w:val="0"/>
+          <w:numId w:val="3"/>
+        </w:numPr>
+        <w:rPr>
+          <w:rFonts w:ascii="Roboto Mono" w:hAnsi="Roboto Mono"/>
+        </w:rPr>
+      </w:pPr>
+      <w:r>
+        <w:rPr>
+          <w:rFonts w:ascii="Roboto Mono" w:hAnsi="Roboto Mono"/>
+          <w:b/>
+          <w:bCs/>
+        </w:rPr>
+        <w:t>Protocols:</w:t>
+      </w:r>
+      <w:r>
+        <w:rPr>
+          <w:rFonts w:ascii="Roboto Mono" w:hAnsi="Roboto Mono"/>
+        </w:rPr>
+        <w:t xml:space="preserve"> Rules (like HTTP, HTTPS, FTP) that ensure data is transmitted correctly.</w:t>
+      </w:r>
+    </w:p>
+    <w:p>
+      <w:pPr>
+        <w:rPr>
+          <w:rFonts w:ascii="Roboto Mono" w:hAnsi="Roboto Mono"/>
+        </w:rPr>
+      </w:pPr>
+      <w:r>
+        <w:rPr>
+          <w:rFonts w:ascii="Roboto Mono" w:hAnsi="Roboto Mono"/>
+        </w:rPr>
+        <w:pict w14:anchorId="1F354584">
+          <v:rect id="_x0000_i1031" style="width:0;height:1.5pt" o:hralign="center" o:hrstd="t" o:hr="t" fillcolor="#a0a0a0" stroked="f"/>
+        </w:pict>
+      </w:r>
+    </w:p>
+    <w:p>
+      <w:pPr>
+        <w:pStyle w:val="Heading3"/>
+      </w:pPr>
+      <w:r>
+        <w:t>How It Fits Together</w:t>
+      </w:r>
+    </w:p>
+    <w:p>
+      <w:r>
+        <w:rPr>
+          <w:rFonts w:ascii="Arial" w:eastAsia="Arial" w:hAnsi="Arial"/>
+          <w:b/>
+          <w:sz w:val="22"/>
+          <w:shd w:val="clear" w:color="auto" w:fill="B7B7B7"/>
+        </w:rPr>
+        <w:t># Source</w:t>
+      </w:r>
+      <w:r>
+        <w:rPr>
+          <w:rFonts w:ascii="Arial" w:eastAsia="Arial" w:hAnsi="Arial"/>
+          <w:sz w:val="22"/>
+          <w:shd w:val="clear" w:color="auto" w:fill="B7B7B7"/>
+        </w:rPr>
+        <w:t xml:space="preserve">: </w:t>
+      </w:r>
+      <w:r>
+        <w:rPr>
+          <w:rFonts w:ascii="Arial" w:eastAsia="Arial" w:hAnsi="Arial"/>
+          <w:b/>
+          <w:sz w:val="22"/>
+          <w:shd w:val="clear" w:color="auto" w:fill="B7B7B7"/>
+        </w:rPr>
+        <w:t xml:space="preserve">Chatgpt </w:t>
+      </w:r>
+      <w:r>
+        <w:rPr>
+          <w:rFonts w:ascii="Arial" w:eastAsia="Arial" w:hAnsi="Arial"/>
+          <w:b/>
+          <w:sz w:val="22"/>
+          <w:szCs w:val="14"/>
+          <w:shd w:val="clear" w:color="auto" w:fill="B7B7B7"/>
+        </w:rPr>
+        <w:t>(GPT</w:t>
+      </w:r>
+      <w:r>
+        <w:rPr>
+          <w:rFonts w:ascii="Arial" w:eastAsia="Arial" w:hAnsi="Arial" w:cs="Cambria Math"/>
+          <w:b/>
+          <w:sz w:val="22"/>
+          <w:szCs w:val="14"/>
+          <w:shd w:val="clear" w:color="auto" w:fill="B7B7B7"/>
+        </w:rPr>
+        <w:t>‑</w:t>
+      </w:r>
+      <w:r>
+        <w:rPr>
+          <w:rFonts w:ascii="Arial" w:eastAsia="Arial" w:hAnsi="Arial"/>
+          <w:b/>
+          <w:sz w:val="22"/>
+          <w:szCs w:val="14"/>
+          <w:shd w:val="clear" w:color="auto" w:fill="B7B7B7"/>
+        </w:rPr>
+        <w:t>5 Mini) at [12/9/2025]</w:t>
+      </w:r>
+    </w:p>
+    <w:p>
+      <w:pPr>
+        <w:numPr>
+          <w:ilvl w:val="0"/>
+          <w:numId w:val="4"/>
+        </w:numPr>
+        <w:rPr>
+          <w:rFonts w:ascii="Roboto Mono" w:hAnsi="Roboto Mono"/>
+        </w:rPr>
+      </w:pPr>
+      <w:r>
+        <w:rPr>
+          <w:rFonts w:ascii="Roboto Mono" w:hAnsi="Roboto Mono"/>
+        </w:rPr>
+        <w:t xml:space="preserve">Your </w:t>
+      </w:r>
+      <w:r>
+        <w:rPr>
+          <w:rFonts w:ascii="Roboto Mono" w:hAnsi="Roboto Mono"/>
+          <w:b/>
+          <w:bCs/>
+        </w:rPr>
+        <w:t>computer</w:t>
+      </w:r>
+      <w:r>
+        <w:rPr>
+          <w:rFonts w:ascii="Roboto Mono" w:hAnsi="Roboto Mono"/>
+        </w:rPr>
+        <w:t xml:space="preserve"> connects to a </w:t>
+      </w:r>
+      <w:r>
+        <w:rPr>
+          <w:rFonts w:ascii="Roboto Mono" w:hAnsi="Roboto Mono"/>
+          <w:b/>
+          <w:bCs/>
+        </w:rPr>
+        <w:t>router</w:t>
+      </w:r>
+      <w:r>
+        <w:rPr>
+          <w:rFonts w:ascii="Roboto Mono" w:hAnsi="Roboto Mono"/>
+        </w:rPr>
+        <w:t xml:space="preserve"> (via cable or Wi-Fi).</w:t>
+      </w:r>
+      <w:r>
+        <w:rPr>
+          <w:rFonts w:ascii="Roboto Mono" w:hAnsi="Roboto Mono"/>
+        </w:rPr>
+        <w:br/>
+      </w:r>
+      <w:r>
+        <w:rPr>
+          <w:rFonts w:ascii="Roboto Mono" w:hAnsi="Roboto Mono"/>
+        </w:rPr>
+        <w:br/>
+        <w:t xml:space="preserve">The router directs traffic to the </w:t>
+      </w:r>
+      <w:r>
+        <w:rPr>
+          <w:rFonts w:ascii="Roboto Mono" w:hAnsi="Roboto Mono"/>
+          <w:b/>
+          <w:bCs/>
+        </w:rPr>
+        <w:t>modem</w:t>
+      </w:r>
+      <w:r>
+        <w:rPr>
+          <w:rFonts w:ascii="Roboto Mono" w:hAnsi="Roboto Mono"/>
+        </w:rPr>
+        <w:t xml:space="preserve">, which connects to your </w:t>
+      </w:r>
+      <w:r>
+        <w:rPr>
+          <w:rFonts w:ascii="Roboto Mono" w:hAnsi="Roboto Mono"/>
+          <w:b/>
+          <w:bCs/>
+        </w:rPr>
+        <w:t>ISP</w:t>
+      </w:r>
+      <w:r>
+        <w:rPr>
+          <w:rFonts w:ascii="Roboto Mono" w:hAnsi="Roboto Mono"/>
+        </w:rPr>
+        <w:t xml:space="preserve"> (Internet Service Provider).</w:t>
+      </w:r>
+      <w:r>
+        <w:rPr>
+          <w:rFonts w:ascii="Roboto Mono" w:hAnsi="Roboto Mono"/>
+        </w:rPr>
+        <w:br/>
+      </w:r>
+    </w:p>
+    <w:p>
+      <w:pPr>
+        <w:numPr>
+          <w:ilvl w:val="0"/>
+          <w:numId w:val="4"/>
+        </w:numPr>
+        <w:rPr>
+          <w:rFonts w:ascii="Roboto Mono" w:hAnsi="Roboto Mono"/>
+        </w:rPr>
+      </w:pPr>
+      <w:r>
+        <w:rPr>
+          <w:rFonts w:ascii="Roboto Mono" w:hAnsi="Roboto Mono"/>
+        </w:rPr>
+        <w:t xml:space="preserve">The ISP connects to the broader </w:t>
+      </w:r>
+      <w:r>
+        <w:rPr>
+          <w:rFonts w:ascii="Roboto Mono" w:hAnsi="Roboto Mono"/>
+          <w:b/>
+          <w:bCs/>
+        </w:rPr>
+        <w:t>internet backbone</w:t>
+      </w:r>
+      <w:r>
+        <w:rPr>
+          <w:rFonts w:ascii="Roboto Mono" w:hAnsi="Roboto Mono"/>
+        </w:rPr>
+        <w:t>, made up of massive routers and fiber networks.</w:t>
+      </w:r>
+    </w:p>
+    <w:p>
+      <w:pPr>
+        <w:rPr>
+          <w:rFonts w:ascii="Roboto Mono" w:hAnsi="Roboto Mono"/>
+        </w:rPr>
+      </w:pPr>
+      <w:r>
+        <w:rPr>
+          <w:rFonts w:ascii="Roboto Mono" w:hAnsi="Roboto Mono"/>
+        </w:rPr>
+        <w:pict w14:anchorId="59B8A72D">
+          <v:rect id="_x0000_i1032" style="width:0;height:1.5pt" o:hralign="center" o:bullet="t" o:hrstd="t" o:hr="t" fillcolor="#a0a0a0" stroked="f"/>
+        </w:pict>
+      </w:r>
+    </w:p>
+    <w:p>
+      <w:pPr>
+        <w:pStyle w:val="Heading3"/>
+      </w:pPr>
+      <w:r>
+        <w:t>Summary:</w:t>
+      </w:r>
+    </w:p>
+    <w:p>
+      <w:r>
+        <w:rPr>
+          <w:rFonts w:ascii="Arial" w:eastAsia="Arial" w:hAnsi="Arial"/>
+          <w:b/>
+          <w:sz w:val="22"/>
+          <w:shd w:val="clear" w:color="auto" w:fill="B7B7B7"/>
+        </w:rPr>
+        <w:t># Source</w:t>
+      </w:r>
+      <w:r>
+        <w:rPr>
+          <w:rFonts w:ascii="Arial" w:eastAsia="Arial" w:hAnsi="Arial"/>
+          <w:sz w:val="22"/>
+          <w:shd w:val="clear" w:color="auto" w:fill="B7B7B7"/>
+        </w:rPr>
+        <w:t xml:space="preserve">: </w:t>
+      </w:r>
+      <w:r>
+        <w:rPr>
+          <w:rFonts w:ascii="Arial" w:eastAsia="Arial" w:hAnsi="Arial"/>
+          <w:b/>
+          <w:sz w:val="22"/>
+          <w:shd w:val="clear" w:color="auto" w:fill="B7B7B7"/>
+        </w:rPr>
+        <w:t xml:space="preserve">Chatgpt </w:t>
+      </w:r>
+      <w:r>
+        <w:rPr>
+          <w:rFonts w:ascii="Arial" w:eastAsia="Arial" w:hAnsi="Arial"/>
+          <w:b/>
+          <w:sz w:val="22"/>
+          <w:szCs w:val="14"/>
+          <w:shd w:val="clear" w:color="auto" w:fill="B7B7B7"/>
+        </w:rPr>
+        <w:t>(GPT</w:t>
+      </w:r>
+      <w:r>
+        <w:rPr>
+          <w:rFonts w:ascii="Arial" w:eastAsia="Arial" w:hAnsi="Arial" w:cs="Cambria Math"/>
+          <w:b/>
+          <w:sz w:val="22"/>
+          <w:szCs w:val="14"/>
+          <w:shd w:val="clear" w:color="auto" w:fill="B7B7B7"/>
+        </w:rPr>
+        <w:t>‑</w:t>
+      </w:r>
+      <w:r>
+        <w:rPr>
+          <w:rFonts w:ascii="Arial" w:eastAsia="Arial" w:hAnsi="Arial"/>
+          <w:b/>
+          <w:sz w:val="22"/>
+          <w:szCs w:val="14"/>
+          <w:shd w:val="clear" w:color="auto" w:fill="B7B7B7"/>
+        </w:rPr>
+        <w:t>5 Mini) at [12/9/2025]</w:t>
+      </w:r>
+    </w:p>
+    <w:p>
+      <w:pPr>
+        <w:rPr>
+          <w:rFonts w:ascii="Roboto Mono" w:hAnsi="Roboto Mono"/>
+        </w:rPr>
+      </w:pPr>
+      <w:r>
+        <w:rPr>
+          <w:rFonts w:ascii="Roboto Mono" w:eastAsia="Arial" w:hAnsi="Roboto Mono"/>
+          <w:sz w:val="22"/>
+        </w:rPr>
+        <w:t>The Internet is a worldwide network that allows computers and devices to communicate, share information, and access services. It connects millions of people and devices, making communication, learning, business, and entertainment possible at a global scale.</w:t>
+      </w:r>
+    </w:p>
+    <w:p>
+      <w:pPr>
+        <w:rPr>
+          <w:rFonts w:ascii="Roboto Mono" w:hAnsi="Roboto Mono"/>
+        </w:rPr>
+      </w:pPr>
+      <w:r>
+        <w:rPr>
+          <w:rFonts w:ascii="Roboto Mono" w:hAnsi="Roboto Mono"/>
+        </w:rPr>
+        <w:pict w14:anchorId="1BF25B77">
+          <v:rect id="_x0000_i1033" style="width:0;height:1.5pt" o:hralign="center" o:bullet="t" o:hrstd="t" o:hr="t" fillcolor="#a0a0a0" stroked="f"/>
+        </w:pict>
+      </w:r>
+    </w:p>
+    <w:p>
+      <w:pPr>
+        <w:pStyle w:val="Heading2"/>
+      </w:pPr>
+      <w:r>
+        <w:t>2-</w:t>
+      </w:r>
+      <w:r>
+        <w:t>Internet Service Provider</w:t>
+      </w:r>
+    </w:p>
+    <w:p>
+      <w:pPr>
+        <w:pStyle w:val="Heading3"/>
+      </w:pPr>
+      <w:r>
+        <w:rPr>
+          <w:rFonts w:ascii="Segoe UI Emoji" w:hAnsi="Segoe UI Emoji" w:cs="Segoe UI Emoji"/>
+        </w:rPr>
+        <w:t>🌐</w:t>
+      </w:r>
+      <w:r>
+        <w:t xml:space="preserve"> What Is an Internet Service Provider (ISP)?</w:t>
+      </w:r>
+    </w:p>
+    <w:p>
+      <w:r>
+        <w:rPr>
+          <w:rFonts w:ascii="Arial" w:eastAsia="Arial" w:hAnsi="Arial"/>
+          <w:b/>
+          <w:sz w:val="22"/>
+          <w:shd w:val="clear" w:color="auto" w:fill="B7B7B7"/>
+        </w:rPr>
+        <w:t># Source</w:t>
+      </w:r>
+      <w:r>
+        <w:rPr>
+          <w:rFonts w:ascii="Arial" w:eastAsia="Arial" w:hAnsi="Arial"/>
+          <w:sz w:val="22"/>
+          <w:shd w:val="clear" w:color="auto" w:fill="B7B7B7"/>
+        </w:rPr>
+        <w:t xml:space="preserve">: </w:t>
+      </w:r>
+      <w:r>
+        <w:rPr>
+          <w:rFonts w:ascii="Arial" w:eastAsia="Arial" w:hAnsi="Arial"/>
+          <w:b/>
+          <w:sz w:val="22"/>
+          <w:shd w:val="clear" w:color="auto" w:fill="B7B7B7"/>
+        </w:rPr>
+        <w:t xml:space="preserve">Chatgpt </w:t>
+      </w:r>
+      <w:r>
+        <w:rPr>
+          <w:rFonts w:ascii="Arial" w:eastAsia="Arial" w:hAnsi="Arial"/>
+          <w:b/>
+          <w:sz w:val="22"/>
+          <w:szCs w:val="14"/>
+          <w:shd w:val="clear" w:color="auto" w:fill="B7B7B7"/>
+        </w:rPr>
+        <w:t>(GPT</w:t>
+      </w:r>
+      <w:r>
+        <w:rPr>
+          <w:rFonts w:ascii="Arial" w:eastAsia="Arial" w:hAnsi="Arial" w:cs="Cambria Math"/>
+          <w:b/>
+          <w:sz w:val="22"/>
+          <w:szCs w:val="14"/>
+          <w:shd w:val="clear" w:color="auto" w:fill="B7B7B7"/>
+        </w:rPr>
+        <w:t>‑</w:t>
+      </w:r>
+      <w:r>
+        <w:rPr>
+          <w:rFonts w:ascii="Arial" w:eastAsia="Arial" w:hAnsi="Arial"/>
+          <w:b/>
+          <w:sz w:val="22"/>
+          <w:szCs w:val="14"/>
+          <w:shd w:val="clear" w:color="auto" w:fill="B7B7B7"/>
+        </w:rPr>
+        <w:t>5 Mini) at [12/9/2025]</w:t>
+      </w:r>
+    </w:p>
+    <w:p>
+      <w:pPr>
+        <w:rPr>
+          <w:rFonts w:ascii="Roboto Mono" w:hAnsi="Roboto Mono"/>
+        </w:rPr>
+      </w:pPr>
+      <w:r>
+        <w:rPr>
+          <w:rFonts w:ascii="Roboto Mono" w:hAnsi="Roboto Mono"/>
+        </w:rPr>
+        <w:t>An Internet Service Provider (ISP) is a company or organization that provides individuals, businesses, and other entities access to the Internet. Essentially, they act as the gateway that connects your device or network to the global Internet</w:t>
+      </w:r>
+      <w:r>
+        <w:rPr>
+          <w:rFonts w:ascii="Roboto Mono" w:eastAsia="Arial" w:hAnsi="Roboto Mono"/>
+          <w:sz w:val="22"/>
+        </w:rPr>
+        <w:t>.</w:t>
+      </w:r>
+    </w:p>
+    <w:p>
+      <w:pPr>
+        <w:rPr>
+          <w:rFonts w:ascii="Roboto Mono" w:hAnsi="Roboto Mono"/>
+        </w:rPr>
+      </w:pPr>
+      <w:r>
+        <w:rPr>
+          <w:rFonts w:ascii="Roboto Mono" w:hAnsi="Roboto Mono"/>
+        </w:rPr>
+        <w:pict w14:anchorId="3BABB035">
           <v:rect id="_x0000_i1034" style="width:0;height:1.5pt" o:hralign="center" o:hrstd="t" o:hr="t" fillcolor="#a0a0a0" stroked="f"/>
         </w:pict>
       </w:r>
     </w:p>
     <w:p>
       <w:pPr>
+        <w:rPr>
+          <w:rFonts w:ascii="Roboto Mono" w:hAnsi="Roboto Mono"/>
+          <w:b/>
+          <w:bCs/>
+        </w:rPr>
+      </w:pPr>
+      <w:r>
+        <w:rPr>
+          <w:rFonts w:ascii="Segoe UI Emoji" w:hAnsi="Segoe UI Emoji" w:cs="Segoe UI Emoji"/>
+        </w:rPr>
+        <w:t>🧠</w:t>
+      </w:r>
+      <w:r>
+        <w:rPr>
+          <w:rFonts w:ascii="Roboto Mono" w:hAnsi="Roboto Mono"/>
+        </w:rPr>
+        <w:t xml:space="preserve"> </w:t>
+      </w:r>
+      <w:r>
+        <w:rPr>
+          <w:rFonts w:ascii="Roboto Mono" w:hAnsi="Roboto Mono"/>
+          <w:b/>
+          <w:bCs/>
+        </w:rPr>
+        <w:t>In Simple Terms:</w:t>
+      </w:r>
+    </w:p>
+    <w:p>
+      <w:pPr>
+        <w:rPr>
+          <w:rFonts w:ascii="Roboto Mono" w:hAnsi="Roboto Mono"/>
+        </w:rPr>
+      </w:pPr>
+      <w:r>
+        <w:rPr>
+          <w:rFonts w:ascii="Arial" w:eastAsia="Arial" w:hAnsi="Arial"/>
+          <w:b/>
+          <w:sz w:val="22"/>
+          <w:shd w:val="clear" w:color="auto" w:fill="B7B7B7"/>
+        </w:rPr>
+        <w:t># Source</w:t>
+      </w:r>
+      <w:r>
+        <w:rPr>
+          <w:rFonts w:ascii="Arial" w:eastAsia="Arial" w:hAnsi="Arial"/>
+          <w:sz w:val="22"/>
+          <w:shd w:val="clear" w:color="auto" w:fill="B7B7B7"/>
+        </w:rPr>
+        <w:t xml:space="preserve">: </w:t>
+      </w:r>
+      <w:r>
+        <w:rPr>
+          <w:rFonts w:ascii="Arial" w:eastAsia="Arial" w:hAnsi="Arial"/>
+          <w:b/>
+          <w:sz w:val="22"/>
+          <w:shd w:val="clear" w:color="auto" w:fill="B7B7B7"/>
+        </w:rPr>
+        <w:t xml:space="preserve">Chatgpt </w:t>
+      </w:r>
+      <w:r>
+        <w:rPr>
+          <w:rFonts w:ascii="Arial" w:eastAsia="Arial" w:hAnsi="Arial"/>
+          <w:b/>
+          <w:sz w:val="22"/>
+          <w:szCs w:val="14"/>
+          <w:shd w:val="clear" w:color="auto" w:fill="B7B7B7"/>
+        </w:rPr>
+        <w:t>(GPT</w:t>
+      </w:r>
+      <w:r>
+        <w:rPr>
+          <w:rFonts w:ascii="Arial" w:eastAsia="Arial" w:hAnsi="Arial" w:cs="Cambria Math"/>
+          <w:b/>
+          <w:sz w:val="22"/>
+          <w:szCs w:val="14"/>
+          <w:shd w:val="clear" w:color="auto" w:fill="B7B7B7"/>
+        </w:rPr>
+        <w:t>‑</w:t>
+      </w:r>
+      <w:r>
+        <w:rPr>
+          <w:rFonts w:ascii="Arial" w:eastAsia="Arial" w:hAnsi="Arial"/>
+          <w:b/>
+          <w:sz w:val="22"/>
+          <w:szCs w:val="14"/>
+          <w:shd w:val="clear" w:color="auto" w:fill="B7B7B7"/>
+        </w:rPr>
+        <w:t>5 Mini) at [12/9/2025]</w:t>
+      </w:r>
+      <w:r>
+        <w:rPr>
+          <w:rFonts w:ascii="Arial" w:eastAsia="Arial" w:hAnsi="Arial"/>
+          <w:sz w:val="22"/>
+        </w:rPr>
+        <w:t>.</w:t>
+      </w:r>
+    </w:p>
+    <w:p>
+      <w:pPr>
+        <w:rPr>
+          <w:rFonts w:ascii="Roboto Mono" w:hAnsi="Roboto Mono"/>
+        </w:rPr>
+      </w:pPr>
+      <w:r>
+        <w:rPr>
+          <w:rFonts w:ascii="Roboto Mono" w:hAnsi="Roboto Mono"/>
+        </w:rPr>
+        <w:t xml:space="preserve">An </w:t>
+      </w:r>
+      <w:r>
+        <w:rPr>
+          <w:rFonts w:ascii="Roboto Mono" w:hAnsi="Roboto Mono"/>
+          <w:b/>
+          <w:bCs/>
+        </w:rPr>
+        <w:t>ISP</w:t>
+      </w:r>
+      <w:r>
+        <w:rPr>
+          <w:rFonts w:ascii="Roboto Mono" w:hAnsi="Roboto Mono"/>
+        </w:rPr>
+        <w:t xml:space="preserve"> is a company or organization that </w:t>
+      </w:r>
+      <w:r>
+        <w:rPr>
+          <w:rFonts w:ascii="Roboto Mono" w:hAnsi="Roboto Mono"/>
+          <w:b/>
+          <w:bCs/>
+        </w:rPr>
+        <w:t>provides you access to the internet</w:t>
+      </w:r>
+      <w:r>
+        <w:rPr>
+          <w:rFonts w:ascii="Roboto Mono" w:hAnsi="Roboto Mono"/>
+        </w:rPr>
+        <w:t>.</w:t>
+      </w:r>
+    </w:p>
+    <w:p>
+      <w:pPr>
+        <w:rPr>
+          <w:rFonts w:ascii="Roboto Mono" w:hAnsi="Roboto Mono"/>
+        </w:rPr>
+      </w:pPr>
+      <w:r>
+        <w:rPr>
+          <w:rFonts w:ascii="Roboto Mono" w:hAnsi="Roboto Mono"/>
+        </w:rPr>
+        <w:pict w14:anchorId="4493C223">
+          <v:rect id="_x0000_i1035" style="width:0;height:1.5pt" o:hralign="center" o:hrstd="t" o:hr="t" fillcolor="#a0a0a0" stroked="f"/>
+        </w:pict>
+      </w:r>
+    </w:p>
+    <w:p>
+      <w:pPr>
         <w:pStyle w:val="Heading3"/>
       </w:pPr>
       <w:r>
-        <w:rPr>
-          <w:rFonts w:ascii="Segoe UI Emoji" w:hAnsi="Segoe UI Emoji" w:cs="Segoe UI Emoji"/>
-        </w:rPr>
-        <w:t>✅</w:t>
-      </w:r>
-      <w:r>
-        <w:t xml:space="preserve"> Basic Components of the Internet:</w:t>
-      </w:r>
-    </w:p>
-    <w:p>
+        <w:t>What Does an ISP Do?</w:t>
+      </w:r>
+    </w:p>
+    <w:p>
+      <w:pPr>
+        <w:rPr>
+          <w:rFonts w:ascii="Roboto Mono" w:hAnsi="Roboto Mono"/>
+        </w:rPr>
+      </w:pPr>
       <w:r>
         <w:rPr>
           <w:rFonts w:ascii="Arial" w:eastAsia="Arial" w:hAnsi="Arial"/>
@@ -1841,25 +2535,14 @@
         </w:rPr>
         <w:t xml:space="preserve">: </w:t>
       </w:r>
-      <w:proofErr w:type="spellStart"/>
-      <w:r>
-        <w:rPr>
-          <w:rFonts w:ascii="Arial" w:eastAsia="Arial" w:hAnsi="Arial"/>
-          <w:b/>
-          <w:sz w:val="22"/>
-          <w:shd w:val="clear" w:color="auto" w:fill="B7B7B7"/>
-        </w:rPr>
-        <w:t>Chatgpt</w:t>
-      </w:r>
-      <w:proofErr w:type="spellEnd"/>
-      <w:r>
-        <w:rPr>
-          <w:rFonts w:ascii="Arial" w:eastAsia="Arial" w:hAnsi="Arial"/>
-          <w:b/>
-          <w:sz w:val="22"/>
-          <w:shd w:val="clear" w:color="auto" w:fill="B7B7B7"/>
-        </w:rPr>
-        <w:t xml:space="preserve"> </w:t>
+      <w:r>
+        <w:rPr>
+          <w:rFonts w:ascii="Arial" w:eastAsia="Arial" w:hAnsi="Arial"/>
+          <w:b/>
+          <w:sz w:val="22"/>
+          <w:shd w:val="clear" w:color="auto" w:fill="B7B7B7"/>
+        </w:rPr>
+        <w:t xml:space="preserve">Chatgpt </w:t>
       </w:r>
       <w:r>
         <w:rPr>
@@ -1905,16 +2588,8 @@
       <w:r>
         <w:rPr>
           <w:rFonts w:ascii="Roboto Mono" w:hAnsi="Roboto Mono"/>
-          <w:b/>
-          <w:bCs/>
-        </w:rPr>
-        <w:t>Servers:</w:t>
-      </w:r>
-      <w:r>
-        <w:rPr>
-          <w:rFonts w:ascii="Roboto Mono" w:hAnsi="Roboto Mono"/>
-        </w:rPr>
-        <w:t xml:space="preserve"> Store websites, applications, and data.</w:t>
+        </w:rPr>
+        <w:t>Connects your home, office, or device to the internet.</w:t>
       </w:r>
     </w:p>
     <w:p>
@@ -1930,22 +2605,14 @@
       <w:r>
         <w:rPr>
           <w:rFonts w:ascii="Roboto Mono" w:hAnsi="Roboto Mono"/>
-          <w:b/>
-          <w:bCs/>
-        </w:rPr>
-        <w:t>Clients:</w:t>
-      </w:r>
-      <w:r>
-        <w:rPr>
-          <w:rFonts w:ascii="Roboto Mono" w:hAnsi="Roboto Mono"/>
-        </w:rPr>
-        <w:t xml:space="preserve"> Devices like computers, smartphones, or tablets that access the Internet.</w:t>
+        </w:rPr>
+        <w:t>Offers services like:</w:t>
       </w:r>
     </w:p>
     <w:p>
       <w:pPr>
         <w:numPr>
-          <w:ilvl w:val="0"/>
+          <w:ilvl w:val="1"/>
           <w:numId w:val="6"/>
         </w:numPr>
         <w:rPr>
@@ -1958,19 +2625,27 @@
           <w:b/>
           <w:bCs/>
         </w:rPr>
-        <w:t>Routers &amp; Switches:</w:t>
-      </w:r>
-      <w:r>
-        <w:rPr>
-          <w:rFonts w:ascii="Roboto Mono" w:hAnsi="Roboto Mono"/>
-        </w:rPr>
-        <w:t xml:space="preserve"> Direct data packets to the correct destination.</w:t>
+        <w:t xml:space="preserve">wired </w:t>
+      </w:r>
+      <w:r>
+        <w:rPr>
+          <w:rFonts w:ascii="Roboto Mono" w:hAnsi="Roboto Mono"/>
+          <w:b/>
+          <w:bCs/>
+        </w:rPr>
+        <w:t>Broadband internet</w:t>
+      </w:r>
+      <w:r>
+        <w:rPr>
+          <w:rFonts w:ascii="Roboto Mono" w:hAnsi="Roboto Mono"/>
+        </w:rPr>
+        <w:t xml:space="preserve"> (cable, DSL, fiber)</w:t>
       </w:r>
     </w:p>
     <w:p>
       <w:pPr>
         <w:numPr>
-          <w:ilvl w:val="0"/>
+          <w:ilvl w:val="1"/>
           <w:numId w:val="6"/>
         </w:numPr>
         <w:rPr>
@@ -1983,19 +2658,27 @@
           <w:b/>
           <w:bCs/>
         </w:rPr>
-        <w:t>Internet Service Providers (ISPs):</w:t>
-      </w:r>
-      <w:r>
-        <w:rPr>
-          <w:rFonts w:ascii="Roboto Mono" w:hAnsi="Roboto Mono"/>
-        </w:rPr>
-        <w:t xml:space="preserve"> Companies that provide Internet access to homes, businesses, and devices.</w:t>
+        <w:t xml:space="preserve">wireless </w:t>
+      </w:r>
+      <w:r>
+        <w:rPr>
+          <w:rFonts w:ascii="Roboto Mono" w:hAnsi="Roboto Mono"/>
+          <w:b/>
+          <w:bCs/>
+        </w:rPr>
+        <w:t>Mobile data</w:t>
+      </w:r>
+      <w:r>
+        <w:rPr>
+          <w:rFonts w:ascii="Roboto Mono" w:hAnsi="Roboto Mono"/>
+        </w:rPr>
+        <w:t xml:space="preserve"> (3G, 4G, 5G)</w:t>
       </w:r>
     </w:p>
     <w:p>
       <w:pPr>
         <w:numPr>
-          <w:ilvl w:val="0"/>
+          <w:ilvl w:val="1"/>
           <w:numId w:val="6"/>
         </w:numPr>
         <w:rPr>
@@ -2008,105 +2691,60 @@
           <w:b/>
           <w:bCs/>
         </w:rPr>
-        <w:t>Protocols:</w:t>
-      </w:r>
-      <w:r>
-        <w:rPr>
-          <w:rFonts w:ascii="Roboto Mono" w:hAnsi="Roboto Mono"/>
-        </w:rPr>
-        <w:t xml:space="preserve"> Rules (like HTTP, HTTPS, FTP) that ensure data is transmitted correctly.</w:t>
-      </w:r>
-    </w:p>
-    <w:p>
-      <w:pPr>
-        <w:rPr>
-          <w:rFonts w:ascii="Roboto Mono" w:hAnsi="Roboto Mono"/>
-        </w:rPr>
-      </w:pPr>
-      <w:r>
-        <w:rPr>
-          <w:rFonts w:ascii="Roboto Mono" w:hAnsi="Roboto Mono"/>
-        </w:rPr>
-        <w:pict w14:anchorId="47A00100">
-          <v:rect id="_x0000_i1035" style="width:0;height:1.5pt" o:hralign="center" o:hrstd="t" o:hr="t" fillcolor="#a0a0a0" stroked="f"/>
-        </w:pict>
-      </w:r>
-    </w:p>
-    <w:p>
-      <w:pPr>
-        <w:pStyle w:val="Heading3"/>
-      </w:pPr>
-      <w:r>
-        <w:t>How It Fits Together</w:t>
-      </w:r>
-    </w:p>
-    <w:p>
-      <w:r>
-        <w:rPr>
-          <w:rFonts w:ascii="Arial" w:eastAsia="Arial" w:hAnsi="Arial"/>
-          <w:b/>
-          <w:sz w:val="22"/>
-          <w:shd w:val="clear" w:color="auto" w:fill="B7B7B7"/>
-        </w:rPr>
-        <w:t># Source</w:t>
-      </w:r>
-      <w:r>
-        <w:rPr>
-          <w:rFonts w:ascii="Arial" w:eastAsia="Arial" w:hAnsi="Arial"/>
-          <w:sz w:val="22"/>
-          <w:shd w:val="clear" w:color="auto" w:fill="B7B7B7"/>
+        <w:t>Email accounts</w:t>
+      </w:r>
+      <w:r>
+        <w:rPr>
+          <w:rFonts w:ascii="Roboto Mono" w:hAnsi="Roboto Mono"/>
+          <w:b/>
+          <w:bCs/>
+        </w:rPr>
+        <w:t xml:space="preserve"> and </w:t>
+      </w:r>
+      <w:r>
+        <w:rPr>
+          <w:rFonts w:ascii="Roboto Mono" w:hAnsi="Roboto Mono"/>
+          <w:b/>
+          <w:bCs/>
+        </w:rPr>
+        <w:t>Services: Offers email accounts and hosting.</w:t>
+      </w:r>
+    </w:p>
+    <w:p>
+      <w:pPr>
+        <w:numPr>
+          <w:ilvl w:val="1"/>
+          <w:numId w:val="6"/>
+        </w:numPr>
+        <w:rPr>
+          <w:rFonts w:ascii="Roboto Mono" w:hAnsi="Roboto Mono"/>
+          <w:b/>
+          <w:bCs/>
+        </w:rPr>
+      </w:pPr>
+      <w:r>
+        <w:rPr>
+          <w:rFonts w:ascii="Roboto Mono" w:hAnsi="Roboto Mono"/>
+          <w:b/>
+          <w:bCs/>
+        </w:rPr>
+        <w:t>Web hosting</w:t>
+      </w:r>
+      <w:r>
+        <w:rPr>
+          <w:rFonts w:ascii="Roboto Mono" w:hAnsi="Roboto Mono"/>
+          <w:b/>
+          <w:bCs/>
         </w:rPr>
         <w:t xml:space="preserve">: </w:t>
       </w:r>
-      <w:proofErr w:type="spellStart"/>
-      <w:r>
-        <w:rPr>
-          <w:rFonts w:ascii="Arial" w:eastAsia="Arial" w:hAnsi="Arial"/>
-          <w:b/>
-          <w:sz w:val="22"/>
-          <w:shd w:val="clear" w:color="auto" w:fill="B7B7B7"/>
-        </w:rPr>
-        <w:t>Chatgpt</w:t>
-      </w:r>
-      <w:proofErr w:type="spellEnd"/>
-      <w:r>
-        <w:rPr>
-          <w:rFonts w:ascii="Arial" w:eastAsia="Arial" w:hAnsi="Arial"/>
-          <w:b/>
-          <w:sz w:val="22"/>
-          <w:shd w:val="clear" w:color="auto" w:fill="B7B7B7"/>
-        </w:rPr>
-        <w:t xml:space="preserve"> </w:t>
-      </w:r>
-      <w:r>
-        <w:rPr>
-          <w:rFonts w:ascii="Arial" w:eastAsia="Arial" w:hAnsi="Arial"/>
-          <w:b/>
-          <w:sz w:val="22"/>
-          <w:szCs w:val="14"/>
-          <w:shd w:val="clear" w:color="auto" w:fill="B7B7B7"/>
-        </w:rPr>
-        <w:t>(GPT</w:t>
-      </w:r>
-      <w:r>
-        <w:rPr>
-          <w:rFonts w:ascii="Arial" w:eastAsia="Arial" w:hAnsi="Arial" w:cs="Cambria Math"/>
-          <w:b/>
-          <w:sz w:val="22"/>
-          <w:szCs w:val="14"/>
-          <w:shd w:val="clear" w:color="auto" w:fill="B7B7B7"/>
-        </w:rPr>
-        <w:t>‑</w:t>
-      </w:r>
-      <w:r>
-        <w:rPr>
-          <w:rFonts w:ascii="Arial" w:eastAsia="Arial" w:hAnsi="Arial"/>
-          <w:b/>
-          <w:sz w:val="22"/>
-          <w:szCs w:val="14"/>
-          <w:shd w:val="clear" w:color="auto" w:fill="B7B7B7"/>
-        </w:rPr>
-        <w:t>5 Mini) at [12/9/2025]</w:t>
+      <w:r>
+        <w:rPr>
+          <w:rFonts w:ascii="Roboto Mono" w:hAnsi="Roboto Mono"/>
+          <w:b/>
+          <w:bCs/>
+        </w:rPr>
+        <w:t>Hosts websites and online services.</w:t>
       </w:r>
     </w:p>
     <w:p>
@@ -2123,83 +2761,7 @@
         <w:rPr>
           <w:rFonts w:ascii="Roboto Mono" w:hAnsi="Roboto Mono"/>
         </w:rPr>
-        <w:lastRenderedPageBreak/>
-        <w:t xml:space="preserve">Your </w:t>
-      </w:r>
-      <w:r>
-        <w:rPr>
-          <w:rFonts w:ascii="Roboto Mono" w:hAnsi="Roboto Mono"/>
-          <w:b/>
-          <w:bCs/>
-        </w:rPr>
-        <w:t>computer</w:t>
-      </w:r>
-      <w:r>
-        <w:rPr>
-          <w:rFonts w:ascii="Roboto Mono" w:hAnsi="Roboto Mono"/>
-        </w:rPr>
-        <w:t xml:space="preserve"> connects to a </w:t>
-      </w:r>
-      <w:r>
-        <w:rPr>
-          <w:rFonts w:ascii="Roboto Mono" w:hAnsi="Roboto Mono"/>
-          <w:b/>
-          <w:bCs/>
-        </w:rPr>
-        <w:t>router</w:t>
-      </w:r>
-      <w:r>
-        <w:rPr>
-          <w:rFonts w:ascii="Roboto Mono" w:hAnsi="Roboto Mono"/>
-        </w:rPr>
-        <w:t xml:space="preserve"> (via cable or Wi-Fi).</w:t>
-      </w:r>
-      <w:r>
-        <w:rPr>
-          <w:rFonts w:ascii="Roboto Mono" w:hAnsi="Roboto Mono"/>
-        </w:rPr>
-        <w:br/>
-      </w:r>
-      <w:r>
-        <w:rPr>
-          <w:rFonts w:ascii="Roboto Mono" w:hAnsi="Roboto Mono"/>
-        </w:rPr>
-        <w:br/>
-        <w:t xml:space="preserve">The router directs traffic to the </w:t>
-      </w:r>
-      <w:r>
-        <w:rPr>
-          <w:rFonts w:ascii="Roboto Mono" w:hAnsi="Roboto Mono"/>
-          <w:b/>
-          <w:bCs/>
-        </w:rPr>
-        <w:t>modem</w:t>
-      </w:r>
-      <w:r>
-        <w:rPr>
-          <w:rFonts w:ascii="Roboto Mono" w:hAnsi="Roboto Mono"/>
-        </w:rPr>
-        <w:t xml:space="preserve">, which connects to your </w:t>
-      </w:r>
-      <w:r>
-        <w:rPr>
-          <w:rFonts w:ascii="Roboto Mono" w:hAnsi="Roboto Mono"/>
-          <w:b/>
-          <w:bCs/>
-        </w:rPr>
-        <w:t>ISP</w:t>
-      </w:r>
-      <w:r>
-        <w:rPr>
-          <w:rFonts w:ascii="Roboto Mono" w:hAnsi="Roboto Mono"/>
-        </w:rPr>
-        <w:t xml:space="preserve"> (Internet Service Provider).</w:t>
-      </w:r>
-      <w:r>
-        <w:rPr>
-          <w:rFonts w:ascii="Roboto Mono" w:hAnsi="Roboto Mono"/>
-        </w:rPr>
-        <w:br/>
+        <w:t>Manages the network infrastructure to route your internet traffic.</w:t>
       </w:r>
     </w:p>
     <w:p>
@@ -2216,34 +2778,58 @@
         <w:rPr>
           <w:rFonts w:ascii="Roboto Mono" w:hAnsi="Roboto Mono"/>
         </w:rPr>
-        <w:t xml:space="preserve">The ISP connects to the broader </w:t>
-      </w:r>
+        <w:t>Provides customer support and sometimes domain registration.</w:t>
+      </w:r>
+    </w:p>
+    <w:p>
+      <w:pPr>
+        <w:numPr>
+          <w:ilvl w:val="1"/>
+          <w:numId w:val="7"/>
+        </w:numPr>
+        <w:rPr>
+          <w:rFonts w:ascii="Roboto Mono" w:hAnsi="Roboto Mono"/>
+        </w:rPr>
+      </w:pPr>
       <w:r>
         <w:rPr>
           <w:rFonts w:ascii="Roboto Mono" w:hAnsi="Roboto Mono"/>
           <w:b/>
           <w:bCs/>
         </w:rPr>
-        <w:t>internet backbone</w:t>
-      </w:r>
-      <w:r>
-        <w:rPr>
-          <w:rFonts w:ascii="Roboto Mono" w:hAnsi="Roboto Mono"/>
-        </w:rPr>
-        <w:t>, made up of massive routers and fiber networks.</w:t>
-      </w:r>
-    </w:p>
-    <w:p>
-      <w:pPr>
-        <w:rPr>
-          <w:rFonts w:ascii="Roboto Mono" w:hAnsi="Roboto Mono"/>
-        </w:rPr>
-      </w:pPr>
-      <w:r>
-        <w:rPr>
-          <w:rFonts w:ascii="Roboto Mono" w:hAnsi="Roboto Mono"/>
-        </w:rPr>
-        <w:pict w14:anchorId="0038CD2E">
+        <w:t>Customer Support: Helps users with connection issues, billing, and setup.</w:t>
+      </w:r>
+    </w:p>
+    <w:p>
+      <w:pPr>
+        <w:numPr>
+          <w:ilvl w:val="1"/>
+          <w:numId w:val="7"/>
+        </w:numPr>
+        <w:rPr>
+          <w:rFonts w:ascii="Roboto Mono" w:hAnsi="Roboto Mono"/>
+        </w:rPr>
+      </w:pPr>
+      <w:r>
+        <w:rPr>
+          <w:rFonts w:ascii="Roboto Mono" w:hAnsi="Roboto Mono"/>
+          <w:b/>
+          <w:bCs/>
+        </w:rPr>
+        <w:t>Domain Registration: Some ISPs allow domain name registration for websites.</w:t>
+      </w:r>
+    </w:p>
+    <w:p>
+      <w:pPr>
+        <w:rPr>
+          <w:rFonts w:ascii="Roboto Mono" w:hAnsi="Roboto Mono"/>
+        </w:rPr>
+      </w:pPr>
+      <w:r>
+        <w:rPr>
+          <w:rFonts w:ascii="Roboto Mono" w:hAnsi="Roboto Mono"/>
+        </w:rPr>
+        <w:pict w14:anchorId="738B8D3B">
           <v:rect id="_x0000_i1036" style="width:0;height:1.5pt" o:hralign="center" o:bullet="t" o:hrstd="t" o:hr="t" fillcolor="#a0a0a0" stroked="f"/>
         </w:pict>
       </w:r>
@@ -2253,10 +2839,17 @@
         <w:pStyle w:val="Heading3"/>
       </w:pPr>
       <w:r>
-        <w:t>Summary:</w:t>
-      </w:r>
-    </w:p>
-    <w:p>
+        <w:t>Examples of ISPs</w:t>
+      </w:r>
+    </w:p>
+    <w:p>
+      <w:pPr>
+        <w:rPr>
+          <w:rFonts w:ascii="Roboto Mono" w:hAnsi="Roboto Mono"/>
+          <w:b/>
+          <w:bCs/>
+        </w:rPr>
+      </w:pPr>
       <w:r>
         <w:rPr>
           <w:rFonts w:ascii="Arial" w:eastAsia="Arial" w:hAnsi="Arial"/>
@@ -2274,432 +2867,14 @@
         </w:rPr>
         <w:t xml:space="preserve">: </w:t>
       </w:r>
-      <w:proofErr w:type="spellStart"/>
-      <w:r>
-        <w:rPr>
-          <w:rFonts w:ascii="Arial" w:eastAsia="Arial" w:hAnsi="Arial"/>
-          <w:b/>
-          <w:sz w:val="22"/>
-          <w:shd w:val="clear" w:color="auto" w:fill="B7B7B7"/>
-        </w:rPr>
-        <w:t>Chatgpt</w:t>
-      </w:r>
-      <w:proofErr w:type="spellEnd"/>
-      <w:r>
-        <w:rPr>
-          <w:rFonts w:ascii="Arial" w:eastAsia="Arial" w:hAnsi="Arial"/>
-          <w:b/>
-          <w:sz w:val="22"/>
-          <w:shd w:val="clear" w:color="auto" w:fill="B7B7B7"/>
-        </w:rPr>
-        <w:t xml:space="preserve"> </w:t>
-      </w:r>
-      <w:r>
-        <w:rPr>
-          <w:rFonts w:ascii="Arial" w:eastAsia="Arial" w:hAnsi="Arial"/>
-          <w:b/>
-          <w:sz w:val="22"/>
-          <w:szCs w:val="14"/>
-          <w:shd w:val="clear" w:color="auto" w:fill="B7B7B7"/>
-        </w:rPr>
-        <w:t>(GPT</w:t>
-      </w:r>
-      <w:r>
-        <w:rPr>
-          <w:rFonts w:ascii="Arial" w:eastAsia="Arial" w:hAnsi="Arial" w:cs="Cambria Math"/>
-          <w:b/>
-          <w:sz w:val="22"/>
-          <w:szCs w:val="14"/>
-          <w:shd w:val="clear" w:color="auto" w:fill="B7B7B7"/>
-        </w:rPr>
-        <w:t>‑</w:t>
-      </w:r>
-      <w:r>
-        <w:rPr>
-          <w:rFonts w:ascii="Arial" w:eastAsia="Arial" w:hAnsi="Arial"/>
-          <w:b/>
-          <w:sz w:val="22"/>
-          <w:szCs w:val="14"/>
-          <w:shd w:val="clear" w:color="auto" w:fill="B7B7B7"/>
-        </w:rPr>
-        <w:t>5 Mini) at [12/9/2025]</w:t>
-      </w:r>
-    </w:p>
-    <w:p>
-      <w:pPr>
-        <w:rPr>
-          <w:rFonts w:ascii="Roboto Mono" w:hAnsi="Roboto Mono"/>
-        </w:rPr>
-      </w:pPr>
-      <w:r>
-        <w:rPr>
-          <w:rFonts w:ascii="Roboto Mono" w:eastAsia="Arial" w:hAnsi="Roboto Mono"/>
-          <w:sz w:val="22"/>
-        </w:rPr>
-        <w:t>The Internet is a worldwide network that allows computers and devices to communicate, share information, and access services. It connects millions of people and devices, making communication, learning, business, and entertainment possible at a global scale.</w:t>
-      </w:r>
-    </w:p>
-    <w:p>
-      <w:pPr>
-        <w:rPr>
-          <w:rFonts w:ascii="Roboto Mono" w:hAnsi="Roboto Mono"/>
-        </w:rPr>
-      </w:pPr>
-      <w:r>
-        <w:rPr>
-          <w:rFonts w:ascii="Roboto Mono" w:hAnsi="Roboto Mono"/>
-        </w:rPr>
-        <w:pict w14:anchorId="33DC88E3">
-          <v:rect id="_x0000_i1037" style="width:0;height:1.5pt" o:hralign="center" o:bullet="t" o:hrstd="t" o:hr="t" fillcolor="#a0a0a0" stroked="f"/>
-        </w:pict>
-      </w:r>
-    </w:p>
-    <w:p>
-      <w:pPr>
-        <w:pStyle w:val="Heading2"/>
-      </w:pPr>
-      <w:r>
-        <w:t>2-</w:t>
-      </w:r>
-      <w:r>
-        <w:t>Internet Service Provider</w:t>
-      </w:r>
-    </w:p>
-    <w:p>
-      <w:pPr>
-        <w:pStyle w:val="Heading3"/>
-      </w:pPr>
-      <w:r>
-        <w:rPr>
-          <w:rFonts w:ascii="Segoe UI Emoji" w:hAnsi="Segoe UI Emoji" w:cs="Segoe UI Emoji"/>
-        </w:rPr>
-        <w:t>🌐</w:t>
-      </w:r>
-      <w:r>
-        <w:t xml:space="preserve"> What Is an Internet Service Provider (ISP)?</w:t>
-      </w:r>
-    </w:p>
-    <w:p>
-      <w:r>
-        <w:rPr>
-          <w:rFonts w:ascii="Arial" w:eastAsia="Arial" w:hAnsi="Arial"/>
-          <w:b/>
-          <w:sz w:val="22"/>
-          <w:shd w:val="clear" w:color="auto" w:fill="B7B7B7"/>
-        </w:rPr>
-        <w:t># Source</w:t>
-      </w:r>
-      <w:r>
-        <w:rPr>
-          <w:rFonts w:ascii="Arial" w:eastAsia="Arial" w:hAnsi="Arial"/>
-          <w:sz w:val="22"/>
-          <w:shd w:val="clear" w:color="auto" w:fill="B7B7B7"/>
-        </w:rPr>
-        <w:t xml:space="preserve">: </w:t>
-      </w:r>
-      <w:proofErr w:type="spellStart"/>
-      <w:r>
-        <w:rPr>
-          <w:rFonts w:ascii="Arial" w:eastAsia="Arial" w:hAnsi="Arial"/>
-          <w:b/>
-          <w:sz w:val="22"/>
-          <w:shd w:val="clear" w:color="auto" w:fill="B7B7B7"/>
-        </w:rPr>
-        <w:t>Chatgpt</w:t>
-      </w:r>
-      <w:proofErr w:type="spellEnd"/>
-      <w:r>
-        <w:rPr>
-          <w:rFonts w:ascii="Arial" w:eastAsia="Arial" w:hAnsi="Arial"/>
-          <w:b/>
-          <w:sz w:val="22"/>
-          <w:shd w:val="clear" w:color="auto" w:fill="B7B7B7"/>
-        </w:rPr>
-        <w:t xml:space="preserve"> </w:t>
-      </w:r>
-      <w:r>
-        <w:rPr>
-          <w:rFonts w:ascii="Arial" w:eastAsia="Arial" w:hAnsi="Arial"/>
-          <w:b/>
-          <w:sz w:val="22"/>
-          <w:szCs w:val="14"/>
-          <w:shd w:val="clear" w:color="auto" w:fill="B7B7B7"/>
-        </w:rPr>
-        <w:t>(GPT</w:t>
-      </w:r>
-      <w:r>
-        <w:rPr>
-          <w:rFonts w:ascii="Arial" w:eastAsia="Arial" w:hAnsi="Arial" w:cs="Cambria Math"/>
-          <w:b/>
-          <w:sz w:val="22"/>
-          <w:szCs w:val="14"/>
-          <w:shd w:val="clear" w:color="auto" w:fill="B7B7B7"/>
-        </w:rPr>
-        <w:t>‑</w:t>
-      </w:r>
-      <w:r>
-        <w:rPr>
-          <w:rFonts w:ascii="Arial" w:eastAsia="Arial" w:hAnsi="Arial"/>
-          <w:b/>
-          <w:sz w:val="22"/>
-          <w:szCs w:val="14"/>
-          <w:shd w:val="clear" w:color="auto" w:fill="B7B7B7"/>
-        </w:rPr>
-        <w:t>5 Mini) at [12/9/2025]</w:t>
-      </w:r>
-    </w:p>
-    <w:p>
-      <w:pPr>
-        <w:rPr>
-          <w:rFonts w:ascii="Roboto Mono" w:hAnsi="Roboto Mono"/>
-        </w:rPr>
-      </w:pPr>
-      <w:r>
-        <w:rPr>
-          <w:rFonts w:ascii="Roboto Mono" w:hAnsi="Roboto Mono"/>
-        </w:rPr>
-        <w:t>An Internet Service Provider (ISP) is a company or organization that provides individuals, businesses, and other entities access to the Internet. Essentially, they act as the gateway that connects your device or network to the global Internet</w:t>
-      </w:r>
-      <w:r>
-        <w:rPr>
-          <w:rFonts w:ascii="Roboto Mono" w:eastAsia="Arial" w:hAnsi="Roboto Mono"/>
-          <w:sz w:val="22"/>
-        </w:rPr>
-        <w:t>.</w:t>
-      </w:r>
-    </w:p>
-    <w:p>
-      <w:pPr>
-        <w:rPr>
-          <w:rFonts w:ascii="Roboto Mono" w:hAnsi="Roboto Mono"/>
-        </w:rPr>
-      </w:pPr>
-      <w:r>
-        <w:rPr>
-          <w:rFonts w:ascii="Roboto Mono" w:hAnsi="Roboto Mono"/>
-        </w:rPr>
-        <w:pict w14:anchorId="72AA7F23">
-          <v:rect id="_x0000_i1038" style="width:0;height:1.5pt" o:hralign="center" o:hrstd="t" o:hr="t" fillcolor="#a0a0a0" stroked="f"/>
-        </w:pict>
-      </w:r>
-    </w:p>
-    <w:p>
-      <w:pPr>
-        <w:rPr>
-          <w:rFonts w:ascii="Roboto Mono" w:hAnsi="Roboto Mono"/>
-          <w:b/>
-          <w:bCs/>
-        </w:rPr>
-      </w:pPr>
-      <w:r>
-        <w:rPr>
-          <w:rFonts w:ascii="Segoe UI Emoji" w:hAnsi="Segoe UI Emoji" w:cs="Segoe UI Emoji"/>
-        </w:rPr>
-        <w:t>🧠</w:t>
-      </w:r>
-      <w:r>
-        <w:rPr>
-          <w:rFonts w:ascii="Roboto Mono" w:hAnsi="Roboto Mono"/>
-        </w:rPr>
-        <w:t xml:space="preserve"> </w:t>
-      </w:r>
-      <w:r>
-        <w:rPr>
-          <w:rFonts w:ascii="Roboto Mono" w:hAnsi="Roboto Mono"/>
-          <w:b/>
-          <w:bCs/>
-        </w:rPr>
-        <w:t>In Simple Terms:</w:t>
-      </w:r>
-    </w:p>
-    <w:p>
-      <w:pPr>
-        <w:rPr>
-          <w:rFonts w:ascii="Roboto Mono" w:hAnsi="Roboto Mono"/>
-        </w:rPr>
-      </w:pPr>
-      <w:r>
-        <w:rPr>
-          <w:rFonts w:ascii="Arial" w:eastAsia="Arial" w:hAnsi="Arial"/>
-          <w:b/>
-          <w:sz w:val="22"/>
-          <w:shd w:val="clear" w:color="auto" w:fill="B7B7B7"/>
-        </w:rPr>
-        <w:t># Source</w:t>
-      </w:r>
-      <w:r>
-        <w:rPr>
-          <w:rFonts w:ascii="Arial" w:eastAsia="Arial" w:hAnsi="Arial"/>
-          <w:sz w:val="22"/>
-          <w:shd w:val="clear" w:color="auto" w:fill="B7B7B7"/>
-        </w:rPr>
-        <w:t xml:space="preserve">: </w:t>
-      </w:r>
-      <w:proofErr w:type="spellStart"/>
-      <w:r>
-        <w:rPr>
-          <w:rFonts w:ascii="Arial" w:eastAsia="Arial" w:hAnsi="Arial"/>
-          <w:b/>
-          <w:sz w:val="22"/>
-          <w:shd w:val="clear" w:color="auto" w:fill="B7B7B7"/>
-        </w:rPr>
-        <w:t>Chatgpt</w:t>
-      </w:r>
-      <w:proofErr w:type="spellEnd"/>
-      <w:r>
-        <w:rPr>
-          <w:rFonts w:ascii="Arial" w:eastAsia="Arial" w:hAnsi="Arial"/>
-          <w:b/>
-          <w:sz w:val="22"/>
-          <w:shd w:val="clear" w:color="auto" w:fill="B7B7B7"/>
-        </w:rPr>
-        <w:t xml:space="preserve"> </w:t>
-      </w:r>
-      <w:r>
-        <w:rPr>
-          <w:rFonts w:ascii="Arial" w:eastAsia="Arial" w:hAnsi="Arial"/>
-          <w:b/>
-          <w:sz w:val="22"/>
-          <w:szCs w:val="14"/>
-          <w:shd w:val="clear" w:color="auto" w:fill="B7B7B7"/>
-        </w:rPr>
-        <w:t>(GPT</w:t>
-      </w:r>
-      <w:r>
-        <w:rPr>
-          <w:rFonts w:ascii="Arial" w:eastAsia="Arial" w:hAnsi="Arial" w:cs="Cambria Math"/>
-          <w:b/>
-          <w:sz w:val="22"/>
-          <w:szCs w:val="14"/>
-          <w:shd w:val="clear" w:color="auto" w:fill="B7B7B7"/>
-        </w:rPr>
-        <w:t>‑</w:t>
-      </w:r>
-      <w:r>
-        <w:rPr>
-          <w:rFonts w:ascii="Arial" w:eastAsia="Arial" w:hAnsi="Arial"/>
-          <w:b/>
-          <w:sz w:val="22"/>
-          <w:szCs w:val="14"/>
-          <w:shd w:val="clear" w:color="auto" w:fill="B7B7B7"/>
-        </w:rPr>
-        <w:t>5 Mini) at [12/9/2025]</w:t>
-      </w:r>
-      <w:r>
-        <w:rPr>
-          <w:rFonts w:ascii="Arial" w:eastAsia="Arial" w:hAnsi="Arial"/>
-          <w:sz w:val="22"/>
-        </w:rPr>
-        <w:t>.</w:t>
-      </w:r>
-    </w:p>
-    <w:p>
-      <w:pPr>
-        <w:rPr>
-          <w:rFonts w:ascii="Roboto Mono" w:hAnsi="Roboto Mono"/>
-        </w:rPr>
-      </w:pPr>
-      <w:r>
-        <w:rPr>
-          <w:rFonts w:ascii="Roboto Mono" w:hAnsi="Roboto Mono"/>
-        </w:rPr>
-        <w:t xml:space="preserve">An </w:t>
-      </w:r>
-      <w:r>
-        <w:rPr>
-          <w:rFonts w:ascii="Roboto Mono" w:hAnsi="Roboto Mono"/>
-          <w:b/>
-          <w:bCs/>
-        </w:rPr>
-        <w:t>ISP</w:t>
-      </w:r>
-      <w:r>
-        <w:rPr>
-          <w:rFonts w:ascii="Roboto Mono" w:hAnsi="Roboto Mono"/>
-        </w:rPr>
-        <w:t xml:space="preserve"> is a company or organization that </w:t>
-      </w:r>
-      <w:r>
-        <w:rPr>
-          <w:rFonts w:ascii="Roboto Mono" w:hAnsi="Roboto Mono"/>
-          <w:b/>
-          <w:bCs/>
-        </w:rPr>
-        <w:t>provides you access to the internet</w:t>
-      </w:r>
-      <w:r>
-        <w:rPr>
-          <w:rFonts w:ascii="Roboto Mono" w:hAnsi="Roboto Mono"/>
-        </w:rPr>
-        <w:t>.</w:t>
-      </w:r>
-    </w:p>
-    <w:p>
-      <w:pPr>
-        <w:rPr>
-          <w:rFonts w:ascii="Roboto Mono" w:hAnsi="Roboto Mono"/>
-        </w:rPr>
-      </w:pPr>
-      <w:r>
-        <w:rPr>
-          <w:rFonts w:ascii="Roboto Mono" w:hAnsi="Roboto Mono"/>
-        </w:rPr>
-        <w:pict w14:anchorId="11DC62BF">
-          <v:rect id="_x0000_i1039" style="width:0;height:1.5pt" o:hralign="center" o:hrstd="t" o:hr="t" fillcolor="#a0a0a0" stroked="f"/>
-        </w:pict>
-      </w:r>
-    </w:p>
-    <w:p>
-      <w:pPr>
-        <w:pStyle w:val="Heading3"/>
-      </w:pPr>
-      <w:r>
-        <w:lastRenderedPageBreak/>
-        <w:t>What Does an ISP Do?</w:t>
-      </w:r>
-    </w:p>
-    <w:p>
-      <w:pPr>
-        <w:rPr>
-          <w:rFonts w:ascii="Roboto Mono" w:hAnsi="Roboto Mono"/>
-        </w:rPr>
-      </w:pPr>
-      <w:r>
-        <w:rPr>
-          <w:rFonts w:ascii="Arial" w:eastAsia="Arial" w:hAnsi="Arial"/>
-          <w:b/>
-          <w:sz w:val="22"/>
-          <w:shd w:val="clear" w:color="auto" w:fill="B7B7B7"/>
-        </w:rPr>
-        <w:t># Source</w:t>
-      </w:r>
-      <w:r>
-        <w:rPr>
-          <w:rFonts w:ascii="Arial" w:eastAsia="Arial" w:hAnsi="Arial"/>
-          <w:sz w:val="22"/>
-          <w:shd w:val="clear" w:color="auto" w:fill="B7B7B7"/>
-        </w:rPr>
-        <w:t xml:space="preserve">: </w:t>
-      </w:r>
-      <w:proofErr w:type="spellStart"/>
-      <w:r>
-        <w:rPr>
-          <w:rFonts w:ascii="Arial" w:eastAsia="Arial" w:hAnsi="Arial"/>
-          <w:b/>
-          <w:sz w:val="22"/>
-          <w:shd w:val="clear" w:color="auto" w:fill="B7B7B7"/>
-        </w:rPr>
-        <w:t>Chatgpt</w:t>
-      </w:r>
-      <w:proofErr w:type="spellEnd"/>
-      <w:r>
-        <w:rPr>
-          <w:rFonts w:ascii="Arial" w:eastAsia="Arial" w:hAnsi="Arial"/>
-          <w:b/>
-          <w:sz w:val="22"/>
-          <w:shd w:val="clear" w:color="auto" w:fill="B7B7B7"/>
-        </w:rPr>
-        <w:t xml:space="preserve"> </w:t>
+      <w:r>
+        <w:rPr>
+          <w:rFonts w:ascii="Arial" w:eastAsia="Arial" w:hAnsi="Arial"/>
+          <w:b/>
+          <w:sz w:val="22"/>
+          <w:shd w:val="clear" w:color="auto" w:fill="B7B7B7"/>
+        </w:rPr>
+        <w:t xml:space="preserve">Chatgpt </w:t>
       </w:r>
       <w:r>
         <w:rPr>
@@ -2746,7 +2921,7 @@
         <w:rPr>
           <w:rFonts w:ascii="Roboto Mono" w:hAnsi="Roboto Mono"/>
         </w:rPr>
-        <w:t>Connects your home, office, or device to the internet.</w:t>
+        <w:t>Comcast</w:t>
       </w:r>
     </w:p>
     <w:p>
@@ -2763,13 +2938,13 @@
         <w:rPr>
           <w:rFonts w:ascii="Roboto Mono" w:hAnsi="Roboto Mono"/>
         </w:rPr>
-        <w:t>Offers services like:</w:t>
+        <w:t>AT&amp;T</w:t>
       </w:r>
     </w:p>
     <w:p>
       <w:pPr>
         <w:numPr>
-          <w:ilvl w:val="1"/>
+          <w:ilvl w:val="0"/>
           <w:numId w:val="9"/>
         </w:numPr>
         <w:rPr>
@@ -2779,30 +2954,14 @@
       <w:r>
         <w:rPr>
           <w:rFonts w:ascii="Roboto Mono" w:hAnsi="Roboto Mono"/>
-          <w:b/>
-          <w:bCs/>
-        </w:rPr>
-        <w:t xml:space="preserve">wired </w:t>
-      </w:r>
-      <w:r>
-        <w:rPr>
-          <w:rFonts w:ascii="Roboto Mono" w:hAnsi="Roboto Mono"/>
-          <w:b/>
-          <w:bCs/>
-        </w:rPr>
-        <w:t>Broadband internet</w:t>
-      </w:r>
-      <w:r>
-        <w:rPr>
-          <w:rFonts w:ascii="Roboto Mono" w:hAnsi="Roboto Mono"/>
-        </w:rPr>
-        <w:t xml:space="preserve"> (cable, DSL, fiber)</w:t>
+        </w:rPr>
+        <w:t>Verizon</w:t>
       </w:r>
     </w:p>
     <w:p>
       <w:pPr>
         <w:numPr>
-          <w:ilvl w:val="1"/>
+          <w:ilvl w:val="0"/>
           <w:numId w:val="9"/>
         </w:numPr>
         <w:rPr>
@@ -2812,30 +2971,14 @@
       <w:r>
         <w:rPr>
           <w:rFonts w:ascii="Roboto Mono" w:hAnsi="Roboto Mono"/>
-          <w:b/>
-          <w:bCs/>
-        </w:rPr>
-        <w:t xml:space="preserve">wireless </w:t>
-      </w:r>
-      <w:r>
-        <w:rPr>
-          <w:rFonts w:ascii="Roboto Mono" w:hAnsi="Roboto Mono"/>
-          <w:b/>
-          <w:bCs/>
-        </w:rPr>
-        <w:t>Mobile data</w:t>
-      </w:r>
-      <w:r>
-        <w:rPr>
-          <w:rFonts w:ascii="Roboto Mono" w:hAnsi="Roboto Mono"/>
-        </w:rPr>
-        <w:t xml:space="preserve"> (3G, 4G, 5G)</w:t>
+        </w:rPr>
+        <w:t>Spectrum</w:t>
       </w:r>
     </w:p>
     <w:p>
       <w:pPr>
         <w:numPr>
-          <w:ilvl w:val="1"/>
+          <w:ilvl w:val="0"/>
           <w:numId w:val="9"/>
         </w:numPr>
         <w:rPr>
@@ -2845,63 +2988,88 @@
       <w:r>
         <w:rPr>
           <w:rFonts w:ascii="Roboto Mono" w:hAnsi="Roboto Mono"/>
+        </w:rPr>
+        <w:t>Vodafone</w:t>
+      </w:r>
+    </w:p>
+    <w:p>
+      <w:pPr>
+        <w:rPr>
+          <w:rFonts w:ascii="Roboto Mono" w:hAnsi="Roboto Mono"/>
+        </w:rPr>
+      </w:pPr>
+    </w:p>
+    <w:p>
+      <w:pPr>
+        <w:pStyle w:val="Heading3"/>
+      </w:pPr>
+      <w:r>
+        <w:t>How It Works:</w:t>
+      </w:r>
+    </w:p>
+    <w:p>
+      <w:pPr>
+        <w:rPr>
+          <w:rFonts w:ascii="Roboto Mono" w:hAnsi="Roboto Mono"/>
           <w:b/>
           <w:bCs/>
         </w:rPr>
-        <w:t>Email accounts</w:t>
-      </w:r>
-      <w:r>
-        <w:rPr>
-          <w:rFonts w:ascii="Roboto Mono" w:hAnsi="Roboto Mono"/>
-          <w:b/>
-          <w:bCs/>
-        </w:rPr>
-        <w:t xml:space="preserve"> and </w:t>
-      </w:r>
-      <w:r>
-        <w:rPr>
-          <w:rFonts w:ascii="Roboto Mono" w:hAnsi="Roboto Mono"/>
-          <w:b/>
-          <w:bCs/>
-        </w:rPr>
-        <w:t>Services: Offers email accounts and hosting.</w:t>
-      </w:r>
-    </w:p>
-    <w:p>
-      <w:pPr>
-        <w:numPr>
-          <w:ilvl w:val="1"/>
-          <w:numId w:val="9"/>
-        </w:numPr>
-        <w:rPr>
-          <w:rFonts w:ascii="Roboto Mono" w:hAnsi="Roboto Mono"/>
-          <w:b/>
-          <w:bCs/>
-        </w:rPr>
-      </w:pPr>
-      <w:r>
-        <w:rPr>
-          <w:rFonts w:ascii="Roboto Mono" w:hAnsi="Roboto Mono"/>
-          <w:b/>
-          <w:bCs/>
-        </w:rPr>
-        <w:t>Web hosting</w:t>
-      </w:r>
-      <w:r>
-        <w:rPr>
-          <w:rFonts w:ascii="Roboto Mono" w:hAnsi="Roboto Mono"/>
-          <w:b/>
-          <w:bCs/>
+      </w:pPr>
+      <w:r>
+        <w:rPr>
+          <w:rFonts w:ascii="Arial" w:eastAsia="Arial" w:hAnsi="Arial"/>
+          <w:b/>
+          <w:sz w:val="22"/>
+          <w:shd w:val="clear" w:color="auto" w:fill="B7B7B7"/>
+        </w:rPr>
+        <w:t># Source</w:t>
+      </w:r>
+      <w:r>
+        <w:rPr>
+          <w:rFonts w:ascii="Arial" w:eastAsia="Arial" w:hAnsi="Arial"/>
+          <w:sz w:val="22"/>
+          <w:shd w:val="clear" w:color="auto" w:fill="B7B7B7"/>
         </w:rPr>
         <w:t xml:space="preserve">: </w:t>
       </w:r>
       <w:r>
         <w:rPr>
-          <w:rFonts w:ascii="Roboto Mono" w:hAnsi="Roboto Mono"/>
-          <w:b/>
-          <w:bCs/>
-        </w:rPr>
-        <w:t>Hosts websites and online services.</w:t>
+          <w:rFonts w:ascii="Arial" w:eastAsia="Arial" w:hAnsi="Arial"/>
+          <w:b/>
+          <w:sz w:val="22"/>
+          <w:shd w:val="clear" w:color="auto" w:fill="B7B7B7"/>
+        </w:rPr>
+        <w:t xml:space="preserve">Chatgpt </w:t>
+      </w:r>
+      <w:r>
+        <w:rPr>
+          <w:rFonts w:ascii="Arial" w:eastAsia="Arial" w:hAnsi="Arial"/>
+          <w:b/>
+          <w:sz w:val="22"/>
+          <w:szCs w:val="14"/>
+          <w:shd w:val="clear" w:color="auto" w:fill="B7B7B7"/>
+        </w:rPr>
+        <w:t>(GPT</w:t>
+      </w:r>
+      <w:r>
+        <w:rPr>
+          <w:rFonts w:ascii="Arial" w:eastAsia="Arial" w:hAnsi="Arial" w:cs="Cambria Math"/>
+          <w:b/>
+          <w:sz w:val="22"/>
+          <w:szCs w:val="14"/>
+          <w:shd w:val="clear" w:color="auto" w:fill="B7B7B7"/>
+        </w:rPr>
+        <w:t>‑</w:t>
+      </w:r>
+      <w:r>
+        <w:rPr>
+          <w:rFonts w:ascii="Arial" w:eastAsia="Arial" w:hAnsi="Arial"/>
+          <w:b/>
+          <w:sz w:val="22"/>
+          <w:szCs w:val="14"/>
+          <w:shd w:val="clear" w:color="auto" w:fill="B7B7B7"/>
+        </w:rPr>
+        <w:t>5 Mini) at [12/9/2025]</w:t>
       </w:r>
     </w:p>
     <w:p>
@@ -2918,7 +3086,7 @@
         <w:rPr>
           <w:rFonts w:ascii="Roboto Mono" w:hAnsi="Roboto Mono"/>
         </w:rPr>
-        <w:t>Manages the network infrastructure to route your internet traffic.</w:t>
+        <w:t>Your device connects to an ISP (via modem/router).</w:t>
       </w:r>
     </w:p>
     <w:p>
@@ -2935,13 +3103,13 @@
         <w:rPr>
           <w:rFonts w:ascii="Roboto Mono" w:hAnsi="Roboto Mono"/>
         </w:rPr>
-        <w:t>Provides customer support and sometimes domain registration.</w:t>
+        <w:t>ISP connects to the global internet backbone.</w:t>
       </w:r>
     </w:p>
     <w:p>
       <w:pPr>
         <w:numPr>
-          <w:ilvl w:val="1"/>
+          <w:ilvl w:val="0"/>
           <w:numId w:val="10"/>
         </w:numPr>
         <w:rPr>
@@ -2951,60 +3119,29 @@
       <w:r>
         <w:rPr>
           <w:rFonts w:ascii="Roboto Mono" w:hAnsi="Roboto Mono"/>
-          <w:b/>
-          <w:bCs/>
-        </w:rPr>
-        <w:t>Customer Support: Helps users with connection issues, billing, and setup.</w:t>
-      </w:r>
-    </w:p>
-    <w:p>
-      <w:pPr>
-        <w:numPr>
-          <w:ilvl w:val="1"/>
-          <w:numId w:val="10"/>
-        </w:numPr>
-        <w:rPr>
-          <w:rFonts w:ascii="Roboto Mono" w:hAnsi="Roboto Mono"/>
-        </w:rPr>
-      </w:pPr>
-      <w:r>
-        <w:rPr>
-          <w:rFonts w:ascii="Roboto Mono" w:hAnsi="Roboto Mono"/>
-          <w:b/>
-          <w:bCs/>
-        </w:rPr>
-        <w:t>Domain Registration: Some ISPs allow domain name registration for websites.</w:t>
-      </w:r>
-    </w:p>
-    <w:p>
-      <w:pPr>
-        <w:rPr>
-          <w:rFonts w:ascii="Roboto Mono" w:hAnsi="Roboto Mono"/>
-        </w:rPr>
-      </w:pPr>
-      <w:r>
-        <w:rPr>
-          <w:rFonts w:ascii="Roboto Mono" w:hAnsi="Roboto Mono"/>
-        </w:rPr>
-        <w:pict w14:anchorId="4EC4E4C5">
-          <v:rect id="_x0000_i1040" style="width:0;height:1.5pt" o:hralign="center" o:bullet="t" o:hrstd="t" o:hr="t" fillcolor="#a0a0a0" stroked="f"/>
-        </w:pict>
+        </w:rPr>
+        <w:t>You can then access websites, send emails, stream videos, etc.</w:t>
       </w:r>
     </w:p>
     <w:p>
       <w:pPr>
         <w:pStyle w:val="Heading3"/>
       </w:pPr>
-      <w:r>
-        <w:t>Examples of ISPs</w:t>
-      </w:r>
-    </w:p>
-    <w:p>
-      <w:pPr>
-        <w:rPr>
-          <w:rFonts w:ascii="Roboto Mono" w:hAnsi="Roboto Mono"/>
-          <w:b/>
-          <w:bCs/>
+      <w:bookmarkStart w:id="0" w:name="_Hlk216174539"/>
+      <w:r>
+        <w:rPr>
+          <w:rFonts w:ascii="Segoe UI Emoji" w:hAnsi="Segoe UI Emoji" w:cs="Segoe UI Emoji"/>
+        </w:rPr>
+        <w:t>📶</w:t>
+      </w:r>
+      <w:r>
+        <w:t xml:space="preserve"> Types of ISPs:</w:t>
+      </w:r>
+    </w:p>
+    <w:p>
+      <w:pPr>
+        <w:rPr>
+          <w:rFonts w:ascii="Roboto Mono" w:hAnsi="Roboto Mono"/>
         </w:rPr>
       </w:pPr>
       <w:r>
@@ -3024,25 +3161,14 @@
         </w:rPr>
         <w:t xml:space="preserve">: </w:t>
       </w:r>
-      <w:proofErr w:type="spellStart"/>
-      <w:r>
-        <w:rPr>
-          <w:rFonts w:ascii="Arial" w:eastAsia="Arial" w:hAnsi="Arial"/>
-          <w:b/>
-          <w:sz w:val="22"/>
-          <w:shd w:val="clear" w:color="auto" w:fill="B7B7B7"/>
-        </w:rPr>
-        <w:t>Chatgpt</w:t>
-      </w:r>
-      <w:proofErr w:type="spellEnd"/>
-      <w:r>
-        <w:rPr>
-          <w:rFonts w:ascii="Arial" w:eastAsia="Arial" w:hAnsi="Arial"/>
-          <w:b/>
-          <w:sz w:val="22"/>
-          <w:shd w:val="clear" w:color="auto" w:fill="B7B7B7"/>
-        </w:rPr>
-        <w:t xml:space="preserve"> </w:t>
+      <w:r>
+        <w:rPr>
+          <w:rFonts w:ascii="Arial" w:eastAsia="Arial" w:hAnsi="Arial"/>
+          <w:b/>
+          <w:sz w:val="22"/>
+          <w:shd w:val="clear" w:color="auto" w:fill="B7B7B7"/>
+        </w:rPr>
+        <w:t xml:space="preserve">Chatgpt </w:t>
       </w:r>
       <w:r>
         <w:rPr>
@@ -3079,7 +3205,7 @@
       <w:pPr>
         <w:numPr>
           <w:ilvl w:val="0"/>
-          <w:numId w:val="12"/>
+          <w:numId w:val="5"/>
         </w:numPr>
         <w:rPr>
           <w:rFonts w:ascii="Roboto Mono" w:hAnsi="Roboto Mono"/>
@@ -3088,15 +3214,23 @@
       <w:r>
         <w:rPr>
           <w:rFonts w:ascii="Roboto Mono" w:hAnsi="Roboto Mono"/>
-        </w:rPr>
-        <w:t>Comcast</w:t>
+          <w:b/>
+          <w:bCs/>
+        </w:rPr>
+        <w:t>Dial-up ISPs:</w:t>
+      </w:r>
+      <w:r>
+        <w:rPr>
+          <w:rFonts w:ascii="Roboto Mono" w:hAnsi="Roboto Mono"/>
+        </w:rPr>
+        <w:t xml:space="preserve"> Older technology using phone lines (rarely used now).</w:t>
       </w:r>
     </w:p>
     <w:p>
       <w:pPr>
         <w:numPr>
           <w:ilvl w:val="0"/>
-          <w:numId w:val="12"/>
+          <w:numId w:val="5"/>
         </w:numPr>
         <w:rPr>
           <w:rFonts w:ascii="Roboto Mono" w:hAnsi="Roboto Mono"/>
@@ -3105,15 +3239,23 @@
       <w:r>
         <w:rPr>
           <w:rFonts w:ascii="Roboto Mono" w:hAnsi="Roboto Mono"/>
-        </w:rPr>
-        <w:t>AT&amp;T</w:t>
+          <w:b/>
+          <w:bCs/>
+        </w:rPr>
+        <w:t>Broadband ISPs:</w:t>
+      </w:r>
+      <w:r>
+        <w:rPr>
+          <w:rFonts w:ascii="Roboto Mono" w:hAnsi="Roboto Mono"/>
+        </w:rPr>
+        <w:t xml:space="preserve"> High-speed wired connections like DSL, cable, or fiber optics.</w:t>
       </w:r>
     </w:p>
     <w:p>
       <w:pPr>
         <w:numPr>
           <w:ilvl w:val="0"/>
-          <w:numId w:val="12"/>
+          <w:numId w:val="5"/>
         </w:numPr>
         <w:rPr>
           <w:rFonts w:ascii="Roboto Mono" w:hAnsi="Roboto Mono"/>
@@ -3122,15 +3264,23 @@
       <w:r>
         <w:rPr>
           <w:rFonts w:ascii="Roboto Mono" w:hAnsi="Roboto Mono"/>
-        </w:rPr>
-        <w:t>Verizon</w:t>
+          <w:b/>
+          <w:bCs/>
+        </w:rPr>
+        <w:t>Wireless ISPs:</w:t>
+      </w:r>
+      <w:r>
+        <w:rPr>
+          <w:rFonts w:ascii="Roboto Mono" w:hAnsi="Roboto Mono"/>
+        </w:rPr>
+        <w:t xml:space="preserve"> Provide internet over Wi-Fi or mobile networks (3G, 4G, 5G).</w:t>
       </w:r>
     </w:p>
     <w:p>
       <w:pPr>
         <w:numPr>
           <w:ilvl w:val="0"/>
-          <w:numId w:val="12"/>
+          <w:numId w:val="5"/>
         </w:numPr>
         <w:rPr>
           <w:rFonts w:ascii="Roboto Mono" w:hAnsi="Roboto Mono"/>
@@ -3139,49 +3289,46 @@
       <w:r>
         <w:rPr>
           <w:rFonts w:ascii="Roboto Mono" w:hAnsi="Roboto Mono"/>
-        </w:rPr>
-        <w:t>Spectrum</w:t>
-      </w:r>
-    </w:p>
-    <w:p>
-      <w:pPr>
-        <w:numPr>
-          <w:ilvl w:val="0"/>
-          <w:numId w:val="12"/>
-        </w:numPr>
-        <w:rPr>
-          <w:rFonts w:ascii="Roboto Mono" w:hAnsi="Roboto Mono"/>
-        </w:rPr>
-      </w:pPr>
-      <w:r>
-        <w:rPr>
-          <w:rFonts w:ascii="Roboto Mono" w:hAnsi="Roboto Mono"/>
-        </w:rPr>
-        <w:t>Vodafone</w:t>
-      </w:r>
-    </w:p>
-    <w:p>
-      <w:pPr>
-        <w:rPr>
-          <w:rFonts w:ascii="Roboto Mono" w:hAnsi="Roboto Mono"/>
-        </w:rPr>
-      </w:pPr>
+          <w:b/>
+          <w:bCs/>
+        </w:rPr>
+        <w:t>Satellite ISPs:</w:t>
+      </w:r>
+      <w:r>
+        <w:rPr>
+          <w:rFonts w:ascii="Roboto Mono" w:hAnsi="Roboto Mono"/>
+        </w:rPr>
+        <w:t xml:space="preserve"> Provide internet via satellites, useful in remote areas.</w:t>
+      </w:r>
+    </w:p>
+    <w:bookmarkEnd w:id="0"/>
+    <w:p>
+      <w:pPr>
+        <w:rPr>
+          <w:rFonts w:ascii="Roboto Mono" w:hAnsi="Roboto Mono"/>
+        </w:rPr>
+      </w:pPr>
+      <w:r>
+        <w:rPr>
+          <w:rFonts w:ascii="Roboto Mono" w:hAnsi="Roboto Mono"/>
+        </w:rPr>
+        <w:pict w14:anchorId="4BB60C71">
+          <v:rect id="_x0000_i1037" style="width:0;height:1.5pt" o:hralign="center" o:hrstd="t" o:hr="t" fillcolor="#a0a0a0" stroked="f"/>
+        </w:pict>
+      </w:r>
     </w:p>
     <w:p>
       <w:pPr>
         <w:pStyle w:val="Heading3"/>
       </w:pPr>
       <w:r>
-        <w:lastRenderedPageBreak/>
-        <w:t>How It Works:</w:t>
-      </w:r>
-    </w:p>
-    <w:p>
-      <w:pPr>
-        <w:rPr>
-          <w:rFonts w:ascii="Roboto Mono" w:hAnsi="Roboto Mono"/>
-          <w:b/>
-          <w:bCs/>
+        <w:t>Summary:</w:t>
+      </w:r>
+    </w:p>
+    <w:p>
+      <w:pPr>
+        <w:rPr>
+          <w:rFonts w:ascii="Roboto Mono" w:hAnsi="Roboto Mono"/>
         </w:rPr>
       </w:pPr>
       <w:r>
@@ -3201,25 +3348,14 @@
         </w:rPr>
         <w:t xml:space="preserve">: </w:t>
       </w:r>
-      <w:proofErr w:type="spellStart"/>
-      <w:r>
-        <w:rPr>
-          <w:rFonts w:ascii="Arial" w:eastAsia="Arial" w:hAnsi="Arial"/>
-          <w:b/>
-          <w:sz w:val="22"/>
-          <w:shd w:val="clear" w:color="auto" w:fill="B7B7B7"/>
-        </w:rPr>
-        <w:t>Chatgpt</w:t>
-      </w:r>
-      <w:proofErr w:type="spellEnd"/>
-      <w:r>
-        <w:rPr>
-          <w:rFonts w:ascii="Arial" w:eastAsia="Arial" w:hAnsi="Arial"/>
-          <w:b/>
-          <w:sz w:val="22"/>
-          <w:shd w:val="clear" w:color="auto" w:fill="B7B7B7"/>
-        </w:rPr>
-        <w:t xml:space="preserve"> </w:t>
+      <w:r>
+        <w:rPr>
+          <w:rFonts w:ascii="Arial" w:eastAsia="Arial" w:hAnsi="Arial"/>
+          <w:b/>
+          <w:sz w:val="22"/>
+          <w:shd w:val="clear" w:color="auto" w:fill="B7B7B7"/>
+        </w:rPr>
+        <w:t xml:space="preserve">Chatgpt </w:t>
       </w:r>
       <w:r>
         <w:rPr>
@@ -3254,385 +3390,48 @@
     </w:p>
     <w:p>
       <w:pPr>
-        <w:numPr>
-          <w:ilvl w:val="0"/>
-          <w:numId w:val="13"/>
-        </w:numPr>
-        <w:rPr>
-          <w:rFonts w:ascii="Roboto Mono" w:hAnsi="Roboto Mono"/>
-        </w:rPr>
-      </w:pPr>
-      <w:r>
-        <w:rPr>
-          <w:rFonts w:ascii="Roboto Mono" w:hAnsi="Roboto Mono"/>
-        </w:rPr>
-        <w:t>Your device connects to an ISP (via modem/router).</w:t>
-      </w:r>
-    </w:p>
-    <w:p>
-      <w:pPr>
-        <w:numPr>
-          <w:ilvl w:val="0"/>
-          <w:numId w:val="13"/>
-        </w:numPr>
-        <w:rPr>
-          <w:rFonts w:ascii="Roboto Mono" w:hAnsi="Roboto Mono"/>
-        </w:rPr>
-      </w:pPr>
-      <w:r>
-        <w:rPr>
-          <w:rFonts w:ascii="Roboto Mono" w:hAnsi="Roboto Mono"/>
-        </w:rPr>
-        <w:t>ISP connects to the global internet backbone.</w:t>
-      </w:r>
-    </w:p>
-    <w:p>
-      <w:pPr>
-        <w:numPr>
-          <w:ilvl w:val="0"/>
-          <w:numId w:val="13"/>
-        </w:numPr>
-        <w:rPr>
-          <w:rFonts w:ascii="Roboto Mono" w:hAnsi="Roboto Mono"/>
-        </w:rPr>
-      </w:pPr>
-      <w:r>
-        <w:rPr>
-          <w:rFonts w:ascii="Roboto Mono" w:hAnsi="Roboto Mono"/>
-        </w:rPr>
-        <w:t>You can then access websites, send emails, stream videos, etc.</w:t>
-      </w:r>
-    </w:p>
-    <w:p>
-      <w:pPr>
-        <w:pStyle w:val="Heading3"/>
-      </w:pPr>
-      <w:bookmarkStart w:id="0" w:name="_Hlk216174539"/>
-      <w:r>
-        <w:rPr>
-          <w:rFonts w:ascii="Segoe UI Emoji" w:hAnsi="Segoe UI Emoji" w:cs="Segoe UI Emoji"/>
-        </w:rPr>
-        <w:t>📶</w:t>
-      </w:r>
-      <w:r>
-        <w:t xml:space="preserve"> Types of ISPs:</w:t>
-      </w:r>
-    </w:p>
-    <w:p>
-      <w:pPr>
-        <w:rPr>
-          <w:rFonts w:ascii="Roboto Mono" w:hAnsi="Roboto Mono"/>
-        </w:rPr>
-      </w:pPr>
-      <w:r>
-        <w:rPr>
-          <w:rFonts w:ascii="Arial" w:eastAsia="Arial" w:hAnsi="Arial"/>
-          <w:b/>
-          <w:sz w:val="22"/>
-          <w:shd w:val="clear" w:color="auto" w:fill="B7B7B7"/>
-        </w:rPr>
-        <w:t># Source</w:t>
-      </w:r>
-      <w:r>
-        <w:rPr>
-          <w:rFonts w:ascii="Arial" w:eastAsia="Arial" w:hAnsi="Arial"/>
-          <w:sz w:val="22"/>
-          <w:shd w:val="clear" w:color="auto" w:fill="B7B7B7"/>
-        </w:rPr>
-        <w:t xml:space="preserve">: </w:t>
-      </w:r>
-      <w:proofErr w:type="spellStart"/>
-      <w:r>
-        <w:rPr>
-          <w:rFonts w:ascii="Arial" w:eastAsia="Arial" w:hAnsi="Arial"/>
-          <w:b/>
-          <w:sz w:val="22"/>
-          <w:shd w:val="clear" w:color="auto" w:fill="B7B7B7"/>
-        </w:rPr>
-        <w:t>Chatgpt</w:t>
-      </w:r>
-      <w:proofErr w:type="spellEnd"/>
-      <w:r>
-        <w:rPr>
-          <w:rFonts w:ascii="Arial" w:eastAsia="Arial" w:hAnsi="Arial"/>
-          <w:b/>
-          <w:sz w:val="22"/>
-          <w:shd w:val="clear" w:color="auto" w:fill="B7B7B7"/>
-        </w:rPr>
-        <w:t xml:space="preserve"> </w:t>
-      </w:r>
-      <w:r>
-        <w:rPr>
-          <w:rFonts w:ascii="Arial" w:eastAsia="Arial" w:hAnsi="Arial"/>
-          <w:b/>
-          <w:sz w:val="22"/>
-          <w:szCs w:val="14"/>
-          <w:shd w:val="clear" w:color="auto" w:fill="B7B7B7"/>
-        </w:rPr>
-        <w:t>(GPT</w:t>
-      </w:r>
-      <w:r>
-        <w:rPr>
-          <w:rFonts w:ascii="Arial" w:eastAsia="Arial" w:hAnsi="Arial" w:cs="Cambria Math"/>
-          <w:b/>
-          <w:sz w:val="22"/>
-          <w:szCs w:val="14"/>
-          <w:shd w:val="clear" w:color="auto" w:fill="B7B7B7"/>
-        </w:rPr>
-        <w:t>‑</w:t>
-      </w:r>
-      <w:r>
-        <w:rPr>
-          <w:rFonts w:ascii="Arial" w:eastAsia="Arial" w:hAnsi="Arial"/>
-          <w:b/>
-          <w:sz w:val="22"/>
-          <w:szCs w:val="14"/>
-          <w:shd w:val="clear" w:color="auto" w:fill="B7B7B7"/>
-        </w:rPr>
-        <w:t>5 Mini) at [12/9/2025]</w:t>
-      </w:r>
-    </w:p>
-    <w:p>
-      <w:pPr>
-        <w:numPr>
-          <w:ilvl w:val="0"/>
-          <w:numId w:val="8"/>
-        </w:numPr>
-        <w:rPr>
-          <w:rFonts w:ascii="Roboto Mono" w:hAnsi="Roboto Mono"/>
-        </w:rPr>
-      </w:pPr>
-      <w:r>
-        <w:rPr>
-          <w:rFonts w:ascii="Roboto Mono" w:hAnsi="Roboto Mono"/>
-          <w:b/>
-          <w:bCs/>
-        </w:rPr>
-        <w:t>Dial-up ISPs:</w:t>
-      </w:r>
-      <w:r>
-        <w:rPr>
-          <w:rFonts w:ascii="Roboto Mono" w:hAnsi="Roboto Mono"/>
-        </w:rPr>
-        <w:t xml:space="preserve"> Older technology using phone lines (rarely used now).</w:t>
-      </w:r>
-    </w:p>
-    <w:p>
-      <w:pPr>
-        <w:numPr>
-          <w:ilvl w:val="0"/>
-          <w:numId w:val="8"/>
-        </w:numPr>
-        <w:rPr>
-          <w:rFonts w:ascii="Roboto Mono" w:hAnsi="Roboto Mono"/>
-        </w:rPr>
-      </w:pPr>
-      <w:r>
-        <w:rPr>
-          <w:rFonts w:ascii="Roboto Mono" w:hAnsi="Roboto Mono"/>
-          <w:b/>
-          <w:bCs/>
-        </w:rPr>
-        <w:t>Broadband ISPs:</w:t>
-      </w:r>
-      <w:r>
-        <w:rPr>
-          <w:rFonts w:ascii="Roboto Mono" w:hAnsi="Roboto Mono"/>
-        </w:rPr>
-        <w:t xml:space="preserve"> High-speed wired connections like DSL, cable, or fiber optics.</w:t>
-      </w:r>
-    </w:p>
-    <w:p>
-      <w:pPr>
-        <w:numPr>
-          <w:ilvl w:val="0"/>
-          <w:numId w:val="8"/>
-        </w:numPr>
-        <w:rPr>
-          <w:rFonts w:ascii="Roboto Mono" w:hAnsi="Roboto Mono"/>
-        </w:rPr>
-      </w:pPr>
-      <w:r>
-        <w:rPr>
-          <w:rFonts w:ascii="Roboto Mono" w:hAnsi="Roboto Mono"/>
-          <w:b/>
-          <w:bCs/>
-        </w:rPr>
-        <w:t>Wireless ISPs:</w:t>
-      </w:r>
-      <w:r>
-        <w:rPr>
-          <w:rFonts w:ascii="Roboto Mono" w:hAnsi="Roboto Mono"/>
-        </w:rPr>
-        <w:t xml:space="preserve"> Provide internet over Wi-Fi or mobile networks (3G, 4G, 5G).</w:t>
-      </w:r>
-    </w:p>
-    <w:p>
-      <w:pPr>
-        <w:numPr>
-          <w:ilvl w:val="0"/>
-          <w:numId w:val="8"/>
-        </w:numPr>
-        <w:rPr>
-          <w:rFonts w:ascii="Roboto Mono" w:hAnsi="Roboto Mono"/>
-        </w:rPr>
-      </w:pPr>
-      <w:r>
-        <w:rPr>
-          <w:rFonts w:ascii="Roboto Mono" w:hAnsi="Roboto Mono"/>
-          <w:b/>
-          <w:bCs/>
-        </w:rPr>
-        <w:t>Satellite ISPs:</w:t>
-      </w:r>
-      <w:r>
-        <w:rPr>
-          <w:rFonts w:ascii="Roboto Mono" w:hAnsi="Roboto Mono"/>
-        </w:rPr>
-        <w:t xml:space="preserve"> Provide internet via satellites, useful in remote areas.</w:t>
-      </w:r>
-    </w:p>
-    <w:bookmarkEnd w:id="0"/>
-    <w:p>
-      <w:pPr>
-        <w:rPr>
-          <w:rFonts w:ascii="Roboto Mono" w:hAnsi="Roboto Mono"/>
-        </w:rPr>
-      </w:pPr>
-      <w:r>
-        <w:rPr>
-          <w:rFonts w:ascii="Roboto Mono" w:hAnsi="Roboto Mono"/>
-        </w:rPr>
-        <w:pict w14:anchorId="728939EC">
-          <v:rect id="_x0000_i1041" style="width:0;height:1.5pt" o:hralign="center" o:hrstd="t" o:hr="t" fillcolor="#a0a0a0" stroked="f"/>
+        <w:rPr>
+          <w:rFonts w:ascii="Roboto Mono" w:hAnsi="Roboto Mono"/>
+        </w:rPr>
+      </w:pPr>
+      <w:r>
+        <w:rPr>
+          <w:rFonts w:ascii="Roboto Mono" w:eastAsia="Arial" w:hAnsi="Roboto Mono"/>
+          <w:sz w:val="22"/>
+        </w:rPr>
+        <w:t>An ISP is a company that provides you with access to the Internet, along with additional services like email, web hosting, and technical support. Without an ISP, your devices cannot connect to the Internet or communicate online.</w:t>
+      </w:r>
+    </w:p>
+    <w:p>
+      <w:pPr>
+        <w:rPr>
+          <w:rFonts w:ascii="Roboto Mono" w:hAnsi="Roboto Mono"/>
+        </w:rPr>
+      </w:pPr>
+      <w:r>
+        <w:rPr>
+          <w:rFonts w:ascii="Roboto Mono" w:hAnsi="Roboto Mono"/>
+        </w:rPr>
+        <w:pict w14:anchorId="22081635">
+          <v:rect id="_x0000_i1038" style="width:0;height:1.5pt" o:hralign="center" o:hrstd="t" o:hr="t" fillcolor="#a0a0a0" stroked="f"/>
         </w:pict>
       </w:r>
     </w:p>
     <w:p>
       <w:pPr>
-        <w:pStyle w:val="Heading3"/>
-      </w:pPr>
-      <w:r>
-        <w:t>Summary:</w:t>
-      </w:r>
-    </w:p>
-    <w:p>
-      <w:pPr>
-        <w:rPr>
-          <w:rFonts w:ascii="Roboto Mono" w:hAnsi="Roboto Mono"/>
-        </w:rPr>
-      </w:pPr>
-      <w:r>
-        <w:rPr>
-          <w:rFonts w:ascii="Arial" w:eastAsia="Arial" w:hAnsi="Arial"/>
-          <w:b/>
-          <w:sz w:val="22"/>
-          <w:shd w:val="clear" w:color="auto" w:fill="B7B7B7"/>
-        </w:rPr>
-        <w:t># Source</w:t>
-      </w:r>
-      <w:r>
-        <w:rPr>
-          <w:rFonts w:ascii="Arial" w:eastAsia="Arial" w:hAnsi="Arial"/>
-          <w:sz w:val="22"/>
-          <w:shd w:val="clear" w:color="auto" w:fill="B7B7B7"/>
-        </w:rPr>
-        <w:t xml:space="preserve">: </w:t>
-      </w:r>
-      <w:proofErr w:type="spellStart"/>
-      <w:r>
-        <w:rPr>
-          <w:rFonts w:ascii="Arial" w:eastAsia="Arial" w:hAnsi="Arial"/>
-          <w:b/>
-          <w:sz w:val="22"/>
-          <w:shd w:val="clear" w:color="auto" w:fill="B7B7B7"/>
-        </w:rPr>
-        <w:t>Chatgpt</w:t>
-      </w:r>
-      <w:proofErr w:type="spellEnd"/>
-      <w:r>
-        <w:rPr>
-          <w:rFonts w:ascii="Arial" w:eastAsia="Arial" w:hAnsi="Arial"/>
-          <w:b/>
-          <w:sz w:val="22"/>
-          <w:shd w:val="clear" w:color="auto" w:fill="B7B7B7"/>
-        </w:rPr>
-        <w:t xml:space="preserve"> </w:t>
-      </w:r>
-      <w:r>
-        <w:rPr>
-          <w:rFonts w:ascii="Arial" w:eastAsia="Arial" w:hAnsi="Arial"/>
-          <w:b/>
-          <w:sz w:val="22"/>
-          <w:szCs w:val="14"/>
-          <w:shd w:val="clear" w:color="auto" w:fill="B7B7B7"/>
-        </w:rPr>
-        <w:t>(GPT</w:t>
-      </w:r>
-      <w:r>
-        <w:rPr>
-          <w:rFonts w:ascii="Arial" w:eastAsia="Arial" w:hAnsi="Arial" w:cs="Cambria Math"/>
-          <w:b/>
-          <w:sz w:val="22"/>
-          <w:szCs w:val="14"/>
-          <w:shd w:val="clear" w:color="auto" w:fill="B7B7B7"/>
-        </w:rPr>
-        <w:t>‑</w:t>
-      </w:r>
-      <w:r>
-        <w:rPr>
-          <w:rFonts w:ascii="Arial" w:eastAsia="Arial" w:hAnsi="Arial"/>
-          <w:b/>
-          <w:sz w:val="22"/>
-          <w:szCs w:val="14"/>
-          <w:shd w:val="clear" w:color="auto" w:fill="B7B7B7"/>
-        </w:rPr>
-        <w:t>5 Mini) at [12/9/2025]</w:t>
-      </w:r>
-    </w:p>
-    <w:p>
-      <w:pPr>
-        <w:rPr>
-          <w:rFonts w:ascii="Roboto Mono" w:hAnsi="Roboto Mono"/>
-        </w:rPr>
-      </w:pPr>
-      <w:r>
-        <w:rPr>
-          <w:rFonts w:ascii="Roboto Mono" w:eastAsia="Arial" w:hAnsi="Roboto Mono"/>
-          <w:sz w:val="22"/>
-        </w:rPr>
-        <w:t>An ISP is a company that provides you with access to the Internet, along with additional services like email, web hosting, and technical support. Without an ISP, your devices cannot connect to the Internet or communicate online.</w:t>
-      </w:r>
-    </w:p>
-    <w:p>
-      <w:pPr>
-        <w:rPr>
-          <w:rFonts w:ascii="Roboto Mono" w:hAnsi="Roboto Mono"/>
-        </w:rPr>
-      </w:pPr>
-      <w:r>
-        <w:rPr>
-          <w:rFonts w:ascii="Roboto Mono" w:hAnsi="Roboto Mono"/>
-        </w:rPr>
-        <w:pict w14:anchorId="15800334">
-          <v:rect id="_x0000_i1042" style="width:0;height:1.5pt" o:hralign="center" o:hrstd="t" o:hr="t" fillcolor="#a0a0a0" stroked="f"/>
-        </w:pict>
-      </w:r>
-    </w:p>
-    <w:p>
-      <w:pPr>
-        <w:rPr>
-          <w:rFonts w:ascii="Roboto Mono" w:hAnsi="Roboto Mono"/>
-        </w:rPr>
-      </w:pPr>
-    </w:p>
-    <w:p>
-      <w:pPr>
-        <w:rPr>
-          <w:rFonts w:ascii="Roboto Mono" w:hAnsi="Roboto Mono"/>
-        </w:rPr>
-      </w:pPr>
-    </w:p>
+        <w:rPr>
+          <w:rFonts w:ascii="Roboto Mono" w:hAnsi="Roboto Mono"/>
+        </w:rPr>
+      </w:pPr>
+    </w:p>
+    <w:p>
+      <w:pPr>
+        <w:rPr>
+          <w:rFonts w:ascii="Roboto Mono" w:hAnsi="Roboto Mono"/>
+        </w:rPr>
+      </w:pPr>
+    </w:p>
+    <w:p/>
     <w:sectPr>
       <w:pgSz w:w="12240" w:h="15840"/>
       <w:pgMar w:top="1440" w:right="1440" w:bottom="1440" w:left="1440" w:header="720" w:footer="720" w:gutter="0"/>
@@ -3645,140 +3444,7 @@
 
 <file path=word/numbering.xml><?xml version="1.0" encoding="utf-8"?>
 <w:numbering xmlns:wpc="http://schemas.microsoft.com/office/word/2010/wordprocessingCanvas" xmlns:cx="http://schemas.microsoft.com/office/drawing/2014/chartex" xmlns:cx1="http://schemas.microsoft.com/office/drawing/2015/9/8/chartex" xmlns:cx2="http://schemas.microsoft.com/office/drawing/2015/10/21/chartex" xmlns:cx3="http://schemas.microsoft.com/office/drawing/2016/5/9/chartex" xmlns:cx4="http://schemas.microsoft.com/office/drawing/2016/5/10/chartex" xmlns:cx5="http://schemas.microsoft.com/office/drawing/2016/5/11/chartex" xmlns:cx6="http://schemas.microsoft.com/office/drawing/2016/5/12/chartex" xmlns:cx7="http://schemas.microsoft.com/office/drawing/2016/5/13/chartex" xmlns:cx8="http://schemas.microsoft.com/office/drawing/2016/5/14/chartex" xmlns:mc="http://schemas.openxmlformats.org/markup-compatibility/2006" xmlns:aink="http://schemas.microsoft.com/office/drawing/2016/ink" xmlns:am3d="http://schemas.microsoft.com/office/drawing/2017/model3d" xmlns:o="urn:schemas-microsoft-com:office:office" xmlns:oel="http://schemas.microsoft.com/office/2019/extlst" xmlns:r="http://schemas.openxmlformats.org/officeDocument/2006/relationships" xmlns:m="http://schemas.openxmlformats.org/officeDocument/2006/math" xmlns:v="urn:schemas-microsoft-com:vml" xmlns:wp14="http://schemas.microsoft.com/office/word/2010/wordprocessingDrawing" xmlns:wp="http://schemas.openxmlformats.org/drawingml/2006/wordprocessingDrawing" xmlns:w10="urn:schemas-microsoft-com:office:word" xmlns:w="http://schemas.openxmlformats.org/wordprocessingml/2006/main" xmlns:w14="http://schemas.microsoft.com/office/word/2010/wordml" xmlns:w15="http://schemas.microsoft.com/office/word/2012/wordml" xmlns:w16cex="http://schemas.microsoft.com/office/word/2018/wordml/cex" xmlns:w16cid="http://schemas.microsoft.com/office/word/2016/wordml/cid" xmlns:w16="http://schemas.microsoft.com/office/word/2018/wordml" xmlns:w16du="http://schemas.microsoft.com/office/word/2023/wordml/word16du" xmlns:w16sdtdh="http://schemas.microsoft.com/office/word/2020/wordml/sdtdatahash" xmlns:w16sdtfl="http://schemas.microsoft.com/office/word/2024/wordml/sdtformatlock" xmlns:w16se="http://schemas.microsoft.com/office/word/2015/wordml/symex" xmlns:wpg="http://schemas.microsoft.com/office/word/2010/wordprocessingGroup" xmlns:wpi="http://schemas.microsoft.com/office/word/2010/wordprocessingInk" xmlns:wne="http://schemas.microsoft.com/office/word/2006/wordml" xmlns:wps="http://schemas.microsoft.com/office/word/2010/wordprocessingShape" mc:Ignorable="w14 w15 w16se w16cid w16 w16cex w16sdtdh w16sdtfl w16du wp14">
-  <w:numPicBullet w:numPicBulletId="0">
-    <w:pict>
-      <v:rect id="_x0000_i1025" style="width:0;height:1.5pt" o:hralign="center" o:bullet="t" o:hrstd="t" o:hr="t" fillcolor="#a0a0a0" stroked="f"/>
-    </w:pict>
-  </w:numPicBullet>
-  <w:numPicBullet w:numPicBulletId="1">
-    <w:pict>
-      <v:rect id="_x0000_i1026" style="width:0;height:1.5pt" o:hralign="center" o:bullet="t" o:hrstd="t" o:hr="t" fillcolor="#a0a0a0" stroked="f"/>
-    </w:pict>
-  </w:numPicBullet>
-  <w:numPicBullet w:numPicBulletId="2">
-    <w:pict>
-      <v:rect id="_x0000_i1027" style="width:0;height:1.5pt" o:hralign="center" o:bullet="t" o:hrstd="t" o:hr="t" fillcolor="#a0a0a0" stroked="f"/>
-    </w:pict>
-  </w:numPicBullet>
-  <w:numPicBullet w:numPicBulletId="3">
-    <w:pict>
-      <v:rect id="_x0000_i1028" style="width:0;height:1.5pt" o:hralign="center" o:bullet="t" o:hrstd="t" o:hr="t" fillcolor="#a0a0a0" stroked="f"/>
-    </w:pict>
-  </w:numPicBullet>
   <w:abstractNum w:abstractNumId="0" w15:restartNumberingAfterBreak="0">
-    <w:nsid w:val="07655AC0"/>
-    <w:multiLevelType w:val="multilevel"/>
-    <w:tmpl w:val="8F86955C"/>
-    <w:lvl w:ilvl="0">
-      <w:start w:val="1"/>
-      <w:numFmt w:val="decimal"/>
-      <w:lvlText w:val="%1."/>
-      <w:lvlJc w:val="left"/>
-      <w:pPr>
-        <w:tabs>
-          <w:tab w:val="num" w:pos="720"/>
-        </w:tabs>
-        <w:ind w:left="720" w:hanging="360"/>
-      </w:pPr>
-    </w:lvl>
-    <w:lvl w:ilvl="1" w:tentative="1">
-      <w:start w:val="1"/>
-      <w:numFmt w:val="decimal"/>
-      <w:lvlText w:val="%2."/>
-      <w:lvlJc w:val="left"/>
-      <w:pPr>
-        <w:tabs>
-          <w:tab w:val="num" w:pos="1440"/>
-        </w:tabs>
-        <w:ind w:left="1440" w:hanging="360"/>
-      </w:pPr>
-    </w:lvl>
-    <w:lvl w:ilvl="2" w:tentative="1">
-      <w:start w:val="1"/>
-      <w:numFmt w:val="decimal"/>
-      <w:lvlText w:val="%3."/>
-      <w:lvlJc w:val="left"/>
-      <w:pPr>
-        <w:tabs>
-          <w:tab w:val="num" w:pos="2160"/>
-        </w:tabs>
-        <w:ind w:left="2160" w:hanging="360"/>
-      </w:pPr>
-    </w:lvl>
-    <w:lvl w:ilvl="3" w:tentative="1">
-      <w:start w:val="1"/>
-      <w:numFmt w:val="decimal"/>
-      <w:lvlText w:val="%4."/>
-      <w:lvlJc w:val="left"/>
-      <w:pPr>
-        <w:tabs>
-          <w:tab w:val="num" w:pos="2880"/>
-        </w:tabs>
-        <w:ind w:left="2880" w:hanging="360"/>
-      </w:pPr>
-    </w:lvl>
-    <w:lvl w:ilvl="4" w:tentative="1">
-      <w:start w:val="1"/>
-      <w:numFmt w:val="decimal"/>
-      <w:lvlText w:val="%5."/>
-      <w:lvlJc w:val="left"/>
-      <w:pPr>
-        <w:tabs>
-          <w:tab w:val="num" w:pos="3600"/>
-        </w:tabs>
-        <w:ind w:left="3600" w:hanging="360"/>
-      </w:pPr>
-    </w:lvl>
-    <w:lvl w:ilvl="5" w:tentative="1">
-      <w:start w:val="1"/>
-      <w:numFmt w:val="decimal"/>
-      <w:lvlText w:val="%6."/>
-      <w:lvlJc w:val="left"/>
-      <w:pPr>
-        <w:tabs>
-          <w:tab w:val="num" w:pos="4320"/>
-        </w:tabs>
-        <w:ind w:left="4320" w:hanging="360"/>
-      </w:pPr>
-    </w:lvl>
-    <w:lvl w:ilvl="6" w:tentative="1">
-      <w:start w:val="1"/>
-      <w:numFmt w:val="decimal"/>
-      <w:lvlText w:val="%7."/>
-      <w:lvlJc w:val="left"/>
-      <w:pPr>
-        <w:tabs>
-          <w:tab w:val="num" w:pos="5040"/>
-        </w:tabs>
-        <w:ind w:left="5040" w:hanging="360"/>
-      </w:pPr>
-    </w:lvl>
-    <w:lvl w:ilvl="7" w:tentative="1">
-      <w:start w:val="1"/>
-      <w:numFmt w:val="decimal"/>
-      <w:lvlText w:val="%8."/>
-      <w:lvlJc w:val="left"/>
-      <w:pPr>
-        <w:tabs>
-          <w:tab w:val="num" w:pos="5760"/>
-        </w:tabs>
-        <w:ind w:left="5760" w:hanging="360"/>
-      </w:pPr>
-    </w:lvl>
-    <w:lvl w:ilvl="8" w:tentative="1">
-      <w:start w:val="1"/>
-      <w:numFmt w:val="decimal"/>
-      <w:lvlText w:val="%9."/>
-      <w:lvlJc w:val="left"/>
-      <w:pPr>
-        <w:tabs>
-          <w:tab w:val="num" w:pos="6480"/>
-        </w:tabs>
-        <w:ind w:left="6480" w:hanging="360"/>
-      </w:pPr>
-    </w:lvl>
-  </w:abstractNum>
-  <w:abstractNum w:abstractNumId="1" w15:restartNumberingAfterBreak="0">
     <w:nsid w:val="092B6680"/>
     <w:multiLevelType w:val="multilevel"/>
     <w:tmpl w:val="047EB6D2"/>
@@ -3927,7 +3593,7 @@
       </w:rPr>
     </w:lvl>
   </w:abstractNum>
-  <w:abstractNum w:abstractNumId="2" w15:restartNumberingAfterBreak="0">
+  <w:abstractNum w:abstractNumId="1" w15:restartNumberingAfterBreak="0">
     <w:nsid w:val="10DC7C8F"/>
     <w:multiLevelType w:val="multilevel"/>
     <w:tmpl w:val="AE1847B6"/>
@@ -4040,7 +3706,7 @@
       </w:pPr>
     </w:lvl>
   </w:abstractNum>
-  <w:abstractNum w:abstractNumId="3" w15:restartNumberingAfterBreak="0">
+  <w:abstractNum w:abstractNumId="2" w15:restartNumberingAfterBreak="0">
     <w:nsid w:val="1473427A"/>
     <w:multiLevelType w:val="multilevel"/>
     <w:tmpl w:val="0B528478"/>
@@ -4189,7 +3855,7 @@
       </w:rPr>
     </w:lvl>
   </w:abstractNum>
-  <w:abstractNum w:abstractNumId="4" w15:restartNumberingAfterBreak="0">
+  <w:abstractNum w:abstractNumId="3" w15:restartNumberingAfterBreak="0">
     <w:nsid w:val="23A479D1"/>
     <w:multiLevelType w:val="multilevel"/>
     <w:tmpl w:val="2D686202"/>
@@ -4338,7 +4004,7 @@
       </w:rPr>
     </w:lvl>
   </w:abstractNum>
-  <w:abstractNum w:abstractNumId="5" w15:restartNumberingAfterBreak="0">
+  <w:abstractNum w:abstractNumId="4" w15:restartNumberingAfterBreak="0">
     <w:nsid w:val="24337861"/>
     <w:multiLevelType w:val="multilevel"/>
     <w:tmpl w:val="E1FACAF4"/>
@@ -4487,7 +4153,7 @@
       </w:rPr>
     </w:lvl>
   </w:abstractNum>
-  <w:abstractNum w:abstractNumId="6" w15:restartNumberingAfterBreak="0">
+  <w:abstractNum w:abstractNumId="5" w15:restartNumberingAfterBreak="0">
     <w:nsid w:val="2A995BB1"/>
     <w:multiLevelType w:val="multilevel"/>
     <w:tmpl w:val="C89A46BE"/>
@@ -4636,7 +4302,7 @@
       </w:rPr>
     </w:lvl>
   </w:abstractNum>
-  <w:abstractNum w:abstractNumId="7" w15:restartNumberingAfterBreak="0">
+  <w:abstractNum w:abstractNumId="6" w15:restartNumberingAfterBreak="0">
     <w:nsid w:val="2E6F2159"/>
     <w:multiLevelType w:val="multilevel"/>
     <w:tmpl w:val="812CD662"/>
@@ -4749,7 +4415,7 @@
       </w:pPr>
     </w:lvl>
   </w:abstractNum>
-  <w:abstractNum w:abstractNumId="8" w15:restartNumberingAfterBreak="0">
+  <w:abstractNum w:abstractNumId="7" w15:restartNumberingAfterBreak="0">
     <w:nsid w:val="348D4EE7"/>
     <w:multiLevelType w:val="multilevel"/>
     <w:tmpl w:val="68EC9CA6"/>
@@ -4898,7 +4564,7 @@
       </w:rPr>
     </w:lvl>
   </w:abstractNum>
-  <w:abstractNum w:abstractNumId="9" w15:restartNumberingAfterBreak="0">
+  <w:abstractNum w:abstractNumId="8" w15:restartNumberingAfterBreak="0">
     <w:nsid w:val="38BD5F62"/>
     <w:multiLevelType w:val="multilevel"/>
     <w:tmpl w:val="812CD662"/>
@@ -5011,7 +4677,7 @@
       </w:pPr>
     </w:lvl>
   </w:abstractNum>
-  <w:abstractNum w:abstractNumId="10" w15:restartNumberingAfterBreak="0">
+  <w:abstractNum w:abstractNumId="9" w15:restartNumberingAfterBreak="0">
     <w:nsid w:val="437F34BC"/>
     <w:multiLevelType w:val="multilevel"/>
     <w:tmpl w:val="812CD662"/>
@@ -5124,306 +4790,35 @@
       </w:pPr>
     </w:lvl>
   </w:abstractNum>
-  <w:abstractNum w:abstractNumId="11" w15:restartNumberingAfterBreak="0">
-    <w:nsid w:val="63C5484B"/>
-    <w:multiLevelType w:val="multilevel"/>
-    <w:tmpl w:val="67C099D6"/>
-    <w:lvl w:ilvl="0">
-      <w:start w:val="1"/>
-      <w:numFmt w:val="decimal"/>
-      <w:lvlText w:val="%1."/>
-      <w:lvlJc w:val="left"/>
-      <w:pPr>
-        <w:tabs>
-          <w:tab w:val="num" w:pos="720"/>
-        </w:tabs>
-        <w:ind w:left="720" w:hanging="360"/>
-      </w:pPr>
-    </w:lvl>
-    <w:lvl w:ilvl="1" w:tentative="1">
-      <w:start w:val="1"/>
-      <w:numFmt w:val="decimal"/>
-      <w:lvlText w:val="%2."/>
-      <w:lvlJc w:val="left"/>
-      <w:pPr>
-        <w:tabs>
-          <w:tab w:val="num" w:pos="1440"/>
-        </w:tabs>
-        <w:ind w:left="1440" w:hanging="360"/>
-      </w:pPr>
-    </w:lvl>
-    <w:lvl w:ilvl="2" w:tentative="1">
-      <w:start w:val="1"/>
-      <w:numFmt w:val="decimal"/>
-      <w:lvlText w:val="%3."/>
-      <w:lvlJc w:val="left"/>
-      <w:pPr>
-        <w:tabs>
-          <w:tab w:val="num" w:pos="2160"/>
-        </w:tabs>
-        <w:ind w:left="2160" w:hanging="360"/>
-      </w:pPr>
-    </w:lvl>
-    <w:lvl w:ilvl="3" w:tentative="1">
-      <w:start w:val="1"/>
-      <w:numFmt w:val="decimal"/>
-      <w:lvlText w:val="%4."/>
-      <w:lvlJc w:val="left"/>
-      <w:pPr>
-        <w:tabs>
-          <w:tab w:val="num" w:pos="2880"/>
-        </w:tabs>
-        <w:ind w:left="2880" w:hanging="360"/>
-      </w:pPr>
-    </w:lvl>
-    <w:lvl w:ilvl="4" w:tentative="1">
-      <w:start w:val="1"/>
-      <w:numFmt w:val="decimal"/>
-      <w:lvlText w:val="%5."/>
-      <w:lvlJc w:val="left"/>
-      <w:pPr>
-        <w:tabs>
-          <w:tab w:val="num" w:pos="3600"/>
-        </w:tabs>
-        <w:ind w:left="3600" w:hanging="360"/>
-      </w:pPr>
-    </w:lvl>
-    <w:lvl w:ilvl="5" w:tentative="1">
-      <w:start w:val="1"/>
-      <w:numFmt w:val="decimal"/>
-      <w:lvlText w:val="%6."/>
-      <w:lvlJc w:val="left"/>
-      <w:pPr>
-        <w:tabs>
-          <w:tab w:val="num" w:pos="4320"/>
-        </w:tabs>
-        <w:ind w:left="4320" w:hanging="360"/>
-      </w:pPr>
-    </w:lvl>
-    <w:lvl w:ilvl="6" w:tentative="1">
-      <w:start w:val="1"/>
-      <w:numFmt w:val="decimal"/>
-      <w:lvlText w:val="%7."/>
-      <w:lvlJc w:val="left"/>
-      <w:pPr>
-        <w:tabs>
-          <w:tab w:val="num" w:pos="5040"/>
-        </w:tabs>
-        <w:ind w:left="5040" w:hanging="360"/>
-      </w:pPr>
-    </w:lvl>
-    <w:lvl w:ilvl="7" w:tentative="1">
-      <w:start w:val="1"/>
-      <w:numFmt w:val="decimal"/>
-      <w:lvlText w:val="%8."/>
-      <w:lvlJc w:val="left"/>
-      <w:pPr>
-        <w:tabs>
-          <w:tab w:val="num" w:pos="5760"/>
-        </w:tabs>
-        <w:ind w:left="5760" w:hanging="360"/>
-      </w:pPr>
-    </w:lvl>
-    <w:lvl w:ilvl="8" w:tentative="1">
-      <w:start w:val="1"/>
-      <w:numFmt w:val="decimal"/>
-      <w:lvlText w:val="%9."/>
-      <w:lvlJc w:val="left"/>
-      <w:pPr>
-        <w:tabs>
-          <w:tab w:val="num" w:pos="6480"/>
-        </w:tabs>
-        <w:ind w:left="6480" w:hanging="360"/>
-      </w:pPr>
-    </w:lvl>
-  </w:abstractNum>
-  <w:abstractNum w:abstractNumId="12" w15:restartNumberingAfterBreak="0">
-    <w:nsid w:val="79197900"/>
-    <w:multiLevelType w:val="multilevel"/>
-    <w:tmpl w:val="79867066"/>
-    <w:lvl w:ilvl="0">
-      <w:start w:val="1"/>
-      <w:numFmt w:val="bullet"/>
-      <w:lvlText w:val=""/>
-      <w:lvlJc w:val="left"/>
-      <w:pPr>
-        <w:tabs>
-          <w:tab w:val="num" w:pos="720"/>
-        </w:tabs>
-        <w:ind w:left="720" w:hanging="360"/>
-      </w:pPr>
-      <w:rPr>
-        <w:rFonts w:ascii="Symbol" w:hAnsi="Symbol" w:hint="default"/>
-        <w:sz w:val="20"/>
-      </w:rPr>
-    </w:lvl>
-    <w:lvl w:ilvl="1" w:tentative="1">
-      <w:start w:val="1"/>
-      <w:numFmt w:val="bullet"/>
-      <w:lvlText w:val="o"/>
-      <w:lvlJc w:val="left"/>
-      <w:pPr>
-        <w:tabs>
-          <w:tab w:val="num" w:pos="1440"/>
-        </w:tabs>
-        <w:ind w:left="1440" w:hanging="360"/>
-      </w:pPr>
-      <w:rPr>
-        <w:rFonts w:ascii="Courier New" w:hAnsi="Courier New" w:hint="default"/>
-        <w:sz w:val="20"/>
-      </w:rPr>
-    </w:lvl>
-    <w:lvl w:ilvl="2" w:tentative="1">
-      <w:start w:val="1"/>
-      <w:numFmt w:val="bullet"/>
-      <w:lvlText w:val=""/>
-      <w:lvlJc w:val="left"/>
-      <w:pPr>
-        <w:tabs>
-          <w:tab w:val="num" w:pos="2160"/>
-        </w:tabs>
-        <w:ind w:left="2160" w:hanging="360"/>
-      </w:pPr>
-      <w:rPr>
-        <w:rFonts w:ascii="Wingdings" w:hAnsi="Wingdings" w:hint="default"/>
-        <w:sz w:val="20"/>
-      </w:rPr>
-    </w:lvl>
-    <w:lvl w:ilvl="3" w:tentative="1">
-      <w:start w:val="1"/>
-      <w:numFmt w:val="bullet"/>
-      <w:lvlText w:val=""/>
-      <w:lvlJc w:val="left"/>
-      <w:pPr>
-        <w:tabs>
-          <w:tab w:val="num" w:pos="2880"/>
-        </w:tabs>
-        <w:ind w:left="2880" w:hanging="360"/>
-      </w:pPr>
-      <w:rPr>
-        <w:rFonts w:ascii="Wingdings" w:hAnsi="Wingdings" w:hint="default"/>
-        <w:sz w:val="20"/>
-      </w:rPr>
-    </w:lvl>
-    <w:lvl w:ilvl="4" w:tentative="1">
-      <w:start w:val="1"/>
-      <w:numFmt w:val="bullet"/>
-      <w:lvlText w:val=""/>
-      <w:lvlJc w:val="left"/>
-      <w:pPr>
-        <w:tabs>
-          <w:tab w:val="num" w:pos="3600"/>
-        </w:tabs>
-        <w:ind w:left="3600" w:hanging="360"/>
-      </w:pPr>
-      <w:rPr>
-        <w:rFonts w:ascii="Wingdings" w:hAnsi="Wingdings" w:hint="default"/>
-        <w:sz w:val="20"/>
-      </w:rPr>
-    </w:lvl>
-    <w:lvl w:ilvl="5" w:tentative="1">
-      <w:start w:val="1"/>
-      <w:numFmt w:val="bullet"/>
-      <w:lvlText w:val=""/>
-      <w:lvlJc w:val="left"/>
-      <w:pPr>
-        <w:tabs>
-          <w:tab w:val="num" w:pos="4320"/>
-        </w:tabs>
-        <w:ind w:left="4320" w:hanging="360"/>
-      </w:pPr>
-      <w:rPr>
-        <w:rFonts w:ascii="Wingdings" w:hAnsi="Wingdings" w:hint="default"/>
-        <w:sz w:val="20"/>
-      </w:rPr>
-    </w:lvl>
-    <w:lvl w:ilvl="6" w:tentative="1">
-      <w:start w:val="1"/>
-      <w:numFmt w:val="bullet"/>
-      <w:lvlText w:val=""/>
-      <w:lvlJc w:val="left"/>
-      <w:pPr>
-        <w:tabs>
-          <w:tab w:val="num" w:pos="5040"/>
-        </w:tabs>
-        <w:ind w:left="5040" w:hanging="360"/>
-      </w:pPr>
-      <w:rPr>
-        <w:rFonts w:ascii="Wingdings" w:hAnsi="Wingdings" w:hint="default"/>
-        <w:sz w:val="20"/>
-      </w:rPr>
-    </w:lvl>
-    <w:lvl w:ilvl="7" w:tentative="1">
-      <w:start w:val="1"/>
-      <w:numFmt w:val="bullet"/>
-      <w:lvlText w:val=""/>
-      <w:lvlJc w:val="left"/>
-      <w:pPr>
-        <w:tabs>
-          <w:tab w:val="num" w:pos="5760"/>
-        </w:tabs>
-        <w:ind w:left="5760" w:hanging="360"/>
-      </w:pPr>
-      <w:rPr>
-        <w:rFonts w:ascii="Wingdings" w:hAnsi="Wingdings" w:hint="default"/>
-        <w:sz w:val="20"/>
-      </w:rPr>
-    </w:lvl>
-    <w:lvl w:ilvl="8" w:tentative="1">
-      <w:start w:val="1"/>
-      <w:numFmt w:val="bullet"/>
-      <w:lvlText w:val=""/>
-      <w:lvlJc w:val="left"/>
-      <w:pPr>
-        <w:tabs>
-          <w:tab w:val="num" w:pos="6480"/>
-        </w:tabs>
-        <w:ind w:left="6480" w:hanging="360"/>
-      </w:pPr>
-      <w:rPr>
-        <w:rFonts w:ascii="Wingdings" w:hAnsi="Wingdings" w:hint="default"/>
-        <w:sz w:val="20"/>
-      </w:rPr>
-    </w:lvl>
-  </w:abstractNum>
-  <w:num w:numId="1" w16cid:durableId="379982975">
-    <w:abstractNumId w:val="11"/>
+  <w:num w:numId="1" w16cid:durableId="289089028">
+    <w:abstractNumId w:val="9"/>
   </w:num>
-  <w:num w:numId="2" w16cid:durableId="734744420">
-    <w:abstractNumId w:val="12"/>
+  <w:num w:numId="2" w16cid:durableId="611672634">
+    <w:abstractNumId w:val="5"/>
   </w:num>
-  <w:num w:numId="3" w16cid:durableId="899097666">
+  <w:num w:numId="3" w16cid:durableId="1308432928">
+    <w:abstractNumId w:val="1"/>
+  </w:num>
+  <w:num w:numId="4" w16cid:durableId="543908724">
     <w:abstractNumId w:val="0"/>
   </w:num>
-  <w:num w:numId="4" w16cid:durableId="289089028">
-    <w:abstractNumId w:val="10"/>
-  </w:num>
-  <w:num w:numId="5" w16cid:durableId="611672634">
+  <w:num w:numId="5" w16cid:durableId="100996295">
     <w:abstractNumId w:val="6"/>
   </w:num>
-  <w:num w:numId="6" w16cid:durableId="1308432928">
+  <w:num w:numId="6" w16cid:durableId="1485658135">
+    <w:abstractNumId w:val="4"/>
+  </w:num>
+  <w:num w:numId="7" w16cid:durableId="321081215">
+    <w:abstractNumId w:val="7"/>
+  </w:num>
+  <w:num w:numId="8" w16cid:durableId="807208567">
+    <w:abstractNumId w:val="3"/>
+  </w:num>
+  <w:num w:numId="9" w16cid:durableId="844976138">
     <w:abstractNumId w:val="2"/>
   </w:num>
-  <w:num w:numId="7" w16cid:durableId="543908724">
-    <w:abstractNumId w:val="1"/>
-  </w:num>
-  <w:num w:numId="8" w16cid:durableId="100996295">
-    <w:abstractNumId w:val="7"/>
-  </w:num>
-  <w:num w:numId="9" w16cid:durableId="1485658135">
-    <w:abstractNumId w:val="5"/>
-  </w:num>
-  <w:num w:numId="10" w16cid:durableId="321081215">
+  <w:num w:numId="10" w16cid:durableId="2022706437">
     <w:abstractNumId w:val="8"/>
-  </w:num>
-  <w:num w:numId="11" w16cid:durableId="807208567">
-    <w:abstractNumId w:val="4"/>
-  </w:num>
-  <w:num w:numId="12" w16cid:durableId="844976138">
-    <w:abstractNumId w:val="3"/>
-  </w:num>
-  <w:num w:numId="13" w16cid:durableId="2022706437">
-    <w:abstractNumId w:val="9"/>
   </w:num>
 </w:numbering>
 </file>
@@ -5828,7 +5223,7 @@
   <w:style w:type="paragraph" w:default="1" w:styleId="Normal">
     <w:name w:val="Normal"/>
     <w:qFormat/>
-    <w:rsid w:val="006521C1"/>
+    <w:rsid w:val="00EB5111"/>
   </w:style>
   <w:style w:type="paragraph" w:styleId="Heading1">
     <w:name w:val="heading 1"/>
@@ -5837,7 +5232,7 @@
     <w:link w:val="Heading1Char"/>
     <w:uiPriority w:val="9"/>
     <w:qFormat/>
-    <w:rsid w:val="00866B4D"/>
+    <w:rsid w:val="00EB5111"/>
     <w:pPr>
       <w:keepNext/>
       <w:keepLines/>
@@ -5859,7 +5254,7 @@
     <w:uiPriority w:val="9"/>
     <w:unhideWhenUsed/>
     <w:qFormat/>
-    <w:rsid w:val="00866B4D"/>
+    <w:rsid w:val="00EB5111"/>
     <w:pPr>
       <w:keepNext/>
       <w:keepLines/>
@@ -5881,7 +5276,7 @@
     <w:uiPriority w:val="9"/>
     <w:unhideWhenUsed/>
     <w:qFormat/>
-    <w:rsid w:val="00866B4D"/>
+    <w:rsid w:val="00EB5111"/>
     <w:pPr>
       <w:keepNext/>
       <w:keepLines/>
@@ -5904,7 +5299,7 @@
     <w:semiHidden/>
     <w:unhideWhenUsed/>
     <w:qFormat/>
-    <w:rsid w:val="00866B4D"/>
+    <w:rsid w:val="00EB5111"/>
     <w:pPr>
       <w:keepNext/>
       <w:keepLines/>
@@ -5927,7 +5322,7 @@
     <w:semiHidden/>
     <w:unhideWhenUsed/>
     <w:qFormat/>
-    <w:rsid w:val="00866B4D"/>
+    <w:rsid w:val="00EB5111"/>
     <w:pPr>
       <w:keepNext/>
       <w:keepLines/>
@@ -5948,7 +5343,7 @@
     <w:semiHidden/>
     <w:unhideWhenUsed/>
     <w:qFormat/>
-    <w:rsid w:val="00866B4D"/>
+    <w:rsid w:val="00EB5111"/>
     <w:pPr>
       <w:keepNext/>
       <w:keepLines/>
@@ -5971,7 +5366,7 @@
     <w:semiHidden/>
     <w:unhideWhenUsed/>
     <w:qFormat/>
-    <w:rsid w:val="00866B4D"/>
+    <w:rsid w:val="00EB5111"/>
     <w:pPr>
       <w:keepNext/>
       <w:keepLines/>
@@ -5992,7 +5387,7 @@
     <w:semiHidden/>
     <w:unhideWhenUsed/>
     <w:qFormat/>
-    <w:rsid w:val="00866B4D"/>
+    <w:rsid w:val="00EB5111"/>
     <w:pPr>
       <w:keepNext/>
       <w:keepLines/>
@@ -6015,7 +5410,7 @@
     <w:semiHidden/>
     <w:unhideWhenUsed/>
     <w:qFormat/>
-    <w:rsid w:val="00866B4D"/>
+    <w:rsid w:val="00EB5111"/>
     <w:pPr>
       <w:keepNext/>
       <w:keepLines/>
@@ -6059,7 +5454,7 @@
     <w:basedOn w:val="DefaultParagraphFont"/>
     <w:link w:val="Heading1"/>
     <w:uiPriority w:val="9"/>
-    <w:rsid w:val="00866B4D"/>
+    <w:rsid w:val="00EB5111"/>
     <w:rPr>
       <w:rFonts w:asciiTheme="majorHAnsi" w:eastAsiaTheme="majorEastAsia" w:hAnsiTheme="majorHAnsi" w:cstheme="majorBidi"/>
       <w:color w:val="2F5496" w:themeColor="accent1" w:themeShade="BF"/>
@@ -6072,7 +5467,7 @@
     <w:basedOn w:val="DefaultParagraphFont"/>
     <w:link w:val="Heading2"/>
     <w:uiPriority w:val="9"/>
-    <w:rsid w:val="00866B4D"/>
+    <w:rsid w:val="00EB5111"/>
     <w:rPr>
       <w:rFonts w:asciiTheme="majorHAnsi" w:eastAsiaTheme="majorEastAsia" w:hAnsiTheme="majorHAnsi" w:cstheme="majorBidi"/>
       <w:color w:val="2F5496" w:themeColor="accent1" w:themeShade="BF"/>
@@ -6085,7 +5480,7 @@
     <w:basedOn w:val="DefaultParagraphFont"/>
     <w:link w:val="Heading3"/>
     <w:uiPriority w:val="9"/>
-    <w:rsid w:val="00866B4D"/>
+    <w:rsid w:val="00EB5111"/>
     <w:rPr>
       <w:rFonts w:eastAsiaTheme="majorEastAsia" w:cstheme="majorBidi"/>
       <w:color w:val="2F5496" w:themeColor="accent1" w:themeShade="BF"/>
@@ -6099,7 +5494,7 @@
     <w:link w:val="Heading4"/>
     <w:uiPriority w:val="9"/>
     <w:semiHidden/>
-    <w:rsid w:val="00866B4D"/>
+    <w:rsid w:val="00EB5111"/>
     <w:rPr>
       <w:rFonts w:eastAsiaTheme="majorEastAsia" w:cstheme="majorBidi"/>
       <w:i/>
@@ -6113,7 +5508,7 @@
     <w:link w:val="Heading5"/>
     <w:uiPriority w:val="9"/>
     <w:semiHidden/>
-    <w:rsid w:val="00866B4D"/>
+    <w:rsid w:val="00EB5111"/>
     <w:rPr>
       <w:rFonts w:eastAsiaTheme="majorEastAsia" w:cstheme="majorBidi"/>
       <w:color w:val="2F5496" w:themeColor="accent1" w:themeShade="BF"/>
@@ -6125,7 +5520,7 @@
     <w:link w:val="Heading6"/>
     <w:uiPriority w:val="9"/>
     <w:semiHidden/>
-    <w:rsid w:val="00866B4D"/>
+    <w:rsid w:val="00EB5111"/>
     <w:rPr>
       <w:rFonts w:eastAsiaTheme="majorEastAsia" w:cstheme="majorBidi"/>
       <w:i/>
@@ -6139,7 +5534,7 @@
     <w:link w:val="Heading7"/>
     <w:uiPriority w:val="9"/>
     <w:semiHidden/>
-    <w:rsid w:val="00866B4D"/>
+    <w:rsid w:val="00EB5111"/>
     <w:rPr>
       <w:rFonts w:eastAsiaTheme="majorEastAsia" w:cstheme="majorBidi"/>
       <w:color w:val="595959" w:themeColor="text1" w:themeTint="A6"/>
@@ -6151,7 +5546,7 @@
     <w:link w:val="Heading8"/>
     <w:uiPriority w:val="9"/>
     <w:semiHidden/>
-    <w:rsid w:val="00866B4D"/>
+    <w:rsid w:val="00EB5111"/>
     <w:rPr>
       <w:rFonts w:eastAsiaTheme="majorEastAsia" w:cstheme="majorBidi"/>
       <w:i/>
@@ -6165,7 +5560,7 @@
     <w:link w:val="Heading9"/>
     <w:uiPriority w:val="9"/>
     <w:semiHidden/>
-    <w:rsid w:val="00866B4D"/>
+    <w:rsid w:val="00EB5111"/>
     <w:rPr>
       <w:rFonts w:eastAsiaTheme="majorEastAsia" w:cstheme="majorBidi"/>
       <w:color w:val="272727" w:themeColor="text1" w:themeTint="D8"/>
@@ -6178,7 +5573,7 @@
     <w:link w:val="TitleChar"/>
     <w:uiPriority w:val="10"/>
     <w:qFormat/>
-    <w:rsid w:val="00866B4D"/>
+    <w:rsid w:val="00EB5111"/>
     <w:pPr>
       <w:spacing w:after="80" w:line="240" w:lineRule="auto"/>
       <w:contextualSpacing/>
@@ -6196,7 +5591,7 @@
     <w:basedOn w:val="DefaultParagraphFont"/>
     <w:link w:val="Title"/>
     <w:uiPriority w:val="10"/>
-    <w:rsid w:val="00866B4D"/>
+    <w:rsid w:val="00EB5111"/>
     <w:rPr>
       <w:rFonts w:asciiTheme="majorHAnsi" w:eastAsiaTheme="majorEastAsia" w:hAnsiTheme="majorHAnsi" w:cstheme="majorBidi"/>
       <w:spacing w:val="-10"/>
@@ -6212,7 +5607,7 @@
     <w:link w:val="SubtitleChar"/>
     <w:uiPriority w:val="11"/>
     <w:qFormat/>
-    <w:rsid w:val="00866B4D"/>
+    <w:rsid w:val="00EB5111"/>
     <w:pPr>
       <w:numPr>
         <w:ilvl w:val="1"/>
@@ -6231,7 +5626,7 @@
     <w:basedOn w:val="DefaultParagraphFont"/>
     <w:link w:val="Subtitle"/>
     <w:uiPriority w:val="11"/>
-    <w:rsid w:val="00866B4D"/>
+    <w:rsid w:val="00EB5111"/>
     <w:rPr>
       <w:rFonts w:eastAsiaTheme="majorEastAsia" w:cstheme="majorBidi"/>
       <w:color w:val="595959" w:themeColor="text1" w:themeTint="A6"/>
@@ -6247,7 +5642,7 @@
     <w:link w:val="QuoteChar"/>
     <w:uiPriority w:val="29"/>
     <w:qFormat/>
-    <w:rsid w:val="00866B4D"/>
+    <w:rsid w:val="00EB5111"/>
     <w:pPr>
       <w:spacing w:before="160"/>
       <w:jc w:val="center"/>
@@ -6263,7 +5658,7 @@
     <w:basedOn w:val="DefaultParagraphFont"/>
     <w:link w:val="Quote"/>
     <w:uiPriority w:val="29"/>
-    <w:rsid w:val="00866B4D"/>
+    <w:rsid w:val="00EB5111"/>
     <w:rPr>
       <w:i/>
       <w:iCs/>
@@ -6275,7 +5670,7 @@
     <w:basedOn w:val="Normal"/>
     <w:uiPriority w:val="34"/>
     <w:qFormat/>
-    <w:rsid w:val="00866B4D"/>
+    <w:rsid w:val="00EB5111"/>
     <w:pPr>
       <w:ind w:left="720"/>
       <w:contextualSpacing/>
@@ -6286,7 +5681,7 @@
     <w:basedOn w:val="DefaultParagraphFont"/>
     <w:uiPriority w:val="21"/>
     <w:qFormat/>
-    <w:rsid w:val="00866B4D"/>
+    <w:rsid w:val="00EB5111"/>
     <w:rPr>
       <w:i/>
       <w:iCs/>
@@ -6300,7 +5695,7 @@
     <w:link w:val="IntenseQuoteChar"/>
     <w:uiPriority w:val="30"/>
     <w:qFormat/>
-    <w:rsid w:val="00866B4D"/>
+    <w:rsid w:val="00EB5111"/>
     <w:pPr>
       <w:pBdr>
         <w:top w:val="single" w:sz="4" w:space="10" w:color="2F5496" w:themeColor="accent1" w:themeShade="BF"/>
@@ -6321,7 +5716,7 @@
     <w:basedOn w:val="DefaultParagraphFont"/>
     <w:link w:val="IntenseQuote"/>
     <w:uiPriority w:val="30"/>
-    <w:rsid w:val="00866B4D"/>
+    <w:rsid w:val="00EB5111"/>
     <w:rPr>
       <w:i/>
       <w:iCs/>
@@ -6333,7 +5728,7 @@
     <w:basedOn w:val="DefaultParagraphFont"/>
     <w:uiPriority w:val="32"/>
     <w:qFormat/>
-    <w:rsid w:val="00866B4D"/>
+    <w:rsid w:val="00EB5111"/>
     <w:rPr>
       <w:b/>
       <w:bCs/>
@@ -6348,7 +5743,7 @@
     <w:uiPriority w:val="99"/>
     <w:semiHidden/>
     <w:unhideWhenUsed/>
-    <w:rsid w:val="00FA4107"/>
+    <w:rsid w:val="00EB5111"/>
     <w:rPr>
       <w:rFonts w:ascii="Times New Roman" w:hAnsi="Times New Roman" w:cs="Times New Roman"/>
     </w:rPr>
